--- a/notes.docx
+++ b/notes.docx
@@ -182,10 +182,1285 @@
         <w:t>0050 hex = 80 decimal</w:t>
       </w:r>
     </w:p>
-    <w:p/>
-    <w:p>
+    <w:p>
+      <w:pPr>
+        <w:pBdr>
+          <w:bottom w:val="single" w:sz="6" w:space="1" w:color="auto"/>
+        </w:pBdr>
+      </w:pPr>
+    </w:p>
+    <w:p>
+      <w:pPr>
+        <w:rPr>
+          <w:lang w:bidi="fa-IR"/>
+        </w:rPr>
+      </w:pPr>
+    </w:p>
+    <w:p>
+      <w:pPr>
+        <w:rPr>
+          <w:lang w:bidi="fa-IR"/>
+        </w:rPr>
+      </w:pPr>
+      <w:r>
+        <w:rPr>
+          <w:rFonts w:ascii="Segoe UI Symbol" w:hAnsi="Segoe UI Symbol" w:cs="Segoe UI Symbol"/>
+          <w:lang w:bidi="fa-IR"/>
+        </w:rPr>
+        <w:lastRenderedPageBreak/>
+        <w:t>✅</w:t>
+      </w:r>
+      <w:r>
+        <w:rPr>
+          <w:lang w:bidi="fa-IR"/>
+        </w:rPr>
+        <w:t xml:space="preserve"> </w:t>
+      </w:r>
+      <w:proofErr w:type="spellStart"/>
+      <w:r>
+        <w:rPr>
+          <w:lang w:bidi="fa-IR"/>
+        </w:rPr>
+        <w:t>Qt</w:t>
+      </w:r>
+      <w:proofErr w:type="spellEnd"/>
+      <w:r>
+        <w:rPr>
+          <w:lang w:bidi="fa-IR"/>
+        </w:rPr>
+        <w:t xml:space="preserve"> 5.14.2 / </w:t>
+      </w:r>
+      <w:proofErr w:type="spellStart"/>
+      <w:r>
+        <w:rPr>
+          <w:lang w:bidi="fa-IR"/>
+        </w:rPr>
+        <w:t>MinGW</w:t>
+      </w:r>
+      <w:proofErr w:type="spellEnd"/>
+      <w:r>
+        <w:rPr>
+          <w:lang w:bidi="fa-IR"/>
+        </w:rPr>
+        <w:t xml:space="preserve"> / Windows</w:t>
+      </w:r>
+    </w:p>
+    <w:p>
+      <w:pPr>
+        <w:rPr>
+          <w:lang w:bidi="fa-IR"/>
+        </w:rPr>
+      </w:pPr>
+      <w:r>
+        <w:rPr>
+          <w:rFonts w:ascii="Segoe UI Symbol" w:hAnsi="Segoe UI Symbol" w:cs="Segoe UI Symbol"/>
+          <w:lang w:bidi="fa-IR"/>
+        </w:rPr>
+        <w:t>✅</w:t>
+      </w:r>
+      <w:r>
+        <w:rPr>
+          <w:lang w:bidi="fa-IR"/>
+        </w:rPr>
+        <w:t xml:space="preserve"> PostgreSQL + </w:t>
+      </w:r>
+      <w:proofErr w:type="spellStart"/>
+      <w:r>
+        <w:rPr>
+          <w:lang w:bidi="fa-IR"/>
+        </w:rPr>
+        <w:t>TimescaleDB</w:t>
+      </w:r>
+      <w:proofErr w:type="spellEnd"/>
+    </w:p>
+    <w:p>
+      <w:pPr>
+        <w:rPr>
+          <w:lang w:bidi="fa-IR"/>
+        </w:rPr>
+      </w:pPr>
+      <w:r>
+        <w:rPr>
+          <w:rFonts w:ascii="Segoe UI Symbol" w:hAnsi="Segoe UI Symbol" w:cs="Segoe UI Symbol"/>
+          <w:lang w:bidi="fa-IR"/>
+        </w:rPr>
+        <w:t>✅</w:t>
+      </w:r>
+      <w:r>
+        <w:rPr>
+          <w:lang w:bidi="fa-IR"/>
+        </w:rPr>
+        <w:t xml:space="preserve"> </w:t>
+      </w:r>
+      <w:proofErr w:type="spellStart"/>
+      <w:r>
+        <w:rPr>
+          <w:lang w:bidi="fa-IR"/>
+        </w:rPr>
+        <w:t>Config</w:t>
+      </w:r>
+      <w:proofErr w:type="spellEnd"/>
+      <w:r>
+        <w:rPr>
+          <w:lang w:bidi="fa-IR"/>
+        </w:rPr>
+        <w:t xml:space="preserve"> from Database (</w:t>
+      </w:r>
+      <w:proofErr w:type="spellStart"/>
+      <w:r>
+        <w:rPr>
+          <w:lang w:bidi="fa-IR"/>
+        </w:rPr>
+        <w:t>system_settings</w:t>
+      </w:r>
+      <w:proofErr w:type="spellEnd"/>
+      <w:r>
+        <w:rPr>
+          <w:lang w:bidi="fa-IR"/>
+        </w:rPr>
+        <w:t xml:space="preserve">, tags, </w:t>
+      </w:r>
+      <w:proofErr w:type="spellStart"/>
+      <w:r>
+        <w:rPr>
+          <w:lang w:bidi="fa-IR"/>
+        </w:rPr>
+        <w:t>threshold_rules</w:t>
+      </w:r>
+      <w:proofErr w:type="spellEnd"/>
+      <w:r>
+        <w:rPr>
+          <w:lang w:bidi="fa-IR"/>
+        </w:rPr>
+        <w:t>, drivers)</w:t>
+      </w:r>
+    </w:p>
+    <w:p>
+      <w:pPr>
+        <w:rPr>
+          <w:lang w:bidi="fa-IR"/>
+        </w:rPr>
+      </w:pPr>
+      <w:r>
+        <w:rPr>
+          <w:rFonts w:ascii="Segoe UI Symbol" w:hAnsi="Segoe UI Symbol" w:cs="Segoe UI Symbol"/>
+          <w:lang w:bidi="fa-IR"/>
+        </w:rPr>
+        <w:t>✅</w:t>
+      </w:r>
+      <w:r>
+        <w:rPr>
+          <w:lang w:bidi="fa-IR"/>
+        </w:rPr>
+        <w:t xml:space="preserve"> </w:t>
+      </w:r>
+      <w:proofErr w:type="spellStart"/>
+      <w:r>
+        <w:rPr>
+          <w:lang w:bidi="fa-IR"/>
+        </w:rPr>
+        <w:t>TagBus</w:t>
+      </w:r>
+      <w:proofErr w:type="spellEnd"/>
+      <w:r>
+        <w:rPr>
+          <w:lang w:bidi="fa-IR"/>
+        </w:rPr>
+        <w:t xml:space="preserve"> </w:t>
+      </w:r>
+      <w:r>
+        <w:rPr>
+          <w:rFonts w:cs="Arial"/>
+          <w:rtl/>
+          <w:lang w:bidi="fa-IR"/>
+        </w:rPr>
+        <w:t>با</w:t>
+      </w:r>
+      <w:r>
+        <w:rPr>
+          <w:lang w:bidi="fa-IR"/>
+        </w:rPr>
+        <w:t xml:space="preserve"> topic</w:t>
+      </w:r>
+      <w:r>
+        <w:rPr>
+          <w:rFonts w:cs="Arial"/>
+          <w:rtl/>
+          <w:lang w:bidi="fa-IR"/>
+        </w:rPr>
+        <w:t>ها</w:t>
+      </w:r>
+      <w:r>
+        <w:rPr>
+          <w:rFonts w:cs="Arial" w:hint="cs"/>
+          <w:rtl/>
+          <w:lang w:bidi="fa-IR"/>
+        </w:rPr>
+        <w:t>ی</w:t>
+      </w:r>
+      <w:r>
+        <w:rPr>
+          <w:lang w:bidi="fa-IR"/>
+        </w:rPr>
+        <w:t xml:space="preserve"> raw/update</w:t>
+      </w:r>
+    </w:p>
+    <w:p>
+      <w:pPr>
+        <w:rPr>
+          <w:lang w:bidi="fa-IR"/>
+        </w:rPr>
+      </w:pPr>
+      <w:r>
+        <w:rPr>
+          <w:rFonts w:ascii="Segoe UI Symbol" w:hAnsi="Segoe UI Symbol" w:cs="Segoe UI Symbol"/>
+          <w:lang w:bidi="fa-IR"/>
+        </w:rPr>
+        <w:t>✅</w:t>
+      </w:r>
+      <w:r>
+        <w:rPr>
+          <w:lang w:bidi="fa-IR"/>
+        </w:rPr>
+        <w:t xml:space="preserve"> Software Filter Chain (7 </w:t>
+      </w:r>
+      <w:r>
+        <w:rPr>
+          <w:rFonts w:cs="Arial"/>
+          <w:rtl/>
+          <w:lang w:bidi="fa-IR"/>
+        </w:rPr>
+        <w:t>ف</w:t>
+      </w:r>
+      <w:r>
+        <w:rPr>
+          <w:rFonts w:cs="Arial" w:hint="cs"/>
+          <w:rtl/>
+          <w:lang w:bidi="fa-IR"/>
+        </w:rPr>
+        <w:t>ی</w:t>
+      </w:r>
+      <w:r>
+        <w:rPr>
+          <w:rFonts w:cs="Arial" w:hint="eastAsia"/>
+          <w:rtl/>
+          <w:lang w:bidi="fa-IR"/>
+        </w:rPr>
+        <w:t>لتر</w:t>
+      </w:r>
+      <w:r>
+        <w:rPr>
+          <w:rFonts w:cs="Arial"/>
+          <w:rtl/>
+          <w:lang w:bidi="fa-IR"/>
+        </w:rPr>
+        <w:t xml:space="preserve"> مختلف</w:t>
+      </w:r>
+      <w:r>
+        <w:rPr>
+          <w:lang w:bidi="fa-IR"/>
+        </w:rPr>
+        <w:t>)</w:t>
+      </w:r>
+    </w:p>
+    <w:p>
+      <w:pPr>
+        <w:rPr>
+          <w:lang w:bidi="fa-IR"/>
+        </w:rPr>
+      </w:pPr>
+      <w:r>
+        <w:rPr>
+          <w:rFonts w:ascii="Segoe UI Symbol" w:hAnsi="Segoe UI Symbol" w:cs="Segoe UI Symbol"/>
+          <w:lang w:bidi="fa-IR"/>
+        </w:rPr>
+        <w:t>✅</w:t>
+      </w:r>
+      <w:r>
+        <w:rPr>
+          <w:lang w:bidi="fa-IR"/>
+        </w:rPr>
+        <w:t xml:space="preserve"> Scaling </w:t>
+      </w:r>
+      <w:r>
+        <w:rPr>
+          <w:rFonts w:cs="Arial"/>
+          <w:rtl/>
+          <w:lang w:bidi="fa-IR"/>
+        </w:rPr>
+        <w:t>با</w:t>
+      </w:r>
+      <w:r>
+        <w:rPr>
+          <w:lang w:bidi="fa-IR"/>
+        </w:rPr>
+        <w:t xml:space="preserve"> Round </w:t>
+      </w:r>
+      <w:r>
+        <w:rPr>
+          <w:rFonts w:cs="Arial"/>
+          <w:rtl/>
+          <w:lang w:bidi="fa-IR"/>
+        </w:rPr>
+        <w:t>کردن</w:t>
+      </w:r>
+    </w:p>
+    <w:p>
+      <w:pPr>
+        <w:rPr>
+          <w:lang w:bidi="fa-IR"/>
+        </w:rPr>
+      </w:pPr>
+      <w:r>
+        <w:rPr>
+          <w:rFonts w:ascii="Segoe UI Symbol" w:hAnsi="Segoe UI Symbol" w:cs="Segoe UI Symbol"/>
+          <w:lang w:bidi="fa-IR"/>
+        </w:rPr>
+        <w:t>✅</w:t>
+      </w:r>
+      <w:r>
+        <w:rPr>
+          <w:lang w:bidi="fa-IR"/>
+        </w:rPr>
+        <w:t xml:space="preserve"> </w:t>
+      </w:r>
+      <w:proofErr w:type="spellStart"/>
+      <w:r>
+        <w:rPr>
+          <w:lang w:bidi="fa-IR"/>
+        </w:rPr>
+        <w:t>Deadband</w:t>
+      </w:r>
+      <w:proofErr w:type="spellEnd"/>
+      <w:r>
+        <w:rPr>
+          <w:lang w:bidi="fa-IR"/>
+        </w:rPr>
+        <w:t xml:space="preserve"> / Storage Exception Filter</w:t>
+      </w:r>
+    </w:p>
+    <w:p>
+      <w:pPr>
+        <w:rPr>
+          <w:lang w:bidi="fa-IR"/>
+        </w:rPr>
+      </w:pPr>
+      <w:r>
+        <w:rPr>
+          <w:rFonts w:ascii="Segoe UI Symbol" w:hAnsi="Segoe UI Symbol" w:cs="Segoe UI Symbol"/>
+          <w:lang w:bidi="fa-IR"/>
+        </w:rPr>
+        <w:t>✅</w:t>
+      </w:r>
+      <w:r>
+        <w:rPr>
+          <w:lang w:bidi="fa-IR"/>
+        </w:rPr>
+        <w:t xml:space="preserve"> Current State Writer (batch)</w:t>
+      </w:r>
+    </w:p>
+    <w:p>
+      <w:pPr>
+        <w:rPr>
+          <w:lang w:bidi="fa-IR"/>
+        </w:rPr>
+      </w:pPr>
+      <w:r>
+        <w:rPr>
+          <w:rFonts w:ascii="Segoe UI Symbol" w:hAnsi="Segoe UI Symbol" w:cs="Segoe UI Symbol"/>
+          <w:lang w:bidi="fa-IR"/>
+        </w:rPr>
+        <w:t>✅</w:t>
+      </w:r>
+      <w:r>
+        <w:rPr>
+          <w:lang w:bidi="fa-IR"/>
+        </w:rPr>
+        <w:t xml:space="preserve"> Batch Historian Writer</w:t>
+      </w:r>
+    </w:p>
+    <w:p>
+      <w:pPr>
+        <w:rPr>
+          <w:lang w:bidi="fa-IR"/>
+        </w:rPr>
+      </w:pPr>
+      <w:r>
+        <w:rPr>
+          <w:rFonts w:ascii="Segoe UI Symbol" w:hAnsi="Segoe UI Symbol" w:cs="Segoe UI Symbol"/>
+          <w:lang w:bidi="fa-IR"/>
+        </w:rPr>
+        <w:t>✅</w:t>
+      </w:r>
+      <w:r>
+        <w:rPr>
+          <w:lang w:bidi="fa-IR"/>
+        </w:rPr>
+        <w:t xml:space="preserve"> Rule Engine </w:t>
+      </w:r>
+      <w:r>
+        <w:rPr>
+          <w:rFonts w:cs="Arial"/>
+          <w:rtl/>
+          <w:lang w:bidi="fa-IR"/>
+        </w:rPr>
+        <w:t>با</w:t>
+      </w:r>
+      <w:r>
+        <w:rPr>
+          <w:lang w:bidi="fa-IR"/>
+        </w:rPr>
+        <w:t xml:space="preserve"> Hysteresis + Delay + Bad Quality</w:t>
+      </w:r>
+    </w:p>
+    <w:p>
+      <w:pPr>
+        <w:rPr>
+          <w:lang w:bidi="fa-IR"/>
+        </w:rPr>
+      </w:pPr>
+      <w:r>
+        <w:rPr>
+          <w:rFonts w:ascii="Segoe UI Symbol" w:hAnsi="Segoe UI Symbol" w:cs="Segoe UI Symbol"/>
+          <w:lang w:bidi="fa-IR"/>
+        </w:rPr>
+        <w:t>✅</w:t>
+      </w:r>
+      <w:r>
+        <w:rPr>
+          <w:lang w:bidi="fa-IR"/>
+        </w:rPr>
+        <w:t xml:space="preserve"> Threshold Rule + Bad Quality Rule</w:t>
+      </w:r>
+    </w:p>
+    <w:p>
+      <w:pPr>
+        <w:rPr>
+          <w:lang w:bidi="fa-IR"/>
+        </w:rPr>
+      </w:pPr>
+      <w:r>
+        <w:rPr>
+          <w:rFonts w:ascii="Segoe UI Symbol" w:hAnsi="Segoe UI Symbol" w:cs="Segoe UI Symbol"/>
+          <w:lang w:bidi="fa-IR"/>
+        </w:rPr>
+        <w:t>✅</w:t>
+      </w:r>
+      <w:r>
+        <w:rPr>
+          <w:lang w:bidi="fa-IR"/>
+        </w:rPr>
+        <w:t xml:space="preserve"> </w:t>
+      </w:r>
+      <w:proofErr w:type="spellStart"/>
+      <w:r>
+        <w:rPr>
+          <w:lang w:bidi="fa-IR"/>
+        </w:rPr>
+        <w:t>ITagDriver</w:t>
+      </w:r>
+      <w:proofErr w:type="spellEnd"/>
+      <w:r>
+        <w:rPr>
+          <w:lang w:bidi="fa-IR"/>
+        </w:rPr>
+        <w:t xml:space="preserve"> Interface</w:t>
+      </w:r>
+    </w:p>
+    <w:p>
+      <w:pPr>
+        <w:rPr>
+          <w:lang w:bidi="fa-IR"/>
+        </w:rPr>
+      </w:pPr>
+      <w:r>
+        <w:rPr>
+          <w:rFonts w:ascii="Segoe UI Symbol" w:hAnsi="Segoe UI Symbol" w:cs="Segoe UI Symbol"/>
+          <w:lang w:bidi="fa-IR"/>
+        </w:rPr>
+        <w:t>✅</w:t>
+      </w:r>
+      <w:r>
+        <w:rPr>
+          <w:lang w:bidi="fa-IR"/>
+        </w:rPr>
+        <w:t xml:space="preserve"> </w:t>
+      </w:r>
+      <w:proofErr w:type="spellStart"/>
+      <w:r>
+        <w:rPr>
+          <w:lang w:bidi="fa-IR"/>
+        </w:rPr>
+        <w:t>DriverManager</w:t>
+      </w:r>
+      <w:proofErr w:type="spellEnd"/>
+    </w:p>
+    <w:p>
+      <w:pPr>
+        <w:rPr>
+          <w:lang w:bidi="fa-IR"/>
+        </w:rPr>
+      </w:pPr>
+      <w:r>
+        <w:rPr>
+          <w:rFonts w:ascii="Segoe UI Symbol" w:hAnsi="Segoe UI Symbol" w:cs="Segoe UI Symbol"/>
+          <w:lang w:bidi="fa-IR"/>
+        </w:rPr>
+        <w:t>✅</w:t>
+      </w:r>
+      <w:r>
+        <w:rPr>
+          <w:lang w:bidi="fa-IR"/>
+        </w:rPr>
+        <w:t xml:space="preserve"> </w:t>
+      </w:r>
+      <w:proofErr w:type="spellStart"/>
+      <w:r>
+        <w:rPr>
+          <w:lang w:bidi="fa-IR"/>
+        </w:rPr>
+        <w:t>DriverFactory</w:t>
+      </w:r>
+      <w:proofErr w:type="spellEnd"/>
+    </w:p>
+    <w:p>
+      <w:pPr>
+        <w:rPr>
+          <w:lang w:bidi="fa-IR"/>
+        </w:rPr>
+      </w:pPr>
+      <w:r>
+        <w:rPr>
+          <w:rFonts w:ascii="Segoe UI Symbol" w:hAnsi="Segoe UI Symbol" w:cs="Segoe UI Symbol"/>
+          <w:lang w:bidi="fa-IR"/>
+        </w:rPr>
+        <w:t>✅</w:t>
+      </w:r>
+      <w:r>
+        <w:rPr>
+          <w:lang w:bidi="fa-IR"/>
+        </w:rPr>
+        <w:t xml:space="preserve"> </w:t>
+      </w:r>
+      <w:proofErr w:type="spellStart"/>
+      <w:r>
+        <w:rPr>
+          <w:lang w:bidi="fa-IR"/>
+        </w:rPr>
+        <w:t>SimulatorDriver</w:t>
+      </w:r>
+      <w:proofErr w:type="spellEnd"/>
+      <w:r>
+        <w:rPr>
+          <w:lang w:bidi="fa-IR"/>
+        </w:rPr>
+        <w:t xml:space="preserve"> (Adapter)</w:t>
+      </w:r>
+    </w:p>
+    <w:p>
+      <w:pPr>
+        <w:rPr>
+          <w:lang w:bidi="fa-IR"/>
+        </w:rPr>
+      </w:pPr>
+      <w:r>
+        <w:rPr>
+          <w:rFonts w:ascii="Segoe UI Symbol" w:hAnsi="Segoe UI Symbol" w:cs="Segoe UI Symbol"/>
+          <w:lang w:bidi="fa-IR"/>
+        </w:rPr>
+        <w:t>✅</w:t>
+      </w:r>
+      <w:r>
+        <w:rPr>
+          <w:lang w:bidi="fa-IR"/>
+        </w:rPr>
+        <w:t xml:space="preserve"> Modbus TCP Driver (</w:t>
+      </w:r>
+      <w:r>
+        <w:rPr>
+          <w:rFonts w:cs="Arial"/>
+          <w:rtl/>
+          <w:lang w:bidi="fa-IR"/>
+        </w:rPr>
+        <w:t>با</w:t>
+      </w:r>
+      <w:r>
+        <w:rPr>
+          <w:lang w:bidi="fa-IR"/>
+        </w:rPr>
+        <w:t xml:space="preserve"> polling</w:t>
+      </w:r>
+      <w:r>
+        <w:rPr>
+          <w:rFonts w:cs="Arial"/>
+          <w:rtl/>
+          <w:lang w:bidi="fa-IR"/>
+        </w:rPr>
+        <w:t xml:space="preserve">، </w:t>
+      </w:r>
+      <w:r>
+        <w:rPr>
+          <w:lang w:bidi="fa-IR"/>
+        </w:rPr>
+        <w:t>timeout</w:t>
+      </w:r>
+      <w:r>
+        <w:rPr>
+          <w:rFonts w:cs="Arial"/>
+          <w:rtl/>
+          <w:lang w:bidi="fa-IR"/>
+        </w:rPr>
+        <w:t xml:space="preserve">، </w:t>
+      </w:r>
+      <w:r>
+        <w:rPr>
+          <w:lang w:bidi="fa-IR"/>
+        </w:rPr>
+        <w:t>reconnect</w:t>
+      </w:r>
+      <w:r>
+        <w:rPr>
+          <w:rFonts w:cs="Arial"/>
+          <w:rtl/>
+          <w:lang w:bidi="fa-IR"/>
+        </w:rPr>
+        <w:t xml:space="preserve">، </w:t>
+      </w:r>
+      <w:r>
+        <w:rPr>
+          <w:lang w:bidi="fa-IR"/>
+        </w:rPr>
+        <w:t>debug)</w:t>
+      </w:r>
+    </w:p>
+    <w:p>
+      <w:pPr>
+        <w:rPr>
+          <w:lang w:bidi="fa-IR"/>
+        </w:rPr>
+      </w:pPr>
+    </w:p>
+    <w:p>
+      <w:pPr>
+        <w:rPr>
+          <w:lang w:bidi="fa-IR"/>
+        </w:rPr>
+      </w:pPr>
+      <w:r>
+        <w:rPr>
+          <w:lang w:bidi="fa-IR"/>
+        </w:rPr>
+        <w:lastRenderedPageBreak/>
+        <w:drawing>
+          <wp:inline distT="0" distB="0" distL="0" distR="0" wp14:anchorId="09836B16" wp14:editId="7418815C">
+            <wp:extent cx="5943600" cy="3997325"/>
+            <wp:effectExtent l="0" t="0" r="0" b="3175"/>
+            <wp:docPr id="1" name="Picture 1"/>
+            <wp:cNvGraphicFramePr>
+              <a:graphicFrameLocks xmlns:a="http://schemas.openxmlformats.org/drawingml/2006/main" noChangeAspect="1"/>
+            </wp:cNvGraphicFramePr>
+            <a:graphic xmlns:a="http://schemas.openxmlformats.org/drawingml/2006/main">
+              <a:graphicData uri="http://schemas.openxmlformats.org/drawingml/2006/picture">
+                <pic:pic xmlns:pic="http://schemas.openxmlformats.org/drawingml/2006/picture">
+                  <pic:nvPicPr>
+                    <pic:cNvPr id="1" name=""/>
+                    <pic:cNvPicPr/>
+                  </pic:nvPicPr>
+                  <pic:blipFill>
+                    <a:blip r:embed="rId4"/>
+                    <a:stretch>
+                      <a:fillRect/>
+                    </a:stretch>
+                  </pic:blipFill>
+                  <pic:spPr>
+                    <a:xfrm>
+                      <a:off x="0" y="0"/>
+                      <a:ext cx="5943600" cy="3997325"/>
+                    </a:xfrm>
+                    <a:prstGeom prst="rect">
+                      <a:avLst/>
+                    </a:prstGeom>
+                  </pic:spPr>
+                </pic:pic>
+              </a:graphicData>
+            </a:graphic>
+          </wp:inline>
+        </w:drawing>
+      </w:r>
+    </w:p>
+    <w:p>
+      <w:pPr>
+        <w:rPr>
+          <w:lang w:bidi="fa-IR"/>
+        </w:rPr>
+      </w:pPr>
+    </w:p>
+    <w:p>
+      <w:pPr>
+        <w:pBdr>
+          <w:top w:val="single" w:sz="2" w:space="0" w:color="E3E3E3"/>
+          <w:left w:val="single" w:sz="2" w:space="0" w:color="E3E3E3"/>
+          <w:bottom w:val="single" w:sz="2" w:space="0" w:color="E3E3E3"/>
+          <w:right w:val="single" w:sz="2" w:space="0" w:color="E3E3E3"/>
+        </w:pBdr>
+        <w:shd w:val="clear" w:color="auto" w:fill="FFFFFF"/>
+        <w:bidi/>
+        <w:spacing w:beforeAutospacing="1" w:after="0" w:afterAutospacing="1" w:line="240" w:lineRule="auto"/>
+        <w:outlineLvl w:val="1"/>
+        <w:rPr>
+          <w:rFonts w:ascii="Arial" w:eastAsia="Times New Roman" w:hAnsi="Arial" w:cs="Arial"/>
+          <w:color w:val="1D1D1F"/>
+          <w:spacing w:val="-5"/>
+          <w:sz w:val="28"/>
+          <w:szCs w:val="28"/>
+          <w:bdr w:val="single" w:sz="2" w:space="0" w:color="E3E3E3" w:frame="1"/>
+        </w:rPr>
+      </w:pPr>
+      <w:r>
+        <w:rPr>
+          <w:rFonts w:ascii="Arial" w:eastAsia="Times New Roman" w:hAnsi="Arial" w:cs="Arial"/>
+          <w:b/>
+          <w:bCs/>
+          <w:color w:val="1D1D1F"/>
+          <w:spacing w:val="-5"/>
+          <w:sz w:val="36"/>
+          <w:szCs w:val="36"/>
+          <w:bdr w:val="single" w:sz="2" w:space="0" w:color="E3E3E3" w:frame="1"/>
+          <w:rtl/>
+        </w:rPr>
+        <w:t xml:space="preserve">مسیر 1: تکمیل </w:t>
+      </w:r>
+      <w:r>
+        <w:rPr>
+          <w:rFonts w:ascii="Arial" w:eastAsia="Times New Roman" w:hAnsi="Arial" w:cs="Arial"/>
+          <w:b/>
+          <w:bCs/>
+          <w:color w:val="1D1D1F"/>
+          <w:spacing w:val="-5"/>
+          <w:sz w:val="36"/>
+          <w:szCs w:val="36"/>
+          <w:bdr w:val="single" w:sz="2" w:space="0" w:color="E3E3E3" w:frame="1"/>
+        </w:rPr>
+        <w:t>Rule Engine</w:t>
+      </w:r>
+    </w:p>
+    <w:p>
+      <w:pPr>
+        <w:pBdr>
+          <w:top w:val="single" w:sz="2" w:space="0" w:color="E3E3E3"/>
+          <w:left w:val="single" w:sz="2" w:space="0" w:color="E3E3E3"/>
+          <w:bottom w:val="single" w:sz="2" w:space="0" w:color="E3E3E3"/>
+          <w:right w:val="single" w:sz="2" w:space="0" w:color="E3E3E3"/>
+        </w:pBdr>
+        <w:shd w:val="clear" w:color="auto" w:fill="FFFFFF"/>
+        <w:bidi/>
+        <w:spacing w:beforeAutospacing="1" w:after="0" w:afterAutospacing="1" w:line="240" w:lineRule="auto"/>
+        <w:outlineLvl w:val="1"/>
+        <w:rPr>
+          <w:rFonts w:ascii="Arial" w:eastAsia="Times New Roman" w:hAnsi="Arial" w:cs="Arial"/>
+          <w:color w:val="1D1D1F"/>
+          <w:spacing w:val="-5"/>
+          <w:sz w:val="28"/>
+          <w:szCs w:val="28"/>
+        </w:rPr>
+      </w:pPr>
+      <w:proofErr w:type="spellStart"/>
+      <w:r>
+        <w:rPr>
+          <w:rFonts w:ascii="Arial" w:eastAsia="Times New Roman" w:hAnsi="Arial" w:cs="Arial"/>
+          <w:color w:val="1D1D1F"/>
+          <w:spacing w:val="-5"/>
+          <w:sz w:val="28"/>
+          <w:szCs w:val="28"/>
+        </w:rPr>
+        <w:t>HighHigh</w:t>
+      </w:r>
+      <w:proofErr w:type="spellEnd"/>
+      <w:r>
+        <w:rPr>
+          <w:rFonts w:ascii="Arial" w:eastAsia="Times New Roman" w:hAnsi="Arial" w:cs="Arial"/>
+          <w:color w:val="1D1D1F"/>
+          <w:spacing w:val="-5"/>
+          <w:sz w:val="28"/>
+          <w:szCs w:val="28"/>
+        </w:rPr>
+        <w:t xml:space="preserve"> / </w:t>
+      </w:r>
+      <w:proofErr w:type="spellStart"/>
+      <w:r>
+        <w:rPr>
+          <w:rFonts w:ascii="Arial" w:eastAsia="Times New Roman" w:hAnsi="Arial" w:cs="Arial"/>
+          <w:color w:val="1D1D1F"/>
+          <w:spacing w:val="-5"/>
+          <w:sz w:val="28"/>
+          <w:szCs w:val="28"/>
+        </w:rPr>
+        <w:t>LowLow</w:t>
+      </w:r>
+      <w:proofErr w:type="spellEnd"/>
+      <w:r>
+        <w:rPr>
+          <w:rFonts w:ascii="Arial" w:eastAsia="Times New Roman" w:hAnsi="Arial" w:cs="Arial"/>
+          <w:color w:val="1D1D1F"/>
+          <w:spacing w:val="-5"/>
+          <w:sz w:val="28"/>
+          <w:szCs w:val="28"/>
+          <w:rtl/>
+        </w:rPr>
+        <w:t xml:space="preserve"> با </w:t>
+      </w:r>
+      <w:r>
+        <w:rPr>
+          <w:rFonts w:ascii="Arial" w:eastAsia="Times New Roman" w:hAnsi="Arial" w:cs="Arial"/>
+          <w:color w:val="1D1D1F"/>
+          <w:spacing w:val="-5"/>
+          <w:sz w:val="28"/>
+          <w:szCs w:val="28"/>
+        </w:rPr>
+        <w:t>severity</w:t>
+      </w:r>
+    </w:p>
+    <w:p>
+      <w:pPr>
+        <w:pBdr>
+          <w:top w:val="single" w:sz="2" w:space="0" w:color="E3E3E3"/>
+          <w:left w:val="single" w:sz="2" w:space="0" w:color="E3E3E3"/>
+          <w:bottom w:val="single" w:sz="2" w:space="0" w:color="E3E3E3"/>
+          <w:right w:val="single" w:sz="2" w:space="0" w:color="E3E3E3"/>
+        </w:pBdr>
+        <w:shd w:val="clear" w:color="auto" w:fill="FFFFFF"/>
+        <w:bidi/>
+        <w:spacing w:beforeAutospacing="1" w:after="0" w:afterAutospacing="1" w:line="240" w:lineRule="auto"/>
+        <w:outlineLvl w:val="1"/>
+        <w:rPr>
+          <w:rFonts w:ascii="Arial" w:eastAsia="Times New Roman" w:hAnsi="Arial" w:cs="Arial"/>
+          <w:color w:val="1D1D1F"/>
+          <w:spacing w:val="-5"/>
+          <w:sz w:val="28"/>
+          <w:szCs w:val="28"/>
+        </w:rPr>
+      </w:pPr>
       <w:bookmarkStart w:id="0" w:name="_GoBack"/>
-      <w:bookmarkEnd w:id="0"/>
+      <w:r>
+        <w:rPr>
+          <w:rFonts w:ascii="Arial" w:eastAsia="Times New Roman" w:hAnsi="Arial" w:cs="Arial"/>
+          <w:color w:val="1D1D1F"/>
+          <w:spacing w:val="-5"/>
+          <w:sz w:val="28"/>
+          <w:szCs w:val="28"/>
+        </w:rPr>
+        <w:t>Alarm Events Table</w:t>
+      </w:r>
+    </w:p>
+    <w:bookmarkEnd w:id="0"/>
+    <w:p>
+      <w:pPr>
+        <w:pBdr>
+          <w:top w:val="single" w:sz="2" w:space="0" w:color="E3E3E3"/>
+          <w:left w:val="single" w:sz="2" w:space="0" w:color="E3E3E3"/>
+          <w:bottom w:val="single" w:sz="2" w:space="0" w:color="E3E3E3"/>
+          <w:right w:val="single" w:sz="2" w:space="0" w:color="E3E3E3"/>
+        </w:pBdr>
+        <w:shd w:val="clear" w:color="auto" w:fill="FFFFFF"/>
+        <w:bidi/>
+        <w:spacing w:beforeAutospacing="1" w:after="0" w:afterAutospacing="1" w:line="240" w:lineRule="auto"/>
+        <w:outlineLvl w:val="1"/>
+        <w:rPr>
+          <w:rFonts w:ascii="Arial" w:eastAsia="Times New Roman" w:hAnsi="Arial" w:cs="Arial"/>
+          <w:color w:val="1D1D1F"/>
+          <w:spacing w:val="-5"/>
+          <w:sz w:val="28"/>
+          <w:szCs w:val="28"/>
+        </w:rPr>
+      </w:pPr>
+      <w:r>
+        <w:rPr>
+          <w:rFonts w:ascii="Arial" w:eastAsia="Times New Roman" w:hAnsi="Arial" w:cs="Arial"/>
+          <w:color w:val="1D1D1F"/>
+          <w:spacing w:val="-5"/>
+          <w:sz w:val="28"/>
+          <w:szCs w:val="28"/>
+        </w:rPr>
+        <w:t>Alarm Acknowledgment</w:t>
+      </w:r>
+    </w:p>
+    <w:p>
+      <w:pPr>
+        <w:pBdr>
+          <w:top w:val="single" w:sz="2" w:space="0" w:color="E3E3E3"/>
+          <w:left w:val="single" w:sz="2" w:space="0" w:color="E3E3E3"/>
+          <w:bottom w:val="single" w:sz="2" w:space="0" w:color="E3E3E3"/>
+          <w:right w:val="single" w:sz="2" w:space="0" w:color="E3E3E3"/>
+        </w:pBdr>
+        <w:shd w:val="clear" w:color="auto" w:fill="FFFFFF"/>
+        <w:bidi/>
+        <w:spacing w:beforeAutospacing="1" w:after="0" w:afterAutospacing="1" w:line="240" w:lineRule="auto"/>
+        <w:outlineLvl w:val="1"/>
+        <w:rPr>
+          <w:rFonts w:ascii="Arial" w:eastAsia="Times New Roman" w:hAnsi="Arial" w:cs="Arial"/>
+          <w:color w:val="1D1D1F"/>
+          <w:spacing w:val="-5"/>
+          <w:sz w:val="28"/>
+          <w:szCs w:val="28"/>
+        </w:rPr>
+      </w:pPr>
+      <w:r>
+        <w:rPr>
+          <w:rFonts w:ascii="Arial" w:eastAsia="Times New Roman" w:hAnsi="Arial" w:cs="Arial"/>
+          <w:color w:val="1D1D1F"/>
+          <w:spacing w:val="-5"/>
+          <w:sz w:val="28"/>
+          <w:szCs w:val="28"/>
+        </w:rPr>
+        <w:t>Alarm State Machine</w:t>
+      </w:r>
+      <w:r>
+        <w:rPr>
+          <w:rFonts w:ascii="Arial" w:eastAsia="Times New Roman" w:hAnsi="Arial" w:cs="Arial"/>
+          <w:color w:val="1D1D1F"/>
+          <w:spacing w:val="-5"/>
+          <w:sz w:val="28"/>
+          <w:szCs w:val="28"/>
+          <w:rtl/>
+        </w:rPr>
+        <w:t xml:space="preserve"> بهبود</w:t>
+      </w:r>
+      <w:r>
+        <w:rPr>
+          <w:rFonts w:ascii="Arial" w:eastAsia="Times New Roman" w:hAnsi="Arial" w:cs="Arial" w:hint="cs"/>
+          <w:color w:val="1D1D1F"/>
+          <w:spacing w:val="-5"/>
+          <w:sz w:val="28"/>
+          <w:szCs w:val="28"/>
+          <w:rtl/>
+        </w:rPr>
+        <w:t>ی</w:t>
+      </w:r>
+      <w:r>
+        <w:rPr>
+          <w:rFonts w:ascii="Arial" w:eastAsia="Times New Roman" w:hAnsi="Arial" w:cs="Arial" w:hint="eastAsia"/>
+          <w:color w:val="1D1D1F"/>
+          <w:spacing w:val="-5"/>
+          <w:sz w:val="28"/>
+          <w:szCs w:val="28"/>
+          <w:rtl/>
+        </w:rPr>
+        <w:t>افته</w:t>
+      </w:r>
+    </w:p>
+    <w:p>
+      <w:pPr>
+        <w:pBdr>
+          <w:top w:val="single" w:sz="2" w:space="0" w:color="E3E3E3"/>
+          <w:left w:val="single" w:sz="2" w:space="0" w:color="E3E3E3"/>
+          <w:bottom w:val="single" w:sz="2" w:space="0" w:color="E3E3E3"/>
+          <w:right w:val="single" w:sz="2" w:space="0" w:color="E3E3E3"/>
+        </w:pBdr>
+        <w:shd w:val="clear" w:color="auto" w:fill="FFFFFF"/>
+        <w:bidi/>
+        <w:spacing w:beforeAutospacing="1" w:after="0" w:afterAutospacing="1" w:line="240" w:lineRule="auto"/>
+        <w:outlineLvl w:val="1"/>
+        <w:rPr>
+          <w:rFonts w:ascii="Arial" w:eastAsia="Times New Roman" w:hAnsi="Arial" w:cs="Arial"/>
+          <w:color w:val="1D1D1F"/>
+          <w:spacing w:val="-5"/>
+          <w:sz w:val="28"/>
+          <w:szCs w:val="28"/>
+        </w:rPr>
+      </w:pPr>
+      <w:proofErr w:type="spellStart"/>
+      <w:r>
+        <w:rPr>
+          <w:rFonts w:ascii="Arial" w:eastAsia="Times New Roman" w:hAnsi="Arial" w:cs="Arial"/>
+          <w:color w:val="1D1D1F"/>
+          <w:spacing w:val="-5"/>
+          <w:sz w:val="28"/>
+          <w:szCs w:val="28"/>
+        </w:rPr>
+        <w:t>Config</w:t>
+      </w:r>
+      <w:proofErr w:type="spellEnd"/>
+      <w:r>
+        <w:rPr>
+          <w:rFonts w:ascii="Arial" w:eastAsia="Times New Roman" w:hAnsi="Arial" w:cs="Arial"/>
+          <w:color w:val="1D1D1F"/>
+          <w:spacing w:val="-5"/>
+          <w:sz w:val="28"/>
+          <w:szCs w:val="28"/>
+          <w:rtl/>
+        </w:rPr>
+        <w:t xml:space="preserve"> در </w:t>
+      </w:r>
+      <w:r>
+        <w:rPr>
+          <w:rFonts w:ascii="Arial" w:eastAsia="Times New Roman" w:hAnsi="Arial" w:cs="Arial"/>
+          <w:color w:val="1D1D1F"/>
+          <w:spacing w:val="-5"/>
+          <w:sz w:val="28"/>
+          <w:szCs w:val="28"/>
+        </w:rPr>
+        <w:t>DB</w:t>
+      </w:r>
+    </w:p>
+    <w:p>
+      <w:pPr>
+        <w:pStyle w:val="Heading2"/>
+        <w:pBdr>
+          <w:top w:val="single" w:sz="2" w:space="0" w:color="E3E3E3"/>
+          <w:left w:val="single" w:sz="2" w:space="0" w:color="E3E3E3"/>
+          <w:bottom w:val="single" w:sz="2" w:space="0" w:color="E3E3E3"/>
+          <w:right w:val="single" w:sz="2" w:space="0" w:color="E3E3E3"/>
+        </w:pBdr>
+        <w:shd w:val="clear" w:color="auto" w:fill="FFFFFF"/>
+        <w:bidi/>
+        <w:spacing w:before="0" w:after="0"/>
+        <w:rPr>
+          <w:rFonts w:ascii="Arial" w:hAnsi="Arial" w:cs="Arial"/>
+          <w:color w:val="1D1D1F"/>
+          <w:spacing w:val="-5"/>
+        </w:rPr>
+      </w:pPr>
+      <w:r>
+        <w:rPr>
+          <w:rStyle w:val="qwen-markdown-text"/>
+          <w:rFonts w:ascii="Arial" w:hAnsi="Arial" w:cs="Arial"/>
+          <w:color w:val="1D1D1F"/>
+          <w:spacing w:val="-5"/>
+          <w:bdr w:val="single" w:sz="2" w:space="0" w:color="E3E3E3" w:frame="1"/>
+          <w:rtl/>
+        </w:rPr>
+        <w:t xml:space="preserve">مسیر 2: </w:t>
+      </w:r>
+      <w:r>
+        <w:rPr>
+          <w:rStyle w:val="qwen-markdown-text"/>
+          <w:rFonts w:ascii="Arial" w:hAnsi="Arial" w:cs="Arial"/>
+          <w:color w:val="1D1D1F"/>
+          <w:spacing w:val="-5"/>
+          <w:bdr w:val="single" w:sz="2" w:space="0" w:color="E3E3E3" w:frame="1"/>
+        </w:rPr>
+        <w:t>Modbus Write</w:t>
+      </w:r>
+    </w:p>
+    <w:p>
+      <w:pPr>
+        <w:pStyle w:val="Heading2"/>
+        <w:pBdr>
+          <w:top w:val="single" w:sz="2" w:space="0" w:color="E3E3E3"/>
+          <w:left w:val="single" w:sz="2" w:space="0" w:color="E3E3E3"/>
+          <w:bottom w:val="single" w:sz="2" w:space="0" w:color="E3E3E3"/>
+          <w:right w:val="single" w:sz="2" w:space="0" w:color="E3E3E3"/>
+        </w:pBdr>
+        <w:shd w:val="clear" w:color="auto" w:fill="FFFFFF"/>
+        <w:bidi/>
+        <w:spacing w:before="0" w:after="0"/>
+        <w:rPr>
+          <w:rFonts w:ascii="Arial" w:hAnsi="Arial" w:cs="Arial"/>
+          <w:color w:val="1D1D1F"/>
+          <w:spacing w:val="-5"/>
+        </w:rPr>
+      </w:pPr>
+      <w:r>
+        <w:rPr>
+          <w:rStyle w:val="qwen-markdown-text"/>
+          <w:rFonts w:ascii="Arial" w:hAnsi="Arial" w:cs="Arial"/>
+          <w:color w:val="1D1D1F"/>
+          <w:spacing w:val="-5"/>
+          <w:bdr w:val="single" w:sz="2" w:space="0" w:color="E3E3E3" w:frame="1"/>
+          <w:rtl/>
+        </w:rPr>
+        <w:t xml:space="preserve">مسیر 3: </w:t>
+      </w:r>
+      <w:r>
+        <w:rPr>
+          <w:rStyle w:val="qwen-markdown-text"/>
+          <w:rFonts w:ascii="Arial" w:hAnsi="Arial" w:cs="Arial"/>
+          <w:color w:val="1D1D1F"/>
+          <w:spacing w:val="-5"/>
+          <w:bdr w:val="single" w:sz="2" w:space="0" w:color="E3E3E3" w:frame="1"/>
+        </w:rPr>
+        <w:t>Modbus RTU Driver</w:t>
+      </w:r>
+    </w:p>
+    <w:p>
+      <w:pPr>
+        <w:pStyle w:val="Heading2"/>
+        <w:pBdr>
+          <w:top w:val="single" w:sz="2" w:space="0" w:color="E3E3E3"/>
+          <w:left w:val="single" w:sz="2" w:space="0" w:color="E3E3E3"/>
+          <w:bottom w:val="single" w:sz="2" w:space="0" w:color="E3E3E3"/>
+          <w:right w:val="single" w:sz="2" w:space="0" w:color="E3E3E3"/>
+        </w:pBdr>
+        <w:shd w:val="clear" w:color="auto" w:fill="FFFFFF"/>
+        <w:bidi/>
+        <w:spacing w:before="0" w:after="0"/>
+        <w:rPr>
+          <w:rFonts w:ascii="Arial" w:hAnsi="Arial" w:cs="Arial"/>
+          <w:color w:val="1D1D1F"/>
+          <w:spacing w:val="-5"/>
+        </w:rPr>
+      </w:pPr>
+      <w:r>
+        <w:rPr>
+          <w:rStyle w:val="qwen-markdown-text"/>
+          <w:rFonts w:ascii="Arial" w:hAnsi="Arial" w:cs="Arial"/>
+          <w:color w:val="1D1D1F"/>
+          <w:spacing w:val="-5"/>
+          <w:bdr w:val="single" w:sz="2" w:space="0" w:color="E3E3E3" w:frame="1"/>
+          <w:rtl/>
+        </w:rPr>
+        <w:t xml:space="preserve">مسیر 4: </w:t>
+      </w:r>
+      <w:r>
+        <w:rPr>
+          <w:rStyle w:val="qwen-markdown-text"/>
+          <w:rFonts w:ascii="Arial" w:hAnsi="Arial" w:cs="Arial"/>
+          <w:color w:val="1D1D1F"/>
+          <w:spacing w:val="-5"/>
+          <w:bdr w:val="single" w:sz="2" w:space="0" w:color="E3E3E3" w:frame="1"/>
+        </w:rPr>
+        <w:t xml:space="preserve">Notification / </w:t>
+      </w:r>
+      <w:proofErr w:type="spellStart"/>
+      <w:r>
+        <w:rPr>
+          <w:rStyle w:val="qwen-markdown-text"/>
+          <w:rFonts w:ascii="Arial" w:hAnsi="Arial" w:cs="Arial"/>
+          <w:color w:val="1D1D1F"/>
+          <w:spacing w:val="-5"/>
+          <w:bdr w:val="single" w:sz="2" w:space="0" w:color="E3E3E3" w:frame="1"/>
+        </w:rPr>
+        <w:t>Webhook</w:t>
+      </w:r>
+      <w:proofErr w:type="spellEnd"/>
+    </w:p>
+    <w:p>
+      <w:pPr>
+        <w:pStyle w:val="Heading2"/>
+        <w:pBdr>
+          <w:top w:val="single" w:sz="2" w:space="0" w:color="E3E3E3"/>
+          <w:left w:val="single" w:sz="2" w:space="0" w:color="E3E3E3"/>
+          <w:bottom w:val="single" w:sz="2" w:space="0" w:color="E3E3E3"/>
+          <w:right w:val="single" w:sz="2" w:space="0" w:color="E3E3E3"/>
+        </w:pBdr>
+        <w:shd w:val="clear" w:color="auto" w:fill="FFFFFF"/>
+        <w:bidi/>
+        <w:spacing w:before="0" w:after="0"/>
+        <w:rPr>
+          <w:rFonts w:ascii="Arial" w:hAnsi="Arial" w:cs="Arial"/>
+          <w:color w:val="1D1D1F"/>
+          <w:spacing w:val="-5"/>
+        </w:rPr>
+      </w:pPr>
+      <w:r>
+        <w:rPr>
+          <w:rStyle w:val="qwen-markdown-text"/>
+          <w:rFonts w:ascii="Arial" w:hAnsi="Arial" w:cs="Arial"/>
+          <w:color w:val="1D1D1F"/>
+          <w:spacing w:val="-5"/>
+          <w:bdr w:val="single" w:sz="2" w:space="0" w:color="E3E3E3" w:frame="1"/>
+          <w:rtl/>
+        </w:rPr>
+        <w:lastRenderedPageBreak/>
+        <w:t xml:space="preserve">مسیر 5: </w:t>
+      </w:r>
+      <w:r>
+        <w:rPr>
+          <w:rStyle w:val="qwen-markdown-text"/>
+          <w:rFonts w:ascii="Arial" w:hAnsi="Arial" w:cs="Arial"/>
+          <w:color w:val="1D1D1F"/>
+          <w:spacing w:val="-5"/>
+          <w:bdr w:val="single" w:sz="2" w:space="0" w:color="E3E3E3" w:frame="1"/>
+        </w:rPr>
+        <w:t>MQTT Driver</w:t>
+      </w:r>
+    </w:p>
+    <w:p>
+      <w:pPr>
+        <w:pStyle w:val="Heading2"/>
+        <w:pBdr>
+          <w:top w:val="single" w:sz="2" w:space="0" w:color="E3E3E3"/>
+          <w:left w:val="single" w:sz="2" w:space="0" w:color="E3E3E3"/>
+          <w:bottom w:val="single" w:sz="2" w:space="0" w:color="E3E3E3"/>
+          <w:right w:val="single" w:sz="2" w:space="0" w:color="E3E3E3"/>
+        </w:pBdr>
+        <w:shd w:val="clear" w:color="auto" w:fill="FFFFFF"/>
+        <w:bidi/>
+        <w:spacing w:before="0" w:after="0"/>
+        <w:rPr>
+          <w:rFonts w:ascii="Arial" w:hAnsi="Arial" w:cs="Arial"/>
+          <w:color w:val="1D1D1F"/>
+          <w:spacing w:val="-5"/>
+        </w:rPr>
+      </w:pPr>
+      <w:r>
+        <w:rPr>
+          <w:rStyle w:val="qwen-markdown-text"/>
+          <w:rFonts w:ascii="Arial" w:hAnsi="Arial" w:cs="Arial"/>
+          <w:color w:val="1D1D1F"/>
+          <w:spacing w:val="-5"/>
+          <w:bdr w:val="single" w:sz="2" w:space="0" w:color="E3E3E3" w:frame="1"/>
+          <w:rtl/>
+        </w:rPr>
+        <w:t xml:space="preserve">مسیر 6: </w:t>
+      </w:r>
+      <w:r>
+        <w:rPr>
+          <w:rStyle w:val="qwen-markdown-text"/>
+          <w:rFonts w:ascii="Arial" w:hAnsi="Arial" w:cs="Arial"/>
+          <w:color w:val="1D1D1F"/>
+          <w:spacing w:val="-5"/>
+          <w:bdr w:val="single" w:sz="2" w:space="0" w:color="E3E3E3" w:frame="1"/>
+        </w:rPr>
+        <w:t>OPC UA Driver</w:t>
+      </w:r>
+    </w:p>
+    <w:p>
+      <w:pPr>
+        <w:pStyle w:val="Heading2"/>
+        <w:pBdr>
+          <w:top w:val="single" w:sz="2" w:space="0" w:color="E3E3E3"/>
+          <w:left w:val="single" w:sz="2" w:space="0" w:color="E3E3E3"/>
+          <w:bottom w:val="single" w:sz="2" w:space="0" w:color="E3E3E3"/>
+          <w:right w:val="single" w:sz="2" w:space="0" w:color="E3E3E3"/>
+        </w:pBdr>
+        <w:shd w:val="clear" w:color="auto" w:fill="FFFFFF"/>
+        <w:bidi/>
+        <w:spacing w:before="0" w:after="0"/>
+        <w:rPr>
+          <w:rFonts w:ascii="Arial" w:hAnsi="Arial" w:cs="Arial"/>
+          <w:color w:val="1D1D1F"/>
+          <w:spacing w:val="-5"/>
+        </w:rPr>
+      </w:pPr>
+      <w:r>
+        <w:rPr>
+          <w:rStyle w:val="qwen-markdown-text"/>
+          <w:rFonts w:ascii="Arial" w:hAnsi="Arial" w:cs="Arial"/>
+          <w:color w:val="1D1D1F"/>
+          <w:spacing w:val="-5"/>
+          <w:bdr w:val="single" w:sz="2" w:space="0" w:color="E3E3E3" w:frame="1"/>
+          <w:rtl/>
+        </w:rPr>
+        <w:t xml:space="preserve">مسیر 7: </w:t>
+      </w:r>
+      <w:r>
+        <w:rPr>
+          <w:rStyle w:val="qwen-markdown-text"/>
+          <w:rFonts w:ascii="Arial" w:hAnsi="Arial" w:cs="Arial"/>
+          <w:color w:val="1D1D1F"/>
+          <w:spacing w:val="-5"/>
+          <w:bdr w:val="single" w:sz="2" w:space="0" w:color="E3E3E3" w:frame="1"/>
+        </w:rPr>
+        <w:t>Computed Tags</w:t>
+      </w:r>
+    </w:p>
+    <w:p>
+      <w:pPr>
+        <w:rPr>
+          <w:lang w:bidi="fa-IR"/>
+        </w:rPr>
+      </w:pPr>
     </w:p>
     <w:sectPr>
       <w:pgSz w:w="12240" w:h="15840"/>
@@ -591,6 +1866,25 @@
     <w:name w:val="Normal"/>
     <w:qFormat/>
   </w:style>
+  <w:style w:type="paragraph" w:styleId="Heading2">
+    <w:name w:val="heading 2"/>
+    <w:basedOn w:val="Normal"/>
+    <w:link w:val="Heading2Char"/>
+    <w:uiPriority w:val="9"/>
+    <w:qFormat/>
+    <w:rsid w:val="00266B96"/>
+    <w:pPr>
+      <w:spacing w:before="100" w:beforeAutospacing="1" w:after="100" w:afterAutospacing="1" w:line="240" w:lineRule="auto"/>
+      <w:outlineLvl w:val="1"/>
+    </w:pPr>
+    <w:rPr>
+      <w:rFonts w:ascii="Times New Roman" w:eastAsia="Times New Roman" w:hAnsi="Times New Roman" w:cs="Times New Roman"/>
+      <w:b/>
+      <w:bCs/>
+      <w:sz w:val="36"/>
+      <w:szCs w:val="36"/>
+    </w:rPr>
+  </w:style>
   <w:style w:type="character" w:default="1" w:styleId="DefaultParagraphFont">
     <w:name w:val="Default Paragraph Font"/>
     <w:uiPriority w:val="1"/>
@@ -617,6 +1911,25 @@
     <w:uiPriority w:val="99"/>
     <w:semiHidden/>
     <w:unhideWhenUsed/>
+  </w:style>
+  <w:style w:type="character" w:customStyle="1" w:styleId="Heading2Char">
+    <w:name w:val="Heading 2 Char"/>
+    <w:basedOn w:val="DefaultParagraphFont"/>
+    <w:link w:val="Heading2"/>
+    <w:uiPriority w:val="9"/>
+    <w:rsid w:val="00266B96"/>
+    <w:rPr>
+      <w:rFonts w:ascii="Times New Roman" w:eastAsia="Times New Roman" w:hAnsi="Times New Roman" w:cs="Times New Roman"/>
+      <w:b/>
+      <w:bCs/>
+      <w:sz w:val="36"/>
+      <w:szCs w:val="36"/>
+    </w:rPr>
+  </w:style>
+  <w:style w:type="character" w:customStyle="1" w:styleId="qwen-markdown-text">
+    <w:name w:val="qwen-markdown-text"/>
+    <w:basedOn w:val="DefaultParagraphFont"/>
+    <w:rsid w:val="00266B96"/>
   </w:style>
 </w:styles>
 </file>

--- a/notes.docx
+++ b/notes.docx
@@ -848,7 +848,7 @@
       </w:pPr>
       <w:r>
         <w:rPr>
-          <w:lang w:bidi="fa-IR"/>
+          <w:noProof/>
         </w:rPr>
         <w:lastRenderedPageBreak/>
         <w:drawing>
@@ -1040,7 +1040,6 @@
           <w:szCs w:val="28"/>
         </w:rPr>
       </w:pPr>
-      <w:bookmarkStart w:id="0" w:name="_GoBack"/>
       <w:r>
         <w:rPr>
           <w:rFonts w:ascii="Arial" w:eastAsia="Times New Roman" w:hAnsi="Arial" w:cs="Arial"/>
@@ -1052,7 +1051,6 @@
         <w:t>Alarm Events Table</w:t>
       </w:r>
     </w:p>
-    <w:bookmarkEnd w:id="0"/>
     <w:p>
       <w:pPr>
         <w:pBdr>
@@ -1461,6 +1459,48 @@
           <w:lang w:bidi="fa-IR"/>
         </w:rPr>
       </w:pPr>
+      <w:r>
+        <w:rPr>
+          <w:lang w:bidi="fa-IR"/>
+        </w:rPr>
+        <w:drawing>
+          <wp:inline distT="0" distB="0" distL="0" distR="0" wp14:anchorId="19BD88C8" wp14:editId="4E554BB1">
+            <wp:extent cx="5943600" cy="4515485"/>
+            <wp:effectExtent l="0" t="0" r="0" b="0"/>
+            <wp:docPr id="2" name="Picture 2"/>
+            <wp:cNvGraphicFramePr>
+              <a:graphicFrameLocks xmlns:a="http://schemas.openxmlformats.org/drawingml/2006/main" noChangeAspect="1"/>
+            </wp:cNvGraphicFramePr>
+            <a:graphic xmlns:a="http://schemas.openxmlformats.org/drawingml/2006/main">
+              <a:graphicData uri="http://schemas.openxmlformats.org/drawingml/2006/picture">
+                <pic:pic xmlns:pic="http://schemas.openxmlformats.org/drawingml/2006/picture">
+                  <pic:nvPicPr>
+                    <pic:cNvPr id="1" name=""/>
+                    <pic:cNvPicPr/>
+                  </pic:nvPicPr>
+                  <pic:blipFill>
+                    <a:blip r:embed="rId5"/>
+                    <a:stretch>
+                      <a:fillRect/>
+                    </a:stretch>
+                  </pic:blipFill>
+                  <pic:spPr>
+                    <a:xfrm>
+                      <a:off x="0" y="0"/>
+                      <a:ext cx="5943600" cy="4515485"/>
+                    </a:xfrm>
+                    <a:prstGeom prst="rect">
+                      <a:avLst/>
+                    </a:prstGeom>
+                  </pic:spPr>
+                </pic:pic>
+              </a:graphicData>
+            </a:graphic>
+          </wp:inline>
+        </w:drawing>
+      </w:r>
+      <w:bookmarkStart w:id="0" w:name="_GoBack"/>
+      <w:bookmarkEnd w:id="0"/>
     </w:p>
     <w:sectPr>
       <w:pgSz w:w="12240" w:h="15840"/>

--- a/notes.docx
+++ b/notes.docx
@@ -1456,6 +1456,23 @@
     <w:p>
       <w:pPr>
         <w:rPr>
+          <w:rtl/>
+          <w:lang w:bidi="fa-IR"/>
+        </w:rPr>
+      </w:pPr>
+    </w:p>
+    <w:p>
+      <w:pPr>
+        <w:rPr>
+          <w:rtl/>
+          <w:lang w:bidi="fa-IR"/>
+        </w:rPr>
+      </w:pPr>
+    </w:p>
+    <w:p>
+      <w:pPr>
+        <w:rPr>
+          <w:rtl/>
           <w:lang w:bidi="fa-IR"/>
         </w:rPr>
       </w:pPr>
@@ -1464,10 +1481,10 @@
           <w:lang w:bidi="fa-IR"/>
         </w:rPr>
         <w:drawing>
-          <wp:inline distT="0" distB="0" distL="0" distR="0" wp14:anchorId="19BD88C8" wp14:editId="4E554BB1">
-            <wp:extent cx="5943600" cy="4515485"/>
+          <wp:inline distT="0" distB="0" distL="0" distR="0" wp14:anchorId="348F5880" wp14:editId="0514F523">
+            <wp:extent cx="5943600" cy="2198370"/>
             <wp:effectExtent l="0" t="0" r="0" b="0"/>
-            <wp:docPr id="2" name="Picture 2"/>
+            <wp:docPr id="3" name="Picture 3"/>
             <wp:cNvGraphicFramePr>
               <a:graphicFrameLocks xmlns:a="http://schemas.openxmlformats.org/drawingml/2006/main" noChangeAspect="1"/>
             </wp:cNvGraphicFramePr>
@@ -1487,6 +1504,372 @@
                   <pic:spPr>
                     <a:xfrm>
                       <a:off x="0" y="0"/>
+                      <a:ext cx="5943600" cy="2198370"/>
+                    </a:xfrm>
+                    <a:prstGeom prst="rect">
+                      <a:avLst/>
+                    </a:prstGeom>
+                  </pic:spPr>
+                </pic:pic>
+              </a:graphicData>
+            </a:graphic>
+          </wp:inline>
+        </w:drawing>
+      </w:r>
+    </w:p>
+    <w:p>
+      <w:pPr>
+        <w:rPr>
+          <w:rtl/>
+          <w:lang w:bidi="fa-IR"/>
+        </w:rPr>
+      </w:pPr>
+    </w:p>
+    <w:p>
+      <w:pPr>
+        <w:rPr>
+          <w:rtl/>
+          <w:lang w:bidi="fa-IR"/>
+        </w:rPr>
+      </w:pPr>
+      <w:r>
+        <w:rPr>
+          <w:lang w:bidi="fa-IR"/>
+        </w:rPr>
+        <w:drawing>
+          <wp:inline distT="0" distB="0" distL="0" distR="0" wp14:anchorId="62149158" wp14:editId="58A6A288">
+            <wp:extent cx="5943600" cy="2024380"/>
+            <wp:effectExtent l="0" t="0" r="0" b="0"/>
+            <wp:docPr id="4" name="Picture 4"/>
+            <wp:cNvGraphicFramePr>
+              <a:graphicFrameLocks xmlns:a="http://schemas.openxmlformats.org/drawingml/2006/main" noChangeAspect="1"/>
+            </wp:cNvGraphicFramePr>
+            <a:graphic xmlns:a="http://schemas.openxmlformats.org/drawingml/2006/main">
+              <a:graphicData uri="http://schemas.openxmlformats.org/drawingml/2006/picture">
+                <pic:pic xmlns:pic="http://schemas.openxmlformats.org/drawingml/2006/picture">
+                  <pic:nvPicPr>
+                    <pic:cNvPr id="1" name=""/>
+                    <pic:cNvPicPr/>
+                  </pic:nvPicPr>
+                  <pic:blipFill>
+                    <a:blip r:embed="rId6"/>
+                    <a:stretch>
+                      <a:fillRect/>
+                    </a:stretch>
+                  </pic:blipFill>
+                  <pic:spPr>
+                    <a:xfrm>
+                      <a:off x="0" y="0"/>
+                      <a:ext cx="5943600" cy="2024380"/>
+                    </a:xfrm>
+                    <a:prstGeom prst="rect">
+                      <a:avLst/>
+                    </a:prstGeom>
+                  </pic:spPr>
+                </pic:pic>
+              </a:graphicData>
+            </a:graphic>
+          </wp:inline>
+        </w:drawing>
+      </w:r>
+    </w:p>
+    <w:p>
+      <w:pPr>
+        <w:rPr>
+          <w:rtl/>
+          <w:lang w:bidi="fa-IR"/>
+        </w:rPr>
+      </w:pPr>
+      <w:r>
+        <w:rPr>
+          <w:lang w:bidi="fa-IR"/>
+        </w:rPr>
+        <w:lastRenderedPageBreak/>
+        <w:drawing>
+          <wp:inline distT="0" distB="0" distL="0" distR="0" wp14:anchorId="0961CC0C" wp14:editId="4FE859A8">
+            <wp:extent cx="5943600" cy="1764030"/>
+            <wp:effectExtent l="0" t="0" r="0" b="7620"/>
+            <wp:docPr id="5" name="Picture 5"/>
+            <wp:cNvGraphicFramePr>
+              <a:graphicFrameLocks xmlns:a="http://schemas.openxmlformats.org/drawingml/2006/main" noChangeAspect="1"/>
+            </wp:cNvGraphicFramePr>
+            <a:graphic xmlns:a="http://schemas.openxmlformats.org/drawingml/2006/main">
+              <a:graphicData uri="http://schemas.openxmlformats.org/drawingml/2006/picture">
+                <pic:pic xmlns:pic="http://schemas.openxmlformats.org/drawingml/2006/picture">
+                  <pic:nvPicPr>
+                    <pic:cNvPr id="1" name=""/>
+                    <pic:cNvPicPr/>
+                  </pic:nvPicPr>
+                  <pic:blipFill>
+                    <a:blip r:embed="rId7"/>
+                    <a:stretch>
+                      <a:fillRect/>
+                    </a:stretch>
+                  </pic:blipFill>
+                  <pic:spPr>
+                    <a:xfrm>
+                      <a:off x="0" y="0"/>
+                      <a:ext cx="5943600" cy="1764030"/>
+                    </a:xfrm>
+                    <a:prstGeom prst="rect">
+                      <a:avLst/>
+                    </a:prstGeom>
+                  </pic:spPr>
+                </pic:pic>
+              </a:graphicData>
+            </a:graphic>
+          </wp:inline>
+        </w:drawing>
+      </w:r>
+    </w:p>
+    <w:p>
+      <w:pPr>
+        <w:rPr>
+          <w:rtl/>
+          <w:lang w:bidi="fa-IR"/>
+        </w:rPr>
+      </w:pPr>
+      <w:r>
+        <w:rPr>
+          <w:lang w:bidi="fa-IR"/>
+        </w:rPr>
+        <w:drawing>
+          <wp:inline distT="0" distB="0" distL="0" distR="0" wp14:anchorId="0834E0C8" wp14:editId="1B67485C">
+            <wp:extent cx="5943600" cy="2141220"/>
+            <wp:effectExtent l="0" t="0" r="0" b="0"/>
+            <wp:docPr id="6" name="Picture 6"/>
+            <wp:cNvGraphicFramePr>
+              <a:graphicFrameLocks xmlns:a="http://schemas.openxmlformats.org/drawingml/2006/main" noChangeAspect="1"/>
+            </wp:cNvGraphicFramePr>
+            <a:graphic xmlns:a="http://schemas.openxmlformats.org/drawingml/2006/main">
+              <a:graphicData uri="http://schemas.openxmlformats.org/drawingml/2006/picture">
+                <pic:pic xmlns:pic="http://schemas.openxmlformats.org/drawingml/2006/picture">
+                  <pic:nvPicPr>
+                    <pic:cNvPr id="1" name=""/>
+                    <pic:cNvPicPr/>
+                  </pic:nvPicPr>
+                  <pic:blipFill>
+                    <a:blip r:embed="rId8"/>
+                    <a:stretch>
+                      <a:fillRect/>
+                    </a:stretch>
+                  </pic:blipFill>
+                  <pic:spPr>
+                    <a:xfrm>
+                      <a:off x="0" y="0"/>
+                      <a:ext cx="5943600" cy="2141220"/>
+                    </a:xfrm>
+                    <a:prstGeom prst="rect">
+                      <a:avLst/>
+                    </a:prstGeom>
+                  </pic:spPr>
+                </pic:pic>
+              </a:graphicData>
+            </a:graphic>
+          </wp:inline>
+        </w:drawing>
+      </w:r>
+    </w:p>
+    <w:p>
+      <w:pPr>
+        <w:rPr>
+          <w:rtl/>
+          <w:lang w:bidi="fa-IR"/>
+        </w:rPr>
+      </w:pPr>
+      <w:r>
+        <w:rPr>
+          <w:lang w:bidi="fa-IR"/>
+        </w:rPr>
+        <w:drawing>
+          <wp:inline distT="0" distB="0" distL="0" distR="0" wp14:anchorId="742AE009" wp14:editId="0376DF7E">
+            <wp:extent cx="5943600" cy="1736090"/>
+            <wp:effectExtent l="0" t="0" r="0" b="0"/>
+            <wp:docPr id="7" name="Picture 7"/>
+            <wp:cNvGraphicFramePr>
+              <a:graphicFrameLocks xmlns:a="http://schemas.openxmlformats.org/drawingml/2006/main" noChangeAspect="1"/>
+            </wp:cNvGraphicFramePr>
+            <a:graphic xmlns:a="http://schemas.openxmlformats.org/drawingml/2006/main">
+              <a:graphicData uri="http://schemas.openxmlformats.org/drawingml/2006/picture">
+                <pic:pic xmlns:pic="http://schemas.openxmlformats.org/drawingml/2006/picture">
+                  <pic:nvPicPr>
+                    <pic:cNvPr id="1" name=""/>
+                    <pic:cNvPicPr/>
+                  </pic:nvPicPr>
+                  <pic:blipFill>
+                    <a:blip r:embed="rId9"/>
+                    <a:stretch>
+                      <a:fillRect/>
+                    </a:stretch>
+                  </pic:blipFill>
+                  <pic:spPr>
+                    <a:xfrm>
+                      <a:off x="0" y="0"/>
+                      <a:ext cx="5943600" cy="1736090"/>
+                    </a:xfrm>
+                    <a:prstGeom prst="rect">
+                      <a:avLst/>
+                    </a:prstGeom>
+                  </pic:spPr>
+                </pic:pic>
+              </a:graphicData>
+            </a:graphic>
+          </wp:inline>
+        </w:drawing>
+      </w:r>
+    </w:p>
+    <w:p>
+      <w:pPr>
+        <w:rPr>
+          <w:rtl/>
+          <w:lang w:bidi="fa-IR"/>
+        </w:rPr>
+      </w:pPr>
+    </w:p>
+    <w:p>
+      <w:pPr>
+        <w:rPr>
+          <w:rtl/>
+          <w:lang w:bidi="fa-IR"/>
+        </w:rPr>
+      </w:pPr>
+      <w:r>
+        <w:rPr>
+          <w:lang w:bidi="fa-IR"/>
+        </w:rPr>
+        <w:lastRenderedPageBreak/>
+        <w:drawing>
+          <wp:inline distT="0" distB="0" distL="0" distR="0" wp14:anchorId="3BBDD521" wp14:editId="4EC1C137">
+            <wp:extent cx="5943600" cy="4084955"/>
+            <wp:effectExtent l="0" t="0" r="0" b="0"/>
+            <wp:docPr id="8" name="Picture 8"/>
+            <wp:cNvGraphicFramePr>
+              <a:graphicFrameLocks xmlns:a="http://schemas.openxmlformats.org/drawingml/2006/main" noChangeAspect="1"/>
+            </wp:cNvGraphicFramePr>
+            <a:graphic xmlns:a="http://schemas.openxmlformats.org/drawingml/2006/main">
+              <a:graphicData uri="http://schemas.openxmlformats.org/drawingml/2006/picture">
+                <pic:pic xmlns:pic="http://schemas.openxmlformats.org/drawingml/2006/picture">
+                  <pic:nvPicPr>
+                    <pic:cNvPr id="1" name=""/>
+                    <pic:cNvPicPr/>
+                  </pic:nvPicPr>
+                  <pic:blipFill>
+                    <a:blip r:embed="rId10"/>
+                    <a:stretch>
+                      <a:fillRect/>
+                    </a:stretch>
+                  </pic:blipFill>
+                  <pic:spPr>
+                    <a:xfrm>
+                      <a:off x="0" y="0"/>
+                      <a:ext cx="5943600" cy="4084955"/>
+                    </a:xfrm>
+                    <a:prstGeom prst="rect">
+                      <a:avLst/>
+                    </a:prstGeom>
+                  </pic:spPr>
+                </pic:pic>
+              </a:graphicData>
+            </a:graphic>
+          </wp:inline>
+        </w:drawing>
+      </w:r>
+    </w:p>
+    <w:p>
+      <w:pPr>
+        <w:rPr>
+          <w:rtl/>
+          <w:lang w:bidi="fa-IR"/>
+        </w:rPr>
+      </w:pPr>
+    </w:p>
+    <w:p>
+      <w:pPr>
+        <w:rPr>
+          <w:rtl/>
+          <w:lang w:bidi="fa-IR"/>
+        </w:rPr>
+      </w:pPr>
+      <w:r>
+        <w:rPr>
+          <w:lang w:bidi="fa-IR"/>
+        </w:rPr>
+        <w:lastRenderedPageBreak/>
+        <w:drawing>
+          <wp:inline distT="0" distB="0" distL="0" distR="0" wp14:anchorId="4F1BE725" wp14:editId="677C69BF">
+            <wp:extent cx="5943600" cy="1984375"/>
+            <wp:effectExtent l="0" t="0" r="0" b="0"/>
+            <wp:docPr id="9" name="Picture 9"/>
+            <wp:cNvGraphicFramePr>
+              <a:graphicFrameLocks xmlns:a="http://schemas.openxmlformats.org/drawingml/2006/main" noChangeAspect="1"/>
+            </wp:cNvGraphicFramePr>
+            <a:graphic xmlns:a="http://schemas.openxmlformats.org/drawingml/2006/main">
+              <a:graphicData uri="http://schemas.openxmlformats.org/drawingml/2006/picture">
+                <pic:pic xmlns:pic="http://schemas.openxmlformats.org/drawingml/2006/picture">
+                  <pic:nvPicPr>
+                    <pic:cNvPr id="1" name=""/>
+                    <pic:cNvPicPr/>
+                  </pic:nvPicPr>
+                  <pic:blipFill>
+                    <a:blip r:embed="rId11"/>
+                    <a:stretch>
+                      <a:fillRect/>
+                    </a:stretch>
+                  </pic:blipFill>
+                  <pic:spPr>
+                    <a:xfrm>
+                      <a:off x="0" y="0"/>
+                      <a:ext cx="5943600" cy="1984375"/>
+                    </a:xfrm>
+                    <a:prstGeom prst="rect">
+                      <a:avLst/>
+                    </a:prstGeom>
+                  </pic:spPr>
+                </pic:pic>
+              </a:graphicData>
+            </a:graphic>
+          </wp:inline>
+        </w:drawing>
+      </w:r>
+    </w:p>
+    <w:p>
+      <w:pPr>
+        <w:rPr>
+          <w:rFonts w:hint="cs"/>
+          <w:rtl/>
+          <w:lang w:bidi="fa-IR"/>
+        </w:rPr>
+      </w:pPr>
+      <w:bookmarkStart w:id="0" w:name="_GoBack"/>
+      <w:bookmarkEnd w:id="0"/>
+      <w:r>
+        <w:rPr>
+          <w:lang w:bidi="fa-IR"/>
+        </w:rPr>
+        <w:drawing>
+          <wp:inline distT="0" distB="0" distL="0" distR="0" wp14:anchorId="19BD88C8" wp14:editId="4E554BB1">
+            <wp:extent cx="5943600" cy="4515485"/>
+            <wp:effectExtent l="0" t="0" r="0" b="0"/>
+            <wp:docPr id="2" name="Picture 2"/>
+            <wp:cNvGraphicFramePr>
+              <a:graphicFrameLocks xmlns:a="http://schemas.openxmlformats.org/drawingml/2006/main" noChangeAspect="1"/>
+            </wp:cNvGraphicFramePr>
+            <a:graphic xmlns:a="http://schemas.openxmlformats.org/drawingml/2006/main">
+              <a:graphicData uri="http://schemas.openxmlformats.org/drawingml/2006/picture">
+                <pic:pic xmlns:pic="http://schemas.openxmlformats.org/drawingml/2006/picture">
+                  <pic:nvPicPr>
+                    <pic:cNvPr id="1" name=""/>
+                    <pic:cNvPicPr/>
+                  </pic:nvPicPr>
+                  <pic:blipFill>
+                    <a:blip r:embed="rId12"/>
+                    <a:stretch>
+                      <a:fillRect/>
+                    </a:stretch>
+                  </pic:blipFill>
+                  <pic:spPr>
+                    <a:xfrm>
+                      <a:off x="0" y="0"/>
                       <a:ext cx="5943600" cy="4515485"/>
                     </a:xfrm>
                     <a:prstGeom prst="rect">
@@ -1499,8 +1882,6 @@
           </wp:inline>
         </w:drawing>
       </w:r>
-      <w:bookmarkStart w:id="0" w:name="_GoBack"/>
-      <w:bookmarkEnd w:id="0"/>
     </w:p>
     <w:sectPr>
       <w:pgSz w:w="12240" w:h="15840"/>

--- a/notes.docx
+++ b/notes.docx
@@ -1478,7 +1478,7 @@
       </w:pPr>
       <w:r>
         <w:rPr>
-          <w:lang w:bidi="fa-IR"/>
+          <w:noProof/>
         </w:rPr>
         <w:drawing>
           <wp:inline distT="0" distB="0" distL="0" distR="0" wp14:anchorId="348F5880" wp14:editId="0514F523">
@@ -1534,7 +1534,7 @@
       </w:pPr>
       <w:r>
         <w:rPr>
-          <w:lang w:bidi="fa-IR"/>
+          <w:noProof/>
         </w:rPr>
         <w:drawing>
           <wp:inline distT="0" distB="0" distL="0" distR="0" wp14:anchorId="62149158" wp14:editId="58A6A288">
@@ -1582,7 +1582,7 @@
       </w:pPr>
       <w:r>
         <w:rPr>
-          <w:lang w:bidi="fa-IR"/>
+          <w:noProof/>
         </w:rPr>
         <w:lastRenderedPageBreak/>
         <w:drawing>
@@ -1631,7 +1631,7 @@
       </w:pPr>
       <w:r>
         <w:rPr>
-          <w:lang w:bidi="fa-IR"/>
+          <w:noProof/>
         </w:rPr>
         <w:drawing>
           <wp:inline distT="0" distB="0" distL="0" distR="0" wp14:anchorId="0834E0C8" wp14:editId="1B67485C">
@@ -1679,7 +1679,7 @@
       </w:pPr>
       <w:r>
         <w:rPr>
-          <w:lang w:bidi="fa-IR"/>
+          <w:noProof/>
         </w:rPr>
         <w:drawing>
           <wp:inline distT="0" distB="0" distL="0" distR="0" wp14:anchorId="742AE009" wp14:editId="0376DF7E">
@@ -1735,7 +1735,7 @@
       </w:pPr>
       <w:r>
         <w:rPr>
-          <w:lang w:bidi="fa-IR"/>
+          <w:noProof/>
         </w:rPr>
         <w:lastRenderedPageBreak/>
         <w:drawing>
@@ -1792,9 +1792,8 @@
       </w:pPr>
       <w:r>
         <w:rPr>
-          <w:lang w:bidi="fa-IR"/>
-        </w:rPr>
-        <w:lastRenderedPageBreak/>
+          <w:noProof/>
+        </w:rPr>
         <w:drawing>
           <wp:inline distT="0" distB="0" distL="0" distR="0" wp14:anchorId="4F1BE725" wp14:editId="677C69BF">
             <wp:extent cx="5943600" cy="1984375"/>
@@ -1835,17 +1834,14 @@
     <w:p>
       <w:pPr>
         <w:rPr>
-          <w:rFonts w:hint="cs"/>
-          <w:rtl/>
-          <w:lang w:bidi="fa-IR"/>
-        </w:rPr>
-      </w:pPr>
-      <w:bookmarkStart w:id="0" w:name="_GoBack"/>
-      <w:bookmarkEnd w:id="0"/>
-      <w:r>
-        <w:rPr>
-          <w:lang w:bidi="fa-IR"/>
-        </w:rPr>
+          <w:lang w:bidi="fa-IR"/>
+        </w:rPr>
+      </w:pPr>
+      <w:r>
+        <w:rPr>
+          <w:noProof/>
+        </w:rPr>
+        <w:lastRenderedPageBreak/>
         <w:drawing>
           <wp:inline distT="0" distB="0" distL="0" distR="0" wp14:anchorId="19BD88C8" wp14:editId="4E554BB1">
             <wp:extent cx="5943600" cy="4515485"/>
@@ -1871,6 +1867,2189 @@
                     <a:xfrm>
                       <a:off x="0" y="0"/>
                       <a:ext cx="5943600" cy="4515485"/>
+                    </a:xfrm>
+                    <a:prstGeom prst="rect">
+                      <a:avLst/>
+                    </a:prstGeom>
+                  </pic:spPr>
+                </pic:pic>
+              </a:graphicData>
+            </a:graphic>
+          </wp:inline>
+        </w:drawing>
+      </w:r>
+    </w:p>
+    <w:p>
+      <w:pPr>
+        <w:rPr>
+          <w:lang w:bidi="fa-IR"/>
+        </w:rPr>
+      </w:pPr>
+      <w:r>
+        <w:rPr>
+          <w:lang w:bidi="fa-IR"/>
+        </w:rPr>
+        <w:lastRenderedPageBreak/>
+        <w:drawing>
+          <wp:inline distT="0" distB="0" distL="0" distR="0" wp14:anchorId="30AE2A56" wp14:editId="378E4DE8">
+            <wp:extent cx="5943600" cy="3787775"/>
+            <wp:effectExtent l="0" t="0" r="0" b="3175"/>
+            <wp:docPr id="10" name="Picture 10"/>
+            <wp:cNvGraphicFramePr>
+              <a:graphicFrameLocks xmlns:a="http://schemas.openxmlformats.org/drawingml/2006/main" noChangeAspect="1"/>
+            </wp:cNvGraphicFramePr>
+            <a:graphic xmlns:a="http://schemas.openxmlformats.org/drawingml/2006/main">
+              <a:graphicData uri="http://schemas.openxmlformats.org/drawingml/2006/picture">
+                <pic:pic xmlns:pic="http://schemas.openxmlformats.org/drawingml/2006/picture">
+                  <pic:nvPicPr>
+                    <pic:cNvPr id="1" name=""/>
+                    <pic:cNvPicPr/>
+                  </pic:nvPicPr>
+                  <pic:blipFill>
+                    <a:blip r:embed="rId13"/>
+                    <a:stretch>
+                      <a:fillRect/>
+                    </a:stretch>
+                  </pic:blipFill>
+                  <pic:spPr>
+                    <a:xfrm>
+                      <a:off x="0" y="0"/>
+                      <a:ext cx="5943600" cy="3787775"/>
+                    </a:xfrm>
+                    <a:prstGeom prst="rect">
+                      <a:avLst/>
+                    </a:prstGeom>
+                  </pic:spPr>
+                </pic:pic>
+              </a:graphicData>
+            </a:graphic>
+          </wp:inline>
+        </w:drawing>
+      </w:r>
+    </w:p>
+    <w:p>
+      <w:pPr>
+        <w:rPr>
+          <w:lang w:bidi="fa-IR"/>
+        </w:rPr>
+      </w:pPr>
+    </w:p>
+    <w:p>
+      <w:pPr>
+        <w:rPr>
+          <w:lang w:bidi="fa-IR"/>
+        </w:rPr>
+      </w:pPr>
+    </w:p>
+    <w:p>
+      <w:pPr>
+        <w:rPr>
+          <w:lang w:bidi="fa-IR"/>
+        </w:rPr>
+      </w:pPr>
+      <w:r>
+        <w:rPr>
+          <w:lang w:bidi="fa-IR"/>
+        </w:rPr>
+        <w:t xml:space="preserve">SELECT time, </w:t>
+      </w:r>
+      <w:proofErr w:type="spellStart"/>
+      <w:r>
+        <w:rPr>
+          <w:lang w:bidi="fa-IR"/>
+        </w:rPr>
+        <w:t>tag_id</w:t>
+      </w:r>
+      <w:proofErr w:type="spellEnd"/>
+      <w:r>
+        <w:rPr>
+          <w:lang w:bidi="fa-IR"/>
+        </w:rPr>
+        <w:t xml:space="preserve">, </w:t>
+      </w:r>
+      <w:proofErr w:type="spellStart"/>
+      <w:r>
+        <w:rPr>
+          <w:lang w:bidi="fa-IR"/>
+        </w:rPr>
+        <w:t>raw_value</w:t>
+      </w:r>
+      <w:proofErr w:type="spellEnd"/>
+      <w:r>
+        <w:rPr>
+          <w:lang w:bidi="fa-IR"/>
+        </w:rPr>
+        <w:t xml:space="preserve">, </w:t>
+      </w:r>
+      <w:proofErr w:type="spellStart"/>
+      <w:r>
+        <w:rPr>
+          <w:lang w:bidi="fa-IR"/>
+        </w:rPr>
+        <w:t>eng_value</w:t>
+      </w:r>
+      <w:proofErr w:type="spellEnd"/>
+      <w:r>
+        <w:rPr>
+          <w:lang w:bidi="fa-IR"/>
+        </w:rPr>
+        <w:t>, quality</w:t>
+      </w:r>
+    </w:p>
+    <w:p>
+      <w:pPr>
+        <w:rPr>
+          <w:lang w:bidi="fa-IR"/>
+        </w:rPr>
+      </w:pPr>
+      <w:r>
+        <w:rPr>
+          <w:lang w:bidi="fa-IR"/>
+        </w:rPr>
+        <w:t xml:space="preserve">FROM </w:t>
+      </w:r>
+      <w:proofErr w:type="spellStart"/>
+      <w:r>
+        <w:rPr>
+          <w:lang w:bidi="fa-IR"/>
+        </w:rPr>
+        <w:t>tag_values_raw</w:t>
+      </w:r>
+      <w:proofErr w:type="spellEnd"/>
+    </w:p>
+    <w:p>
+      <w:pPr>
+        <w:rPr>
+          <w:lang w:bidi="fa-IR"/>
+        </w:rPr>
+      </w:pPr>
+      <w:r>
+        <w:rPr>
+          <w:lang w:bidi="fa-IR"/>
+        </w:rPr>
+        <w:t xml:space="preserve">WHERE </w:t>
+      </w:r>
+      <w:proofErr w:type="spellStart"/>
+      <w:r>
+        <w:rPr>
+          <w:lang w:bidi="fa-IR"/>
+        </w:rPr>
+        <w:t>tag_id</w:t>
+      </w:r>
+      <w:proofErr w:type="spellEnd"/>
+      <w:r>
+        <w:rPr>
+          <w:lang w:bidi="fa-IR"/>
+        </w:rPr>
+        <w:t xml:space="preserve"> = 2001</w:t>
+      </w:r>
+    </w:p>
+    <w:p>
+      <w:pPr>
+        <w:rPr>
+          <w:lang w:bidi="fa-IR"/>
+        </w:rPr>
+      </w:pPr>
+      <w:r>
+        <w:rPr>
+          <w:lang w:bidi="fa-IR"/>
+        </w:rPr>
+        <w:t>ORDER BY time DESC</w:t>
+      </w:r>
+    </w:p>
+    <w:p>
+      <w:pPr>
+        <w:rPr>
+          <w:lang w:bidi="fa-IR"/>
+        </w:rPr>
+      </w:pPr>
+      <w:r>
+        <w:rPr>
+          <w:lang w:bidi="fa-IR"/>
+        </w:rPr>
+        <w:t>LIMIT 10;</w:t>
+      </w:r>
+    </w:p>
+    <w:p>
+      <w:pPr>
+        <w:rPr>
+          <w:lang w:bidi="fa-IR"/>
+        </w:rPr>
+      </w:pPr>
+    </w:p>
+    <w:p>
+      <w:pPr>
+        <w:rPr>
+          <w:lang w:bidi="fa-IR"/>
+        </w:rPr>
+      </w:pPr>
+    </w:p>
+    <w:p>
+      <w:pPr>
+        <w:rPr>
+          <w:lang w:bidi="fa-IR"/>
+        </w:rPr>
+      </w:pPr>
+    </w:p>
+    <w:p>
+      <w:pPr>
+        <w:rPr>
+          <w:lang w:bidi="fa-IR"/>
+        </w:rPr>
+      </w:pPr>
+      <w:r>
+        <w:rPr>
+          <w:lang w:bidi="fa-IR"/>
+        </w:rPr>
+        <w:lastRenderedPageBreak/>
+        <w:drawing>
+          <wp:inline distT="0" distB="0" distL="0" distR="0" wp14:anchorId="7C53F685" wp14:editId="6EB115E5">
+            <wp:extent cx="5943600" cy="2570480"/>
+            <wp:effectExtent l="0" t="0" r="0" b="1270"/>
+            <wp:docPr id="11" name="Picture 11"/>
+            <wp:cNvGraphicFramePr>
+              <a:graphicFrameLocks xmlns:a="http://schemas.openxmlformats.org/drawingml/2006/main" noChangeAspect="1"/>
+            </wp:cNvGraphicFramePr>
+            <a:graphic xmlns:a="http://schemas.openxmlformats.org/drawingml/2006/main">
+              <a:graphicData uri="http://schemas.openxmlformats.org/drawingml/2006/picture">
+                <pic:pic xmlns:pic="http://schemas.openxmlformats.org/drawingml/2006/picture">
+                  <pic:nvPicPr>
+                    <pic:cNvPr id="1" name=""/>
+                    <pic:cNvPicPr/>
+                  </pic:nvPicPr>
+                  <pic:blipFill>
+                    <a:blip r:embed="rId14"/>
+                    <a:stretch>
+                      <a:fillRect/>
+                    </a:stretch>
+                  </pic:blipFill>
+                  <pic:spPr>
+                    <a:xfrm>
+                      <a:off x="0" y="0"/>
+                      <a:ext cx="5943600" cy="2570480"/>
+                    </a:xfrm>
+                    <a:prstGeom prst="rect">
+                      <a:avLst/>
+                    </a:prstGeom>
+                  </pic:spPr>
+                </pic:pic>
+              </a:graphicData>
+            </a:graphic>
+          </wp:inline>
+        </w:drawing>
+      </w:r>
+    </w:p>
+    <w:p>
+      <w:pPr>
+        <w:rPr>
+          <w:lang w:bidi="fa-IR"/>
+        </w:rPr>
+      </w:pPr>
+    </w:p>
+    <w:p>
+      <w:pPr>
+        <w:pStyle w:val="Heading1"/>
+        <w:pBdr>
+          <w:top w:val="single" w:sz="2" w:space="0" w:color="E3E3E3"/>
+          <w:left w:val="single" w:sz="2" w:space="0" w:color="E3E3E3"/>
+          <w:bottom w:val="single" w:sz="2" w:space="0" w:color="E3E3E3"/>
+          <w:right w:val="single" w:sz="2" w:space="0" w:color="E3E3E3"/>
+        </w:pBdr>
+        <w:shd w:val="clear" w:color="auto" w:fill="FFFFFF"/>
+        <w:bidi/>
+        <w:spacing w:before="0"/>
+        <w:rPr>
+          <w:rFonts w:ascii="Arial" w:hAnsi="Arial" w:cs="Arial"/>
+          <w:color w:val="1D1D1F"/>
+        </w:rPr>
+      </w:pPr>
+      <w:r>
+        <w:rPr>
+          <w:rStyle w:val="qwen-markdown-text"/>
+          <w:rFonts w:ascii="Arial" w:hAnsi="Arial" w:cs="Arial"/>
+          <w:color w:val="1D1D1F"/>
+          <w:bdr w:val="single" w:sz="2" w:space="0" w:color="E3E3E3" w:frame="1"/>
+          <w:rtl/>
+        </w:rPr>
+        <w:t xml:space="preserve">بررسی </w:t>
+      </w:r>
+      <w:r>
+        <w:rPr>
+          <w:rStyle w:val="qwen-markdown-text"/>
+          <w:rFonts w:ascii="Arial" w:hAnsi="Arial" w:cs="Arial"/>
+          <w:color w:val="1D1D1F"/>
+          <w:bdr w:val="single" w:sz="2" w:space="0" w:color="E3E3E3" w:frame="1"/>
+        </w:rPr>
+        <w:t>Continuous Aggregate Views</w:t>
+      </w:r>
+    </w:p>
+    <w:p>
+      <w:pPr>
+        <w:rPr>
+          <w:lang w:bidi="fa-IR"/>
+        </w:rPr>
+      </w:pPr>
+    </w:p>
+    <w:p>
+      <w:pPr>
+        <w:rPr>
+          <w:lang w:bidi="fa-IR"/>
+        </w:rPr>
+      </w:pPr>
+      <w:r>
+        <w:rPr>
+          <w:lang w:bidi="fa-IR"/>
+        </w:rPr>
+        <w:t xml:space="preserve">SELECT </w:t>
+      </w:r>
+      <w:proofErr w:type="spellStart"/>
+      <w:r>
+        <w:rPr>
+          <w:lang w:bidi="fa-IR"/>
+        </w:rPr>
+        <w:t>view_name</w:t>
+      </w:r>
+      <w:proofErr w:type="spellEnd"/>
+      <w:r>
+        <w:rPr>
+          <w:lang w:bidi="fa-IR"/>
+        </w:rPr>
+        <w:t xml:space="preserve">, </w:t>
+      </w:r>
+      <w:proofErr w:type="spellStart"/>
+      <w:r>
+        <w:rPr>
+          <w:lang w:bidi="fa-IR"/>
+        </w:rPr>
+        <w:t>materialization_hypertable_name</w:t>
+      </w:r>
+      <w:proofErr w:type="spellEnd"/>
+    </w:p>
+    <w:p>
+      <w:pPr>
+        <w:rPr>
+          <w:lang w:bidi="fa-IR"/>
+        </w:rPr>
+      </w:pPr>
+      <w:r>
+        <w:rPr>
+          <w:lang w:bidi="fa-IR"/>
+        </w:rPr>
+        <w:t xml:space="preserve">FROM </w:t>
+      </w:r>
+      <w:proofErr w:type="spellStart"/>
+      <w:r>
+        <w:rPr>
+          <w:lang w:bidi="fa-IR"/>
+        </w:rPr>
+        <w:t>timescaledb_</w:t>
+      </w:r>
+      <w:proofErr w:type="gramStart"/>
+      <w:r>
+        <w:rPr>
+          <w:lang w:bidi="fa-IR"/>
+        </w:rPr>
+        <w:t>information.continuous</w:t>
+      </w:r>
+      <w:proofErr w:type="gramEnd"/>
+      <w:r>
+        <w:rPr>
+          <w:lang w:bidi="fa-IR"/>
+        </w:rPr>
+        <w:t>_aggregates</w:t>
+      </w:r>
+      <w:proofErr w:type="spellEnd"/>
+      <w:r>
+        <w:rPr>
+          <w:lang w:bidi="fa-IR"/>
+        </w:rPr>
+        <w:t>;</w:t>
+      </w:r>
+    </w:p>
+    <w:p>
+      <w:pPr>
+        <w:rPr>
+          <w:lang w:bidi="fa-IR"/>
+        </w:rPr>
+      </w:pPr>
+    </w:p>
+    <w:p>
+      <w:pPr>
+        <w:pStyle w:val="Heading1"/>
+        <w:pBdr>
+          <w:top w:val="single" w:sz="2" w:space="0" w:color="E3E3E3"/>
+          <w:left w:val="single" w:sz="2" w:space="0" w:color="E3E3E3"/>
+          <w:bottom w:val="single" w:sz="2" w:space="0" w:color="E3E3E3"/>
+          <w:right w:val="single" w:sz="2" w:space="0" w:color="E3E3E3"/>
+        </w:pBdr>
+        <w:shd w:val="clear" w:color="auto" w:fill="FFFFFF"/>
+        <w:bidi/>
+        <w:spacing w:before="0"/>
+        <w:rPr>
+          <w:rFonts w:ascii="Arial" w:hAnsi="Arial" w:cs="Arial"/>
+          <w:color w:val="1D1D1F"/>
+        </w:rPr>
+      </w:pPr>
+      <w:r>
+        <w:rPr>
+          <w:rStyle w:val="qwen-markdown-text"/>
+          <w:rFonts w:ascii="Arial" w:hAnsi="Arial" w:cs="Arial"/>
+          <w:color w:val="1D1D1F"/>
+          <w:bdr w:val="single" w:sz="2" w:space="0" w:color="E3E3E3" w:frame="1"/>
+          <w:rtl/>
+        </w:rPr>
+        <w:t xml:space="preserve">12. بررسی </w:t>
+      </w:r>
+      <w:r>
+        <w:rPr>
+          <w:rStyle w:val="qwen-markdown-text"/>
+          <w:rFonts w:ascii="Arial" w:hAnsi="Arial" w:cs="Arial"/>
+          <w:color w:val="1D1D1F"/>
+          <w:bdr w:val="single" w:sz="2" w:space="0" w:color="E3E3E3" w:frame="1"/>
+        </w:rPr>
+        <w:t>Policies</w:t>
+      </w:r>
+    </w:p>
+    <w:p>
+      <w:pPr>
+        <w:rPr>
+          <w:lang w:bidi="fa-IR"/>
+        </w:rPr>
+      </w:pPr>
+    </w:p>
+    <w:p>
+      <w:pPr>
+        <w:rPr>
+          <w:lang w:bidi="fa-IR"/>
+        </w:rPr>
+      </w:pPr>
+      <w:r>
+        <w:rPr>
+          <w:lang w:bidi="fa-IR"/>
+        </w:rPr>
+        <w:t xml:space="preserve">SELECT </w:t>
+      </w:r>
+      <w:proofErr w:type="spellStart"/>
+      <w:r>
+        <w:rPr>
+          <w:lang w:bidi="fa-IR"/>
+        </w:rPr>
+        <w:t>application_name</w:t>
+      </w:r>
+      <w:proofErr w:type="spellEnd"/>
+      <w:r>
+        <w:rPr>
+          <w:lang w:bidi="fa-IR"/>
+        </w:rPr>
+        <w:t xml:space="preserve">, </w:t>
+      </w:r>
+      <w:proofErr w:type="spellStart"/>
+      <w:r>
+        <w:rPr>
+          <w:lang w:bidi="fa-IR"/>
+        </w:rPr>
+        <w:t>proc_name</w:t>
+      </w:r>
+      <w:proofErr w:type="spellEnd"/>
+      <w:r>
+        <w:rPr>
+          <w:lang w:bidi="fa-IR"/>
+        </w:rPr>
+        <w:t xml:space="preserve">, </w:t>
+      </w:r>
+      <w:proofErr w:type="spellStart"/>
+      <w:r>
+        <w:rPr>
+          <w:lang w:bidi="fa-IR"/>
+        </w:rPr>
+        <w:t>config</w:t>
+      </w:r>
+      <w:proofErr w:type="spellEnd"/>
+    </w:p>
+    <w:p>
+      <w:pPr>
+        <w:rPr>
+          <w:lang w:bidi="fa-IR"/>
+        </w:rPr>
+      </w:pPr>
+      <w:r>
+        <w:rPr>
+          <w:lang w:bidi="fa-IR"/>
+        </w:rPr>
+        <w:t>FROM timescaledb_information.jobs</w:t>
+      </w:r>
+    </w:p>
+    <w:p>
+      <w:pPr>
+        <w:rPr>
+          <w:lang w:bidi="fa-IR"/>
+        </w:rPr>
+      </w:pPr>
+      <w:r>
+        <w:rPr>
+          <w:lang w:bidi="fa-IR"/>
+        </w:rPr>
+        <w:t xml:space="preserve">ORDER BY </w:t>
+      </w:r>
+      <w:proofErr w:type="spellStart"/>
+      <w:r>
+        <w:rPr>
+          <w:lang w:bidi="fa-IR"/>
+        </w:rPr>
+        <w:t>job_id</w:t>
+      </w:r>
+      <w:proofErr w:type="spellEnd"/>
+      <w:r>
+        <w:rPr>
+          <w:lang w:bidi="fa-IR"/>
+        </w:rPr>
+        <w:t>;</w:t>
+      </w:r>
+    </w:p>
+    <w:p>
+      <w:pPr>
+        <w:rPr>
+          <w:lang w:bidi="fa-IR"/>
+        </w:rPr>
+      </w:pPr>
+    </w:p>
+    <w:p>
+      <w:pPr>
+        <w:pStyle w:val="Heading1"/>
+        <w:pBdr>
+          <w:top w:val="single" w:sz="2" w:space="0" w:color="E3E3E3"/>
+          <w:left w:val="single" w:sz="2" w:space="0" w:color="E3E3E3"/>
+          <w:bottom w:val="single" w:sz="2" w:space="0" w:color="E3E3E3"/>
+          <w:right w:val="single" w:sz="2" w:space="0" w:color="E3E3E3"/>
+        </w:pBdr>
+        <w:shd w:val="clear" w:color="auto" w:fill="FFFFFF"/>
+        <w:bidi/>
+        <w:spacing w:before="0"/>
+        <w:rPr>
+          <w:rFonts w:ascii="Arial" w:hAnsi="Arial" w:cs="Arial"/>
+          <w:color w:val="1D1D1F"/>
+        </w:rPr>
+      </w:pPr>
+      <w:r>
+        <w:rPr>
+          <w:rStyle w:val="qwen-markdown-text"/>
+          <w:rFonts w:ascii="Arial" w:hAnsi="Arial" w:cs="Arial"/>
+          <w:color w:val="1D1D1F"/>
+          <w:bdr w:val="single" w:sz="2" w:space="0" w:color="E3E3E3" w:frame="1"/>
+          <w:rtl/>
+        </w:rPr>
+        <w:t xml:space="preserve">تست </w:t>
+      </w:r>
+      <w:r>
+        <w:rPr>
+          <w:rStyle w:val="qwen-markdown-text"/>
+          <w:rFonts w:ascii="Arial" w:hAnsi="Arial" w:cs="Arial"/>
+          <w:color w:val="1D1D1F"/>
+          <w:bdr w:val="single" w:sz="2" w:space="0" w:color="E3E3E3" w:frame="1"/>
+        </w:rPr>
+        <w:t>Query</w:t>
+      </w:r>
+    </w:p>
+    <w:p>
+      <w:pPr>
+        <w:rPr>
+          <w:lang w:bidi="fa-IR"/>
+        </w:rPr>
+      </w:pPr>
+      <w:r>
+        <w:rPr>
+          <w:lang w:bidi="fa-IR"/>
+        </w:rPr>
+        <w:t xml:space="preserve">-- </w:t>
+      </w:r>
+      <w:r>
+        <w:rPr>
+          <w:rFonts w:cs="Arial"/>
+          <w:rtl/>
+          <w:lang w:bidi="fa-IR"/>
+        </w:rPr>
+        <w:t>داده‌ها</w:t>
+      </w:r>
+      <w:r>
+        <w:rPr>
+          <w:rFonts w:cs="Arial" w:hint="cs"/>
+          <w:rtl/>
+          <w:lang w:bidi="fa-IR"/>
+        </w:rPr>
+        <w:t>ی</w:t>
+      </w:r>
+      <w:r>
+        <w:rPr>
+          <w:rFonts w:cs="Arial"/>
+          <w:rtl/>
+          <w:lang w:bidi="fa-IR"/>
+        </w:rPr>
+        <w:t xml:space="preserve"> 1 دق</w:t>
+      </w:r>
+      <w:r>
+        <w:rPr>
+          <w:rFonts w:cs="Arial" w:hint="cs"/>
+          <w:rtl/>
+          <w:lang w:bidi="fa-IR"/>
+        </w:rPr>
+        <w:t>ی</w:t>
+      </w:r>
+      <w:r>
+        <w:rPr>
+          <w:rFonts w:cs="Arial" w:hint="eastAsia"/>
+          <w:rtl/>
+          <w:lang w:bidi="fa-IR"/>
+        </w:rPr>
+        <w:t>قه‌ا</w:t>
+      </w:r>
+      <w:r>
+        <w:rPr>
+          <w:rFonts w:cs="Arial" w:hint="cs"/>
+          <w:rtl/>
+          <w:lang w:bidi="fa-IR"/>
+        </w:rPr>
+        <w:t>ی</w:t>
+      </w:r>
+    </w:p>
+    <w:p>
+      <w:pPr>
+        <w:rPr>
+          <w:lang w:bidi="fa-IR"/>
+        </w:rPr>
+      </w:pPr>
+      <w:r>
+        <w:rPr>
+          <w:lang w:bidi="fa-IR"/>
+        </w:rPr>
+        <w:t xml:space="preserve">SELECT bucket, </w:t>
+      </w:r>
+      <w:proofErr w:type="spellStart"/>
+      <w:r>
+        <w:rPr>
+          <w:lang w:bidi="fa-IR"/>
+        </w:rPr>
+        <w:t>tag_id</w:t>
+      </w:r>
+      <w:proofErr w:type="spellEnd"/>
+      <w:r>
+        <w:rPr>
+          <w:lang w:bidi="fa-IR"/>
+        </w:rPr>
+        <w:t xml:space="preserve">, </w:t>
+      </w:r>
+      <w:proofErr w:type="spellStart"/>
+      <w:r>
+        <w:rPr>
+          <w:lang w:bidi="fa-IR"/>
+        </w:rPr>
+        <w:t>avg_value</w:t>
+      </w:r>
+      <w:proofErr w:type="spellEnd"/>
+      <w:r>
+        <w:rPr>
+          <w:lang w:bidi="fa-IR"/>
+        </w:rPr>
+        <w:t xml:space="preserve">, </w:t>
+      </w:r>
+      <w:proofErr w:type="spellStart"/>
+      <w:r>
+        <w:rPr>
+          <w:lang w:bidi="fa-IR"/>
+        </w:rPr>
+        <w:t>min_value</w:t>
+      </w:r>
+      <w:proofErr w:type="spellEnd"/>
+      <w:r>
+        <w:rPr>
+          <w:lang w:bidi="fa-IR"/>
+        </w:rPr>
+        <w:t xml:space="preserve">, </w:t>
+      </w:r>
+      <w:proofErr w:type="spellStart"/>
+      <w:r>
+        <w:rPr>
+          <w:lang w:bidi="fa-IR"/>
+        </w:rPr>
+        <w:t>max_value</w:t>
+      </w:r>
+      <w:proofErr w:type="spellEnd"/>
+      <w:r>
+        <w:rPr>
+          <w:lang w:bidi="fa-IR"/>
+        </w:rPr>
+        <w:t xml:space="preserve">, </w:t>
+      </w:r>
+      <w:proofErr w:type="spellStart"/>
+      <w:r>
+        <w:rPr>
+          <w:lang w:bidi="fa-IR"/>
+        </w:rPr>
+        <w:t>sample_count</w:t>
+      </w:r>
+      <w:proofErr w:type="spellEnd"/>
+    </w:p>
+    <w:p>
+      <w:pPr>
+        <w:rPr>
+          <w:lang w:bidi="fa-IR"/>
+        </w:rPr>
+      </w:pPr>
+      <w:r>
+        <w:rPr>
+          <w:lang w:bidi="fa-IR"/>
+        </w:rPr>
+        <w:t>FROM tag_values_1min</w:t>
+      </w:r>
+    </w:p>
+    <w:p>
+      <w:pPr>
+        <w:rPr>
+          <w:lang w:bidi="fa-IR"/>
+        </w:rPr>
+      </w:pPr>
+      <w:r>
+        <w:rPr>
+          <w:lang w:bidi="fa-IR"/>
+        </w:rPr>
+        <w:t xml:space="preserve">WHERE </w:t>
+      </w:r>
+      <w:proofErr w:type="spellStart"/>
+      <w:r>
+        <w:rPr>
+          <w:lang w:bidi="fa-IR"/>
+        </w:rPr>
+        <w:t>tag_id</w:t>
+      </w:r>
+      <w:proofErr w:type="spellEnd"/>
+      <w:r>
+        <w:rPr>
+          <w:lang w:bidi="fa-IR"/>
+        </w:rPr>
+        <w:t xml:space="preserve"> = 1</w:t>
+      </w:r>
+    </w:p>
+    <w:p>
+      <w:pPr>
+        <w:rPr>
+          <w:lang w:bidi="fa-IR"/>
+        </w:rPr>
+      </w:pPr>
+      <w:r>
+        <w:rPr>
+          <w:lang w:bidi="fa-IR"/>
+        </w:rPr>
+        <w:t>ORDER BY bucket DESC</w:t>
+      </w:r>
+    </w:p>
+    <w:p>
+      <w:pPr>
+        <w:rPr>
+          <w:lang w:bidi="fa-IR"/>
+        </w:rPr>
+      </w:pPr>
+      <w:r>
+        <w:rPr>
+          <w:lang w:bidi="fa-IR"/>
+        </w:rPr>
+        <w:t>LIMIT 10;</w:t>
+      </w:r>
+    </w:p>
+    <w:p>
+      <w:pPr>
+        <w:rPr>
+          <w:lang w:bidi="fa-IR"/>
+        </w:rPr>
+      </w:pPr>
+    </w:p>
+    <w:p>
+      <w:pPr>
+        <w:rPr>
+          <w:lang w:bidi="fa-IR"/>
+        </w:rPr>
+      </w:pPr>
+      <w:r>
+        <w:rPr>
+          <w:lang w:bidi="fa-IR"/>
+        </w:rPr>
+        <w:lastRenderedPageBreak/>
+        <w:t xml:space="preserve">-- </w:t>
+      </w:r>
+      <w:r>
+        <w:rPr>
+          <w:rFonts w:cs="Arial"/>
+          <w:rtl/>
+          <w:lang w:bidi="fa-IR"/>
+        </w:rPr>
+        <w:t>داده‌ها</w:t>
+      </w:r>
+      <w:r>
+        <w:rPr>
+          <w:rFonts w:cs="Arial" w:hint="cs"/>
+          <w:rtl/>
+          <w:lang w:bidi="fa-IR"/>
+        </w:rPr>
+        <w:t>ی</w:t>
+      </w:r>
+      <w:r>
+        <w:rPr>
+          <w:rFonts w:cs="Arial"/>
+          <w:rtl/>
+          <w:lang w:bidi="fa-IR"/>
+        </w:rPr>
+        <w:t xml:space="preserve"> 5 دق</w:t>
+      </w:r>
+      <w:r>
+        <w:rPr>
+          <w:rFonts w:cs="Arial" w:hint="cs"/>
+          <w:rtl/>
+          <w:lang w:bidi="fa-IR"/>
+        </w:rPr>
+        <w:t>ی</w:t>
+      </w:r>
+      <w:r>
+        <w:rPr>
+          <w:rFonts w:cs="Arial" w:hint="eastAsia"/>
+          <w:rtl/>
+          <w:lang w:bidi="fa-IR"/>
+        </w:rPr>
+        <w:t>قه‌ا</w:t>
+      </w:r>
+      <w:r>
+        <w:rPr>
+          <w:rFonts w:cs="Arial" w:hint="cs"/>
+          <w:rtl/>
+          <w:lang w:bidi="fa-IR"/>
+        </w:rPr>
+        <w:t>ی</w:t>
+      </w:r>
+    </w:p>
+    <w:p>
+      <w:pPr>
+        <w:rPr>
+          <w:lang w:bidi="fa-IR"/>
+        </w:rPr>
+      </w:pPr>
+      <w:r>
+        <w:rPr>
+          <w:lang w:bidi="fa-IR"/>
+        </w:rPr>
+        <w:t xml:space="preserve">SELECT bucket, </w:t>
+      </w:r>
+      <w:proofErr w:type="spellStart"/>
+      <w:r>
+        <w:rPr>
+          <w:lang w:bidi="fa-IR"/>
+        </w:rPr>
+        <w:t>tag_id</w:t>
+      </w:r>
+      <w:proofErr w:type="spellEnd"/>
+      <w:r>
+        <w:rPr>
+          <w:lang w:bidi="fa-IR"/>
+        </w:rPr>
+        <w:t xml:space="preserve">, </w:t>
+      </w:r>
+      <w:proofErr w:type="spellStart"/>
+      <w:r>
+        <w:rPr>
+          <w:lang w:bidi="fa-IR"/>
+        </w:rPr>
+        <w:t>avg_value</w:t>
+      </w:r>
+      <w:proofErr w:type="spellEnd"/>
+      <w:r>
+        <w:rPr>
+          <w:lang w:bidi="fa-IR"/>
+        </w:rPr>
+        <w:t xml:space="preserve">, </w:t>
+      </w:r>
+      <w:proofErr w:type="spellStart"/>
+      <w:r>
+        <w:rPr>
+          <w:lang w:bidi="fa-IR"/>
+        </w:rPr>
+        <w:t>min_value</w:t>
+      </w:r>
+      <w:proofErr w:type="spellEnd"/>
+      <w:r>
+        <w:rPr>
+          <w:lang w:bidi="fa-IR"/>
+        </w:rPr>
+        <w:t xml:space="preserve">, </w:t>
+      </w:r>
+      <w:proofErr w:type="spellStart"/>
+      <w:r>
+        <w:rPr>
+          <w:lang w:bidi="fa-IR"/>
+        </w:rPr>
+        <w:t>max_value</w:t>
+      </w:r>
+      <w:proofErr w:type="spellEnd"/>
+      <w:r>
+        <w:rPr>
+          <w:lang w:bidi="fa-IR"/>
+        </w:rPr>
+        <w:t xml:space="preserve">, </w:t>
+      </w:r>
+      <w:proofErr w:type="spellStart"/>
+      <w:r>
+        <w:rPr>
+          <w:lang w:bidi="fa-IR"/>
+        </w:rPr>
+        <w:t>sample_count</w:t>
+      </w:r>
+      <w:proofErr w:type="spellEnd"/>
+    </w:p>
+    <w:p>
+      <w:pPr>
+        <w:rPr>
+          <w:lang w:bidi="fa-IR"/>
+        </w:rPr>
+      </w:pPr>
+      <w:r>
+        <w:rPr>
+          <w:lang w:bidi="fa-IR"/>
+        </w:rPr>
+        <w:t>FROM tag_values_5min</w:t>
+      </w:r>
+    </w:p>
+    <w:p>
+      <w:pPr>
+        <w:rPr>
+          <w:lang w:bidi="fa-IR"/>
+        </w:rPr>
+      </w:pPr>
+      <w:r>
+        <w:rPr>
+          <w:lang w:bidi="fa-IR"/>
+        </w:rPr>
+        <w:t xml:space="preserve">WHERE </w:t>
+      </w:r>
+      <w:proofErr w:type="spellStart"/>
+      <w:r>
+        <w:rPr>
+          <w:lang w:bidi="fa-IR"/>
+        </w:rPr>
+        <w:t>tag_id</w:t>
+      </w:r>
+      <w:proofErr w:type="spellEnd"/>
+      <w:r>
+        <w:rPr>
+          <w:lang w:bidi="fa-IR"/>
+        </w:rPr>
+        <w:t xml:space="preserve"> = 1</w:t>
+      </w:r>
+    </w:p>
+    <w:p>
+      <w:pPr>
+        <w:rPr>
+          <w:lang w:bidi="fa-IR"/>
+        </w:rPr>
+      </w:pPr>
+      <w:r>
+        <w:rPr>
+          <w:lang w:bidi="fa-IR"/>
+        </w:rPr>
+        <w:t>ORDER BY bucket DESC</w:t>
+      </w:r>
+    </w:p>
+    <w:p>
+      <w:pPr>
+        <w:rPr>
+          <w:lang w:bidi="fa-IR"/>
+        </w:rPr>
+      </w:pPr>
+      <w:r>
+        <w:rPr>
+          <w:lang w:bidi="fa-IR"/>
+        </w:rPr>
+        <w:t>LIMIT 10;</w:t>
+      </w:r>
+    </w:p>
+    <w:p>
+      <w:pPr>
+        <w:rPr>
+          <w:lang w:bidi="fa-IR"/>
+        </w:rPr>
+      </w:pPr>
+    </w:p>
+    <w:p>
+      <w:pPr>
+        <w:rPr>
+          <w:lang w:bidi="fa-IR"/>
+        </w:rPr>
+      </w:pPr>
+      <w:r>
+        <w:rPr>
+          <w:lang w:bidi="fa-IR"/>
+        </w:rPr>
+        <w:t xml:space="preserve">-- </w:t>
+      </w:r>
+      <w:r>
+        <w:rPr>
+          <w:rFonts w:cs="Arial"/>
+          <w:rtl/>
+          <w:lang w:bidi="fa-IR"/>
+        </w:rPr>
+        <w:t>داده‌ها</w:t>
+      </w:r>
+      <w:r>
+        <w:rPr>
+          <w:rFonts w:cs="Arial" w:hint="cs"/>
+          <w:rtl/>
+          <w:lang w:bidi="fa-IR"/>
+        </w:rPr>
+        <w:t>ی</w:t>
+      </w:r>
+      <w:r>
+        <w:rPr>
+          <w:rFonts w:cs="Arial"/>
+          <w:rtl/>
+          <w:lang w:bidi="fa-IR"/>
+        </w:rPr>
+        <w:t xml:space="preserve"> 1 ساعته</w:t>
+      </w:r>
+    </w:p>
+    <w:p>
+      <w:pPr>
+        <w:rPr>
+          <w:lang w:bidi="fa-IR"/>
+        </w:rPr>
+      </w:pPr>
+      <w:r>
+        <w:rPr>
+          <w:lang w:bidi="fa-IR"/>
+        </w:rPr>
+        <w:t xml:space="preserve">SELECT bucket, </w:t>
+      </w:r>
+      <w:proofErr w:type="spellStart"/>
+      <w:r>
+        <w:rPr>
+          <w:lang w:bidi="fa-IR"/>
+        </w:rPr>
+        <w:t>tag_id</w:t>
+      </w:r>
+      <w:proofErr w:type="spellEnd"/>
+      <w:r>
+        <w:rPr>
+          <w:lang w:bidi="fa-IR"/>
+        </w:rPr>
+        <w:t xml:space="preserve">, </w:t>
+      </w:r>
+      <w:proofErr w:type="spellStart"/>
+      <w:r>
+        <w:rPr>
+          <w:lang w:bidi="fa-IR"/>
+        </w:rPr>
+        <w:t>avg_value</w:t>
+      </w:r>
+      <w:proofErr w:type="spellEnd"/>
+      <w:r>
+        <w:rPr>
+          <w:lang w:bidi="fa-IR"/>
+        </w:rPr>
+        <w:t xml:space="preserve">, </w:t>
+      </w:r>
+      <w:proofErr w:type="spellStart"/>
+      <w:r>
+        <w:rPr>
+          <w:lang w:bidi="fa-IR"/>
+        </w:rPr>
+        <w:t>min_value</w:t>
+      </w:r>
+      <w:proofErr w:type="spellEnd"/>
+      <w:r>
+        <w:rPr>
+          <w:lang w:bidi="fa-IR"/>
+        </w:rPr>
+        <w:t xml:space="preserve">, </w:t>
+      </w:r>
+      <w:proofErr w:type="spellStart"/>
+      <w:r>
+        <w:rPr>
+          <w:lang w:bidi="fa-IR"/>
+        </w:rPr>
+        <w:t>max_value</w:t>
+      </w:r>
+      <w:proofErr w:type="spellEnd"/>
+      <w:r>
+        <w:rPr>
+          <w:lang w:bidi="fa-IR"/>
+        </w:rPr>
+        <w:t xml:space="preserve">, </w:t>
+      </w:r>
+      <w:proofErr w:type="spellStart"/>
+      <w:r>
+        <w:rPr>
+          <w:lang w:bidi="fa-IR"/>
+        </w:rPr>
+        <w:t>sample_count</w:t>
+      </w:r>
+      <w:proofErr w:type="spellEnd"/>
+    </w:p>
+    <w:p>
+      <w:pPr>
+        <w:rPr>
+          <w:lang w:bidi="fa-IR"/>
+        </w:rPr>
+      </w:pPr>
+      <w:r>
+        <w:rPr>
+          <w:lang w:bidi="fa-IR"/>
+        </w:rPr>
+        <w:t>FROM tag_values_1hour</w:t>
+      </w:r>
+    </w:p>
+    <w:p>
+      <w:pPr>
+        <w:rPr>
+          <w:lang w:bidi="fa-IR"/>
+        </w:rPr>
+      </w:pPr>
+      <w:r>
+        <w:rPr>
+          <w:lang w:bidi="fa-IR"/>
+        </w:rPr>
+        <w:t xml:space="preserve">WHERE </w:t>
+      </w:r>
+      <w:proofErr w:type="spellStart"/>
+      <w:r>
+        <w:rPr>
+          <w:lang w:bidi="fa-IR"/>
+        </w:rPr>
+        <w:t>tag_id</w:t>
+      </w:r>
+      <w:proofErr w:type="spellEnd"/>
+      <w:r>
+        <w:rPr>
+          <w:lang w:bidi="fa-IR"/>
+        </w:rPr>
+        <w:t xml:space="preserve"> = 1</w:t>
+      </w:r>
+    </w:p>
+    <w:p>
+      <w:pPr>
+        <w:rPr>
+          <w:lang w:bidi="fa-IR"/>
+        </w:rPr>
+      </w:pPr>
+      <w:r>
+        <w:rPr>
+          <w:lang w:bidi="fa-IR"/>
+        </w:rPr>
+        <w:t>ORDER BY bucket DESC</w:t>
+      </w:r>
+    </w:p>
+    <w:p>
+      <w:pPr>
+        <w:rPr>
+          <w:lang w:bidi="fa-IR"/>
+        </w:rPr>
+      </w:pPr>
+      <w:r>
+        <w:rPr>
+          <w:lang w:bidi="fa-IR"/>
+        </w:rPr>
+        <w:t>LIMIT 10;</w:t>
+      </w:r>
+    </w:p>
+    <w:p>
+      <w:pPr>
+        <w:rPr>
+          <w:lang w:bidi="fa-IR"/>
+        </w:rPr>
+      </w:pPr>
+    </w:p>
+    <w:p>
+      <w:pPr>
+        <w:rPr>
+          <w:lang w:bidi="fa-IR"/>
+        </w:rPr>
+      </w:pPr>
+      <w:r>
+        <w:rPr>
+          <w:lang w:bidi="fa-IR"/>
+        </w:rPr>
+        <w:t xml:space="preserve">-- </w:t>
+      </w:r>
+      <w:r>
+        <w:rPr>
+          <w:rFonts w:cs="Arial"/>
+          <w:rtl/>
+          <w:lang w:bidi="fa-IR"/>
+        </w:rPr>
+        <w:t>داده‌ها</w:t>
+      </w:r>
+      <w:r>
+        <w:rPr>
+          <w:rFonts w:cs="Arial" w:hint="cs"/>
+          <w:rtl/>
+          <w:lang w:bidi="fa-IR"/>
+        </w:rPr>
+        <w:t>ی</w:t>
+      </w:r>
+      <w:r>
+        <w:rPr>
+          <w:rFonts w:cs="Arial"/>
+          <w:rtl/>
+          <w:lang w:bidi="fa-IR"/>
+        </w:rPr>
+        <w:t xml:space="preserve"> 1 روزه</w:t>
+      </w:r>
+    </w:p>
+    <w:p>
+      <w:pPr>
+        <w:rPr>
+          <w:lang w:bidi="fa-IR"/>
+        </w:rPr>
+      </w:pPr>
+      <w:r>
+        <w:rPr>
+          <w:lang w:bidi="fa-IR"/>
+        </w:rPr>
+        <w:t xml:space="preserve">SELECT bucket, </w:t>
+      </w:r>
+      <w:proofErr w:type="spellStart"/>
+      <w:r>
+        <w:rPr>
+          <w:lang w:bidi="fa-IR"/>
+        </w:rPr>
+        <w:t>tag_id</w:t>
+      </w:r>
+      <w:proofErr w:type="spellEnd"/>
+      <w:r>
+        <w:rPr>
+          <w:lang w:bidi="fa-IR"/>
+        </w:rPr>
+        <w:t xml:space="preserve">, </w:t>
+      </w:r>
+      <w:proofErr w:type="spellStart"/>
+      <w:r>
+        <w:rPr>
+          <w:lang w:bidi="fa-IR"/>
+        </w:rPr>
+        <w:t>avg_value</w:t>
+      </w:r>
+      <w:proofErr w:type="spellEnd"/>
+      <w:r>
+        <w:rPr>
+          <w:lang w:bidi="fa-IR"/>
+        </w:rPr>
+        <w:t xml:space="preserve">, </w:t>
+      </w:r>
+      <w:proofErr w:type="spellStart"/>
+      <w:r>
+        <w:rPr>
+          <w:lang w:bidi="fa-IR"/>
+        </w:rPr>
+        <w:t>min_value</w:t>
+      </w:r>
+      <w:proofErr w:type="spellEnd"/>
+      <w:r>
+        <w:rPr>
+          <w:lang w:bidi="fa-IR"/>
+        </w:rPr>
+        <w:t xml:space="preserve">, </w:t>
+      </w:r>
+      <w:proofErr w:type="spellStart"/>
+      <w:r>
+        <w:rPr>
+          <w:lang w:bidi="fa-IR"/>
+        </w:rPr>
+        <w:t>max_value</w:t>
+      </w:r>
+      <w:proofErr w:type="spellEnd"/>
+      <w:r>
+        <w:rPr>
+          <w:lang w:bidi="fa-IR"/>
+        </w:rPr>
+        <w:t xml:space="preserve">, </w:t>
+      </w:r>
+      <w:proofErr w:type="spellStart"/>
+      <w:r>
+        <w:rPr>
+          <w:lang w:bidi="fa-IR"/>
+        </w:rPr>
+        <w:t>sample_count</w:t>
+      </w:r>
+      <w:proofErr w:type="spellEnd"/>
+    </w:p>
+    <w:p>
+      <w:pPr>
+        <w:rPr>
+          <w:lang w:bidi="fa-IR"/>
+        </w:rPr>
+      </w:pPr>
+      <w:r>
+        <w:rPr>
+          <w:lang w:bidi="fa-IR"/>
+        </w:rPr>
+        <w:t>FROM tag_values_1day</w:t>
+      </w:r>
+    </w:p>
+    <w:p>
+      <w:pPr>
+        <w:rPr>
+          <w:lang w:bidi="fa-IR"/>
+        </w:rPr>
+      </w:pPr>
+      <w:r>
+        <w:rPr>
+          <w:lang w:bidi="fa-IR"/>
+        </w:rPr>
+        <w:t xml:space="preserve">WHERE </w:t>
+      </w:r>
+      <w:proofErr w:type="spellStart"/>
+      <w:r>
+        <w:rPr>
+          <w:lang w:bidi="fa-IR"/>
+        </w:rPr>
+        <w:t>tag_id</w:t>
+      </w:r>
+      <w:proofErr w:type="spellEnd"/>
+      <w:r>
+        <w:rPr>
+          <w:lang w:bidi="fa-IR"/>
+        </w:rPr>
+        <w:t xml:space="preserve"> = 1</w:t>
+      </w:r>
+    </w:p>
+    <w:p>
+      <w:pPr>
+        <w:rPr>
+          <w:lang w:bidi="fa-IR"/>
+        </w:rPr>
+      </w:pPr>
+      <w:r>
+        <w:rPr>
+          <w:lang w:bidi="fa-IR"/>
+        </w:rPr>
+        <w:t>ORDER BY bucket DESC</w:t>
+      </w:r>
+    </w:p>
+    <w:p>
+      <w:pPr>
+        <w:rPr>
+          <w:lang w:bidi="fa-IR"/>
+        </w:rPr>
+      </w:pPr>
+      <w:r>
+        <w:rPr>
+          <w:lang w:bidi="fa-IR"/>
+        </w:rPr>
+        <w:t>LIMIT 10;</w:t>
+      </w:r>
+    </w:p>
+    <w:p>
+      <w:pPr>
+        <w:rPr>
+          <w:lang w:bidi="fa-IR"/>
+        </w:rPr>
+      </w:pPr>
+    </w:p>
+    <w:p>
+      <w:pPr>
+        <w:rPr>
+          <w:rFonts w:ascii="Arial" w:hAnsi="Arial" w:cs="Arial"/>
+          <w:color w:val="1D1D1F"/>
+          <w:shd w:val="clear" w:color="auto" w:fill="FFFFFF"/>
+        </w:rPr>
+      </w:pPr>
+      <w:r>
+        <w:rPr>
+          <w:rFonts w:ascii="Arial" w:hAnsi="Arial" w:cs="Arial"/>
+          <w:color w:val="1D1D1F"/>
+          <w:shd w:val="clear" w:color="auto" w:fill="FFFFFF"/>
+          <w:rtl/>
+        </w:rPr>
+        <w:t>اگر می‌خواهید داده‌های</w:t>
+      </w:r>
+      <w:r>
+        <w:rPr>
+          <w:rFonts w:ascii="Arial" w:hAnsi="Arial" w:cs="Arial"/>
+          <w:color w:val="1D1D1F"/>
+          <w:shd w:val="clear" w:color="auto" w:fill="FFFFFF"/>
+        </w:rPr>
+        <w:t xml:space="preserve"> aggregate </w:t>
+      </w:r>
+      <w:r>
+        <w:rPr>
+          <w:rFonts w:ascii="Arial" w:hAnsi="Arial" w:cs="Arial"/>
+          <w:color w:val="1D1D1F"/>
+          <w:shd w:val="clear" w:color="auto" w:fill="FFFFFF"/>
+          <w:rtl/>
+        </w:rPr>
+        <w:t>را فوراً</w:t>
+      </w:r>
+      <w:r>
+        <w:rPr>
+          <w:rFonts w:ascii="Arial" w:hAnsi="Arial" w:cs="Arial"/>
+          <w:color w:val="1D1D1F"/>
+          <w:shd w:val="clear" w:color="auto" w:fill="FFFFFF"/>
+        </w:rPr>
+        <w:t xml:space="preserve"> refresh </w:t>
+      </w:r>
+      <w:r>
+        <w:rPr>
+          <w:rFonts w:ascii="Arial" w:hAnsi="Arial" w:cs="Arial"/>
+          <w:color w:val="1D1D1F"/>
+          <w:shd w:val="clear" w:color="auto" w:fill="FFFFFF"/>
+          <w:rtl/>
+        </w:rPr>
+        <w:t>کنید</w:t>
+      </w:r>
+      <w:r>
+        <w:rPr>
+          <w:rFonts w:ascii="Arial" w:hAnsi="Arial" w:cs="Arial"/>
+          <w:color w:val="1D1D1F"/>
+          <w:shd w:val="clear" w:color="auto" w:fill="FFFFFF"/>
+        </w:rPr>
+        <w:t>:</w:t>
+      </w:r>
+    </w:p>
+    <w:p>
+      <w:pPr>
+        <w:rPr>
+          <w:lang w:bidi="fa-IR"/>
+        </w:rPr>
+      </w:pPr>
+      <w:r>
+        <w:rPr>
+          <w:lang w:bidi="fa-IR"/>
+        </w:rPr>
+        <w:t xml:space="preserve">CALL </w:t>
+      </w:r>
+      <w:proofErr w:type="spellStart"/>
+      <w:r>
+        <w:rPr>
+          <w:lang w:bidi="fa-IR"/>
+        </w:rPr>
+        <w:t>refresh_continuous_</w:t>
+      </w:r>
+      <w:proofErr w:type="gramStart"/>
+      <w:r>
+        <w:rPr>
+          <w:lang w:bidi="fa-IR"/>
+        </w:rPr>
+        <w:t>aggregate</w:t>
+      </w:r>
+      <w:proofErr w:type="spellEnd"/>
+      <w:r>
+        <w:rPr>
+          <w:lang w:bidi="fa-IR"/>
+        </w:rPr>
+        <w:t>(</w:t>
+      </w:r>
+      <w:proofErr w:type="gramEnd"/>
+      <w:r>
+        <w:rPr>
+          <w:lang w:bidi="fa-IR"/>
+        </w:rPr>
+        <w:t>'tag_values_1min', NULL, NULL);</w:t>
+      </w:r>
+    </w:p>
+    <w:p>
+      <w:pPr>
+        <w:rPr>
+          <w:lang w:bidi="fa-IR"/>
+        </w:rPr>
+      </w:pPr>
+      <w:r>
+        <w:rPr>
+          <w:lang w:bidi="fa-IR"/>
+        </w:rPr>
+        <w:t xml:space="preserve">CALL </w:t>
+      </w:r>
+      <w:proofErr w:type="spellStart"/>
+      <w:r>
+        <w:rPr>
+          <w:lang w:bidi="fa-IR"/>
+        </w:rPr>
+        <w:t>refresh_continuous_</w:t>
+      </w:r>
+      <w:proofErr w:type="gramStart"/>
+      <w:r>
+        <w:rPr>
+          <w:lang w:bidi="fa-IR"/>
+        </w:rPr>
+        <w:t>aggregate</w:t>
+      </w:r>
+      <w:proofErr w:type="spellEnd"/>
+      <w:r>
+        <w:rPr>
+          <w:lang w:bidi="fa-IR"/>
+        </w:rPr>
+        <w:t>(</w:t>
+      </w:r>
+      <w:proofErr w:type="gramEnd"/>
+      <w:r>
+        <w:rPr>
+          <w:lang w:bidi="fa-IR"/>
+        </w:rPr>
+        <w:t>'tag_values_5min', NULL, NULL);</w:t>
+      </w:r>
+    </w:p>
+    <w:p>
+      <w:pPr>
+        <w:rPr>
+          <w:lang w:bidi="fa-IR"/>
+        </w:rPr>
+      </w:pPr>
+      <w:r>
+        <w:rPr>
+          <w:lang w:bidi="fa-IR"/>
+        </w:rPr>
+        <w:t xml:space="preserve">CALL </w:t>
+      </w:r>
+      <w:proofErr w:type="spellStart"/>
+      <w:r>
+        <w:rPr>
+          <w:lang w:bidi="fa-IR"/>
+        </w:rPr>
+        <w:t>refresh_continuous_</w:t>
+      </w:r>
+      <w:proofErr w:type="gramStart"/>
+      <w:r>
+        <w:rPr>
+          <w:lang w:bidi="fa-IR"/>
+        </w:rPr>
+        <w:t>aggregate</w:t>
+      </w:r>
+      <w:proofErr w:type="spellEnd"/>
+      <w:r>
+        <w:rPr>
+          <w:lang w:bidi="fa-IR"/>
+        </w:rPr>
+        <w:t>(</w:t>
+      </w:r>
+      <w:proofErr w:type="gramEnd"/>
+      <w:r>
+        <w:rPr>
+          <w:lang w:bidi="fa-IR"/>
+        </w:rPr>
+        <w:t>'tag_values_1hour', NULL, NULL);</w:t>
+      </w:r>
+    </w:p>
+    <w:p>
+      <w:pPr>
+        <w:rPr>
+          <w:rtl/>
+          <w:lang w:bidi="fa-IR"/>
+        </w:rPr>
+      </w:pPr>
+      <w:r>
+        <w:rPr>
+          <w:lang w:bidi="fa-IR"/>
+        </w:rPr>
+        <w:t xml:space="preserve">CALL </w:t>
+      </w:r>
+      <w:proofErr w:type="spellStart"/>
+      <w:r>
+        <w:rPr>
+          <w:lang w:bidi="fa-IR"/>
+        </w:rPr>
+        <w:t>refresh_continuous_</w:t>
+      </w:r>
+      <w:proofErr w:type="gramStart"/>
+      <w:r>
+        <w:rPr>
+          <w:lang w:bidi="fa-IR"/>
+        </w:rPr>
+        <w:t>aggregate</w:t>
+      </w:r>
+      <w:proofErr w:type="spellEnd"/>
+      <w:r>
+        <w:rPr>
+          <w:lang w:bidi="fa-IR"/>
+        </w:rPr>
+        <w:t>(</w:t>
+      </w:r>
+      <w:proofErr w:type="gramEnd"/>
+      <w:r>
+        <w:rPr>
+          <w:lang w:bidi="fa-IR"/>
+        </w:rPr>
+        <w:t>'tag_values_1day', NULL, NULL);</w:t>
+      </w:r>
+    </w:p>
+    <w:p>
+      <w:pPr>
+        <w:rPr>
+          <w:rtl/>
+          <w:lang w:bidi="fa-IR"/>
+        </w:rPr>
+      </w:pPr>
+    </w:p>
+    <w:p>
+      <w:pPr>
+        <w:rPr>
+          <w:rtl/>
+          <w:lang w:bidi="fa-IR"/>
+        </w:rPr>
+      </w:pPr>
+    </w:p>
+    <w:p>
+      <w:pPr>
+        <w:rPr>
+          <w:lang w:bidi="fa-IR"/>
+        </w:rPr>
+      </w:pPr>
+      <w:r>
+        <w:rPr>
+          <w:lang w:bidi="fa-IR"/>
+        </w:rPr>
+        <w:t xml:space="preserve">// </w:t>
+      </w:r>
+      <w:r>
+        <w:rPr>
+          <w:rFonts w:cs="Arial"/>
+          <w:rtl/>
+          <w:lang w:bidi="fa-IR"/>
+        </w:rPr>
+        <w:t>همه</w:t>
+      </w:r>
+      <w:r>
+        <w:rPr>
+          <w:lang w:bidi="fa-IR"/>
+        </w:rPr>
+        <w:t xml:space="preserve"> views </w:t>
+      </w:r>
+      <w:r>
+        <w:rPr>
+          <w:rFonts w:cs="Arial"/>
+          <w:rtl/>
+          <w:lang w:bidi="fa-IR"/>
+        </w:rPr>
+        <w:t>را</w:t>
+      </w:r>
+      <w:r>
+        <w:rPr>
+          <w:lang w:bidi="fa-IR"/>
+        </w:rPr>
+        <w:t xml:space="preserve"> refresh </w:t>
+      </w:r>
+      <w:r>
+        <w:rPr>
+          <w:rFonts w:cs="Arial"/>
+          <w:rtl/>
+          <w:lang w:bidi="fa-IR"/>
+        </w:rPr>
+        <w:t>کن</w:t>
+      </w:r>
+    </w:p>
+    <w:p>
+      <w:pPr>
+        <w:rPr>
+          <w:lang w:bidi="fa-IR"/>
+        </w:rPr>
+      </w:pPr>
+      <w:proofErr w:type="spellStart"/>
+      <w:r>
+        <w:rPr>
+          <w:lang w:bidi="fa-IR"/>
+        </w:rPr>
+        <w:lastRenderedPageBreak/>
+        <w:t>m_historianManager</w:t>
+      </w:r>
+      <w:proofErr w:type="spellEnd"/>
+      <w:r>
+        <w:rPr>
+          <w:lang w:bidi="fa-IR"/>
+        </w:rPr>
+        <w:t>-&gt;</w:t>
+      </w:r>
+      <w:proofErr w:type="spellStart"/>
+      <w:proofErr w:type="gramStart"/>
+      <w:r>
+        <w:rPr>
+          <w:lang w:bidi="fa-IR"/>
+        </w:rPr>
+        <w:t>refreshContinuousAggregates</w:t>
+      </w:r>
+      <w:proofErr w:type="spellEnd"/>
+      <w:r>
+        <w:rPr>
+          <w:lang w:bidi="fa-IR"/>
+        </w:rPr>
+        <w:t>(</w:t>
+      </w:r>
+      <w:proofErr w:type="gramEnd"/>
+      <w:r>
+        <w:rPr>
+          <w:lang w:bidi="fa-IR"/>
+        </w:rPr>
+        <w:t>);</w:t>
+      </w:r>
+    </w:p>
+    <w:p>
+      <w:pPr>
+        <w:rPr>
+          <w:lang w:bidi="fa-IR"/>
+        </w:rPr>
+      </w:pPr>
+    </w:p>
+    <w:p>
+      <w:pPr>
+        <w:rPr>
+          <w:lang w:bidi="fa-IR"/>
+        </w:rPr>
+      </w:pPr>
+      <w:r>
+        <w:rPr>
+          <w:lang w:bidi="fa-IR"/>
+        </w:rPr>
+        <w:t xml:space="preserve">// </w:t>
+      </w:r>
+      <w:r>
+        <w:rPr>
+          <w:rFonts w:cs="Arial"/>
+          <w:rtl/>
+          <w:lang w:bidi="fa-IR"/>
+        </w:rPr>
+        <w:t xml:space="preserve">فقط </w:t>
+      </w:r>
+      <w:r>
+        <w:rPr>
+          <w:rFonts w:cs="Arial" w:hint="cs"/>
+          <w:rtl/>
+          <w:lang w:bidi="fa-IR"/>
+        </w:rPr>
+        <w:t>ی</w:t>
+      </w:r>
+      <w:r>
+        <w:rPr>
+          <w:rFonts w:cs="Arial" w:hint="eastAsia"/>
+          <w:rtl/>
+          <w:lang w:bidi="fa-IR"/>
+        </w:rPr>
+        <w:t>ک</w:t>
+      </w:r>
+      <w:r>
+        <w:rPr>
+          <w:lang w:bidi="fa-IR"/>
+        </w:rPr>
+        <w:t xml:space="preserve"> view </w:t>
+      </w:r>
+      <w:r>
+        <w:rPr>
+          <w:rFonts w:cs="Arial"/>
+          <w:rtl/>
+          <w:lang w:bidi="fa-IR"/>
+        </w:rPr>
+        <w:t>را</w:t>
+      </w:r>
+      <w:r>
+        <w:rPr>
+          <w:lang w:bidi="fa-IR"/>
+        </w:rPr>
+        <w:t xml:space="preserve"> refresh </w:t>
+      </w:r>
+      <w:r>
+        <w:rPr>
+          <w:rFonts w:cs="Arial"/>
+          <w:rtl/>
+          <w:lang w:bidi="fa-IR"/>
+        </w:rPr>
+        <w:t>کن</w:t>
+      </w:r>
+    </w:p>
+    <w:p>
+      <w:pPr>
+        <w:rPr>
+          <w:lang w:bidi="fa-IR"/>
+        </w:rPr>
+      </w:pPr>
+      <w:r>
+        <w:rPr>
+          <w:lang w:bidi="fa-IR"/>
+        </w:rPr>
+        <w:t>m_historianManager-&gt;refreshContinuousAggregate("tag_values_1min");</w:t>
+      </w:r>
+    </w:p>
+    <w:p>
+      <w:pPr>
+        <w:rPr>
+          <w:lang w:bidi="fa-IR"/>
+        </w:rPr>
+      </w:pPr>
+    </w:p>
+    <w:p>
+      <w:pPr>
+        <w:rPr>
+          <w:lang w:bidi="fa-IR"/>
+        </w:rPr>
+      </w:pPr>
+      <w:r>
+        <w:rPr>
+          <w:lang w:bidi="fa-IR"/>
+        </w:rPr>
+        <w:t xml:space="preserve">// </w:t>
+      </w:r>
+      <w:r>
+        <w:rPr>
+          <w:rFonts w:cs="Arial" w:hint="cs"/>
+          <w:rtl/>
+          <w:lang w:bidi="fa-IR"/>
+        </w:rPr>
+        <w:t>ی</w:t>
+      </w:r>
+      <w:r>
+        <w:rPr>
+          <w:rFonts w:cs="Arial" w:hint="eastAsia"/>
+          <w:rtl/>
+          <w:lang w:bidi="fa-IR"/>
+        </w:rPr>
+        <w:t>ک</w:t>
+      </w:r>
+      <w:r>
+        <w:rPr>
+          <w:lang w:bidi="fa-IR"/>
+        </w:rPr>
+        <w:t xml:space="preserve"> view </w:t>
+      </w:r>
+      <w:r>
+        <w:rPr>
+          <w:rFonts w:cs="Arial"/>
+          <w:rtl/>
+          <w:lang w:bidi="fa-IR"/>
+        </w:rPr>
+        <w:t xml:space="preserve">را در </w:t>
+      </w:r>
+      <w:r>
+        <w:rPr>
+          <w:rFonts w:cs="Arial" w:hint="cs"/>
+          <w:rtl/>
+          <w:lang w:bidi="fa-IR"/>
+        </w:rPr>
+        <w:t>ی</w:t>
+      </w:r>
+      <w:r>
+        <w:rPr>
+          <w:rFonts w:cs="Arial" w:hint="eastAsia"/>
+          <w:rtl/>
+          <w:lang w:bidi="fa-IR"/>
+        </w:rPr>
+        <w:t>ک</w:t>
+      </w:r>
+      <w:r>
+        <w:rPr>
+          <w:rFonts w:cs="Arial"/>
+          <w:rtl/>
+          <w:lang w:bidi="fa-IR"/>
+        </w:rPr>
+        <w:t xml:space="preserve"> بازه زمان</w:t>
+      </w:r>
+      <w:r>
+        <w:rPr>
+          <w:rFonts w:cs="Arial" w:hint="cs"/>
+          <w:rtl/>
+          <w:lang w:bidi="fa-IR"/>
+        </w:rPr>
+        <w:t>ی</w:t>
+      </w:r>
+      <w:r>
+        <w:rPr>
+          <w:lang w:bidi="fa-IR"/>
+        </w:rPr>
+        <w:t xml:space="preserve"> refresh </w:t>
+      </w:r>
+      <w:r>
+        <w:rPr>
+          <w:rFonts w:cs="Arial"/>
+          <w:rtl/>
+          <w:lang w:bidi="fa-IR"/>
+        </w:rPr>
+        <w:t>کن</w:t>
+      </w:r>
+    </w:p>
+    <w:p>
+      <w:pPr>
+        <w:rPr>
+          <w:lang w:bidi="fa-IR"/>
+        </w:rPr>
+      </w:pPr>
+      <w:proofErr w:type="spellStart"/>
+      <w:r>
+        <w:rPr>
+          <w:lang w:bidi="fa-IR"/>
+        </w:rPr>
+        <w:t>m_historianManager</w:t>
+      </w:r>
+      <w:proofErr w:type="spellEnd"/>
+      <w:r>
+        <w:rPr>
+          <w:lang w:bidi="fa-IR"/>
+        </w:rPr>
+        <w:t>-&gt;</w:t>
+      </w:r>
+      <w:proofErr w:type="spellStart"/>
+      <w:proofErr w:type="gramStart"/>
+      <w:r>
+        <w:rPr>
+          <w:lang w:bidi="fa-IR"/>
+        </w:rPr>
+        <w:t>refreshContinuousAggregate</w:t>
+      </w:r>
+      <w:proofErr w:type="spellEnd"/>
+      <w:r>
+        <w:rPr>
+          <w:lang w:bidi="fa-IR"/>
+        </w:rPr>
+        <w:t>(</w:t>
+      </w:r>
+      <w:proofErr w:type="gramEnd"/>
+    </w:p>
+    <w:p>
+      <w:pPr>
+        <w:rPr>
+          <w:lang w:bidi="fa-IR"/>
+        </w:rPr>
+      </w:pPr>
+      <w:r>
+        <w:rPr>
+          <w:lang w:bidi="fa-IR"/>
+        </w:rPr>
+        <w:t xml:space="preserve">    "tag_values_1min",</w:t>
+      </w:r>
+    </w:p>
+    <w:p>
+      <w:pPr>
+        <w:rPr>
+          <w:lang w:bidi="fa-IR"/>
+        </w:rPr>
+      </w:pPr>
+      <w:r>
+        <w:rPr>
+          <w:lang w:bidi="fa-IR"/>
+        </w:rPr>
+        <w:t xml:space="preserve">    </w:t>
+      </w:r>
+      <w:proofErr w:type="spellStart"/>
+      <w:proofErr w:type="gramStart"/>
+      <w:r>
+        <w:rPr>
+          <w:lang w:bidi="fa-IR"/>
+        </w:rPr>
+        <w:t>QDateTime</w:t>
+      </w:r>
+      <w:proofErr w:type="spellEnd"/>
+      <w:r>
+        <w:rPr>
+          <w:lang w:bidi="fa-IR"/>
+        </w:rPr>
+        <w:t>::</w:t>
+      </w:r>
+      <w:proofErr w:type="spellStart"/>
+      <w:proofErr w:type="gramEnd"/>
+      <w:r>
+        <w:rPr>
+          <w:lang w:bidi="fa-IR"/>
+        </w:rPr>
+        <w:t>currentDateTimeUtc</w:t>
+      </w:r>
+      <w:proofErr w:type="spellEnd"/>
+      <w:r>
+        <w:rPr>
+          <w:lang w:bidi="fa-IR"/>
+        </w:rPr>
+        <w:t>().</w:t>
+      </w:r>
+      <w:proofErr w:type="spellStart"/>
+      <w:r>
+        <w:rPr>
+          <w:lang w:bidi="fa-IR"/>
+        </w:rPr>
+        <w:t>addDays</w:t>
+      </w:r>
+      <w:proofErr w:type="spellEnd"/>
+      <w:r>
+        <w:rPr>
+          <w:lang w:bidi="fa-IR"/>
+        </w:rPr>
+        <w:t>(-1),</w:t>
+      </w:r>
+    </w:p>
+    <w:p>
+      <w:pPr>
+        <w:rPr>
+          <w:lang w:bidi="fa-IR"/>
+        </w:rPr>
+      </w:pPr>
+      <w:r>
+        <w:rPr>
+          <w:lang w:bidi="fa-IR"/>
+        </w:rPr>
+        <w:t xml:space="preserve">    </w:t>
+      </w:r>
+      <w:proofErr w:type="spellStart"/>
+      <w:proofErr w:type="gramStart"/>
+      <w:r>
+        <w:rPr>
+          <w:lang w:bidi="fa-IR"/>
+        </w:rPr>
+        <w:t>QDateTime</w:t>
+      </w:r>
+      <w:proofErr w:type="spellEnd"/>
+      <w:r>
+        <w:rPr>
+          <w:lang w:bidi="fa-IR"/>
+        </w:rPr>
+        <w:t>::</w:t>
+      </w:r>
+      <w:proofErr w:type="spellStart"/>
+      <w:proofErr w:type="gramEnd"/>
+      <w:r>
+        <w:rPr>
+          <w:lang w:bidi="fa-IR"/>
+        </w:rPr>
+        <w:t>currentDateTimeUtc</w:t>
+      </w:r>
+      <w:proofErr w:type="spellEnd"/>
+      <w:r>
+        <w:rPr>
+          <w:lang w:bidi="fa-IR"/>
+        </w:rPr>
+        <w:t>()</w:t>
+      </w:r>
+    </w:p>
+    <w:p>
+      <w:pPr>
+        <w:rPr>
+          <w:rtl/>
+          <w:lang w:bidi="fa-IR"/>
+        </w:rPr>
+      </w:pPr>
+      <w:r>
+        <w:rPr>
+          <w:lang w:bidi="fa-IR"/>
+        </w:rPr>
+        <w:t>);</w:t>
+      </w:r>
+    </w:p>
+    <w:p>
+      <w:pPr>
+        <w:rPr>
+          <w:rtl/>
+          <w:lang w:bidi="fa-IR"/>
+        </w:rPr>
+      </w:pPr>
+    </w:p>
+    <w:p>
+      <w:pPr>
+        <w:rPr>
+          <w:rtl/>
+          <w:lang w:bidi="fa-IR"/>
+        </w:rPr>
+      </w:pPr>
+    </w:p>
+    <w:p>
+      <w:pPr>
+        <w:rPr>
+          <w:lang w:bidi="fa-IR"/>
+        </w:rPr>
+      </w:pPr>
+      <w:bookmarkStart w:id="0" w:name="_GoBack"/>
+      <w:bookmarkEnd w:id="0"/>
+    </w:p>
+    <w:p>
+      <w:pPr>
+        <w:rPr>
+          <w:lang w:bidi="fa-IR"/>
+        </w:rPr>
+      </w:pPr>
+      <w:r>
+        <w:rPr>
+          <w:lang w:bidi="fa-IR"/>
+        </w:rPr>
+        <w:drawing>
+          <wp:inline distT="0" distB="0" distL="0" distR="0" wp14:anchorId="55B6DFC3" wp14:editId="4B6C6C87">
+            <wp:extent cx="5943600" cy="2215515"/>
+            <wp:effectExtent l="0" t="0" r="0" b="0"/>
+            <wp:docPr id="12" name="Picture 12"/>
+            <wp:cNvGraphicFramePr>
+              <a:graphicFrameLocks xmlns:a="http://schemas.openxmlformats.org/drawingml/2006/main" noChangeAspect="1"/>
+            </wp:cNvGraphicFramePr>
+            <a:graphic xmlns:a="http://schemas.openxmlformats.org/drawingml/2006/main">
+              <a:graphicData uri="http://schemas.openxmlformats.org/drawingml/2006/picture">
+                <pic:pic xmlns:pic="http://schemas.openxmlformats.org/drawingml/2006/picture">
+                  <pic:nvPicPr>
+                    <pic:cNvPr id="1" name=""/>
+                    <pic:cNvPicPr/>
+                  </pic:nvPicPr>
+                  <pic:blipFill>
+                    <a:blip r:embed="rId15"/>
+                    <a:stretch>
+                      <a:fillRect/>
+                    </a:stretch>
+                  </pic:blipFill>
+                  <pic:spPr>
+                    <a:xfrm>
+                      <a:off x="0" y="0"/>
+                      <a:ext cx="5943600" cy="2215515"/>
+                    </a:xfrm>
+                    <a:prstGeom prst="rect">
+                      <a:avLst/>
+                    </a:prstGeom>
+                  </pic:spPr>
+                </pic:pic>
+              </a:graphicData>
+            </a:graphic>
+          </wp:inline>
+        </w:drawing>
+      </w:r>
+    </w:p>
+    <w:p>
+      <w:pPr>
+        <w:rPr>
+          <w:lang w:bidi="fa-IR"/>
+        </w:rPr>
+      </w:pPr>
+    </w:p>
+    <w:p>
+      <w:pPr>
+        <w:rPr>
+          <w:lang w:bidi="fa-IR"/>
+        </w:rPr>
+      </w:pPr>
+    </w:p>
+    <w:p>
+      <w:pPr>
+        <w:rPr>
+          <w:rFonts w:hint="cs"/>
+          <w:rtl/>
+          <w:lang w:bidi="fa-IR"/>
+        </w:rPr>
+      </w:pPr>
+      <w:r>
+        <w:rPr>
+          <w:lang w:bidi="fa-IR"/>
+        </w:rPr>
+        <w:lastRenderedPageBreak/>
+        <w:drawing>
+          <wp:inline distT="0" distB="0" distL="0" distR="0" wp14:anchorId="07291CCB" wp14:editId="5B441C19">
+            <wp:extent cx="5943600" cy="2107565"/>
+            <wp:effectExtent l="0" t="0" r="0" b="6985"/>
+            <wp:docPr id="13" name="Picture 13"/>
+            <wp:cNvGraphicFramePr>
+              <a:graphicFrameLocks xmlns:a="http://schemas.openxmlformats.org/drawingml/2006/main" noChangeAspect="1"/>
+            </wp:cNvGraphicFramePr>
+            <a:graphic xmlns:a="http://schemas.openxmlformats.org/drawingml/2006/main">
+              <a:graphicData uri="http://schemas.openxmlformats.org/drawingml/2006/picture">
+                <pic:pic xmlns:pic="http://schemas.openxmlformats.org/drawingml/2006/picture">
+                  <pic:nvPicPr>
+                    <pic:cNvPr id="1" name=""/>
+                    <pic:cNvPicPr/>
+                  </pic:nvPicPr>
+                  <pic:blipFill>
+                    <a:blip r:embed="rId16"/>
+                    <a:stretch>
+                      <a:fillRect/>
+                    </a:stretch>
+                  </pic:blipFill>
+                  <pic:spPr>
+                    <a:xfrm>
+                      <a:off x="0" y="0"/>
+                      <a:ext cx="5943600" cy="2107565"/>
                     </a:xfrm>
                     <a:prstGeom prst="rect">
                       <a:avLst/>
@@ -2287,6 +4466,27 @@
     <w:name w:val="Normal"/>
     <w:qFormat/>
   </w:style>
+  <w:style w:type="paragraph" w:styleId="Heading1">
+    <w:name w:val="heading 1"/>
+    <w:basedOn w:val="Normal"/>
+    <w:next w:val="Normal"/>
+    <w:link w:val="Heading1Char"/>
+    <w:uiPriority w:val="9"/>
+    <w:qFormat/>
+    <w:rsid w:val="00AF1B73"/>
+    <w:pPr>
+      <w:keepNext/>
+      <w:keepLines/>
+      <w:spacing w:before="240" w:after="0"/>
+      <w:outlineLvl w:val="0"/>
+    </w:pPr>
+    <w:rPr>
+      <w:rFonts w:asciiTheme="majorHAnsi" w:eastAsiaTheme="majorEastAsia" w:hAnsiTheme="majorHAnsi" w:cstheme="majorBidi"/>
+      <w:color w:val="2E74B5" w:themeColor="accent1" w:themeShade="BF"/>
+      <w:sz w:val="32"/>
+      <w:szCs w:val="32"/>
+    </w:rPr>
+  </w:style>
   <w:style w:type="paragraph" w:styleId="Heading2">
     <w:name w:val="heading 2"/>
     <w:basedOn w:val="Normal"/>
@@ -2351,6 +4551,19 @@
     <w:name w:val="qwen-markdown-text"/>
     <w:basedOn w:val="DefaultParagraphFont"/>
     <w:rsid w:val="00266B96"/>
+  </w:style>
+  <w:style w:type="character" w:customStyle="1" w:styleId="Heading1Char">
+    <w:name w:val="Heading 1 Char"/>
+    <w:basedOn w:val="DefaultParagraphFont"/>
+    <w:link w:val="Heading1"/>
+    <w:uiPriority w:val="9"/>
+    <w:rsid w:val="00AF1B73"/>
+    <w:rPr>
+      <w:rFonts w:asciiTheme="majorHAnsi" w:eastAsiaTheme="majorEastAsia" w:hAnsiTheme="majorHAnsi" w:cstheme="majorBidi"/>
+      <w:color w:val="2E74B5" w:themeColor="accent1" w:themeShade="BF"/>
+      <w:sz w:val="32"/>
+      <w:szCs w:val="32"/>
+    </w:rPr>
   </w:style>
 </w:styles>
 </file>

--- a/notes.docx
+++ b/notes.docx
@@ -1887,7 +1887,7 @@
       </w:pPr>
       <w:r>
         <w:rPr>
-          <w:lang w:bidi="fa-IR"/>
+          <w:noProof/>
         </w:rPr>
         <w:lastRenderedPageBreak/>
         <w:drawing>
@@ -2099,7 +2099,7 @@
       </w:pPr>
       <w:r>
         <w:rPr>
-          <w:lang w:bidi="fa-IR"/>
+          <w:noProof/>
         </w:rPr>
         <w:lastRenderedPageBreak/>
         <w:drawing>
@@ -3948,18 +3948,16 @@
           <w:lang w:bidi="fa-IR"/>
         </w:rPr>
       </w:pPr>
-      <w:bookmarkStart w:id="0" w:name="_GoBack"/>
-      <w:bookmarkEnd w:id="0"/>
-    </w:p>
-    <w:p>
-      <w:pPr>
-        <w:rPr>
-          <w:lang w:bidi="fa-IR"/>
-        </w:rPr>
-      </w:pPr>
-      <w:r>
-        <w:rPr>
-          <w:lang w:bidi="fa-IR"/>
+    </w:p>
+    <w:p>
+      <w:pPr>
+        <w:rPr>
+          <w:lang w:bidi="fa-IR"/>
+        </w:rPr>
+      </w:pPr>
+      <w:r>
+        <w:rPr>
+          <w:noProof/>
         </w:rPr>
         <w:drawing>
           <wp:inline distT="0" distB="0" distL="0" distR="0" wp14:anchorId="55B6DFC3" wp14:editId="4B6C6C87">
@@ -4015,21 +4013,2763 @@
     <w:p>
       <w:pPr>
         <w:rPr>
-          <w:rFonts w:hint="cs"/>
-          <w:rtl/>
-          <w:lang w:bidi="fa-IR"/>
-        </w:rPr>
-      </w:pPr>
-      <w:r>
-        <w:rPr>
-          <w:lang w:bidi="fa-IR"/>
+          <w:rtl/>
+          <w:lang w:bidi="fa-IR"/>
+        </w:rPr>
+      </w:pPr>
+    </w:p>
+    <w:p>
+      <w:pPr>
+        <w:rPr>
+          <w:rtl/>
+          <w:lang w:bidi="fa-IR"/>
+        </w:rPr>
+      </w:pPr>
+    </w:p>
+    <w:p>
+      <w:pPr>
+        <w:rPr>
+          <w:rtl/>
+          <w:lang w:bidi="fa-IR"/>
+        </w:rPr>
+      </w:pPr>
+    </w:p>
+    <w:p>
+      <w:pPr>
+        <w:rPr>
+          <w:noProof/>
+          <w:rtl/>
+        </w:rPr>
+      </w:pPr>
+    </w:p>
+    <w:p>
+      <w:pPr>
+        <w:rPr>
+          <w:noProof/>
+          <w:rtl/>
+        </w:rPr>
+      </w:pPr>
+    </w:p>
+    <w:p>
+      <w:pPr>
+        <w:rPr>
+          <w:noProof/>
+          <w:rtl/>
+        </w:rPr>
+      </w:pPr>
+    </w:p>
+    <w:p>
+      <w:pPr>
+        <w:pStyle w:val="Heading2"/>
+        <w:pBdr>
+          <w:top w:val="single" w:sz="2" w:space="0" w:color="E3E3E3"/>
+          <w:left w:val="single" w:sz="2" w:space="0" w:color="E3E3E3"/>
+          <w:bottom w:val="single" w:sz="2" w:space="0" w:color="E3E3E3"/>
+          <w:right w:val="single" w:sz="2" w:space="0" w:color="E3E3E3"/>
+        </w:pBdr>
+        <w:shd w:val="clear" w:color="auto" w:fill="FFFFFF"/>
+        <w:bidi/>
+        <w:spacing w:before="0" w:after="0"/>
+        <w:rPr>
+          <w:rFonts w:ascii="Arial" w:hAnsi="Arial" w:cs="Arial"/>
+          <w:color w:val="1D1D1F"/>
+          <w:spacing w:val="-5"/>
+        </w:rPr>
+      </w:pPr>
+      <w:r>
+        <w:rPr>
+          <w:rStyle w:val="qwen-markdown-text"/>
+          <w:rFonts w:ascii="Arial" w:eastAsiaTheme="majorEastAsia" w:hAnsi="Arial" w:cs="Arial"/>
+          <w:color w:val="1D1D1F"/>
+          <w:spacing w:val="-5"/>
+          <w:bdr w:val="single" w:sz="2" w:space="0" w:color="E3E3E3" w:frame="1"/>
+          <w:rtl/>
+        </w:rPr>
+        <w:t>7. مانیتورینگ فضا</w:t>
+      </w:r>
+    </w:p>
+    <w:p>
+      <w:pPr>
+        <w:rPr>
+          <w:noProof/>
+        </w:rPr>
+      </w:pPr>
+      <w:r>
+        <w:rPr>
+          <w:noProof/>
+        </w:rPr>
+        <w:t>SELECT</w:t>
+      </w:r>
+    </w:p>
+    <w:p>
+      <w:pPr>
+        <w:rPr>
+          <w:noProof/>
+        </w:rPr>
+      </w:pPr>
+      <w:r>
+        <w:rPr>
+          <w:noProof/>
+        </w:rPr>
+        <w:t xml:space="preserve">    'tag_values_raw' AS table_name,</w:t>
+      </w:r>
+    </w:p>
+    <w:p>
+      <w:pPr>
+        <w:rPr>
+          <w:noProof/>
+        </w:rPr>
+      </w:pPr>
+      <w:r>
+        <w:rPr>
+          <w:noProof/>
+        </w:rPr>
+        <w:t xml:space="preserve">    pg_size_pretty(pg_total_relation_size('tag_values_raw')) AS total_size</w:t>
+      </w:r>
+    </w:p>
+    <w:p>
+      <w:pPr>
+        <w:rPr>
+          <w:noProof/>
+        </w:rPr>
+      </w:pPr>
+      <w:r>
+        <w:rPr>
+          <w:noProof/>
+        </w:rPr>
+        <w:t>UNION ALL</w:t>
+      </w:r>
+    </w:p>
+    <w:p>
+      <w:pPr>
+        <w:rPr>
+          <w:noProof/>
+        </w:rPr>
+      </w:pPr>
+      <w:r>
+        <w:rPr>
+          <w:noProof/>
+        </w:rPr>
+        <w:t>SELECT</w:t>
+      </w:r>
+    </w:p>
+    <w:p>
+      <w:pPr>
+        <w:rPr>
+          <w:noProof/>
+        </w:rPr>
+      </w:pPr>
+      <w:r>
+        <w:rPr>
+          <w:noProof/>
+        </w:rPr>
+        <w:t xml:space="preserve">    'tag_values_1min',</w:t>
+      </w:r>
+    </w:p>
+    <w:p>
+      <w:pPr>
+        <w:rPr>
+          <w:noProof/>
+        </w:rPr>
+      </w:pPr>
+      <w:r>
+        <w:rPr>
+          <w:noProof/>
+        </w:rPr>
+        <w:t xml:space="preserve">    pg_size_pretty(pg_total_relation_size('tag_values_1min'))</w:t>
+      </w:r>
+    </w:p>
+    <w:p>
+      <w:pPr>
+        <w:rPr>
+          <w:noProof/>
+        </w:rPr>
+      </w:pPr>
+      <w:r>
+        <w:rPr>
+          <w:noProof/>
+        </w:rPr>
+        <w:t>UNION ALL</w:t>
+      </w:r>
+    </w:p>
+    <w:p>
+      <w:pPr>
+        <w:rPr>
+          <w:noProof/>
+        </w:rPr>
+      </w:pPr>
+      <w:r>
+        <w:rPr>
+          <w:noProof/>
+        </w:rPr>
+        <w:t>SELECT</w:t>
+      </w:r>
+    </w:p>
+    <w:p>
+      <w:pPr>
+        <w:rPr>
+          <w:noProof/>
+        </w:rPr>
+      </w:pPr>
+      <w:r>
+        <w:rPr>
+          <w:noProof/>
+        </w:rPr>
+        <w:t xml:space="preserve">    'tag_values_5min',</w:t>
+      </w:r>
+    </w:p>
+    <w:p>
+      <w:pPr>
+        <w:rPr>
+          <w:noProof/>
+        </w:rPr>
+      </w:pPr>
+      <w:r>
+        <w:rPr>
+          <w:noProof/>
+        </w:rPr>
+        <w:t xml:space="preserve">    pg_size_pretty(pg_total_relation_size('tag_values_5min'))</w:t>
+      </w:r>
+    </w:p>
+    <w:p>
+      <w:pPr>
+        <w:rPr>
+          <w:noProof/>
+        </w:rPr>
+      </w:pPr>
+      <w:r>
+        <w:rPr>
+          <w:noProof/>
+        </w:rPr>
+        <w:t>UNION ALL</w:t>
+      </w:r>
+    </w:p>
+    <w:p>
+      <w:pPr>
+        <w:rPr>
+          <w:noProof/>
+        </w:rPr>
+      </w:pPr>
+      <w:r>
+        <w:rPr>
+          <w:noProof/>
+        </w:rPr>
+        <w:t>SELECT</w:t>
+      </w:r>
+    </w:p>
+    <w:p>
+      <w:pPr>
+        <w:rPr>
+          <w:noProof/>
+        </w:rPr>
+      </w:pPr>
+      <w:r>
+        <w:rPr>
+          <w:noProof/>
+        </w:rPr>
+        <w:t xml:space="preserve">    'tag_values_1hour',</w:t>
+      </w:r>
+    </w:p>
+    <w:p>
+      <w:pPr>
+        <w:rPr>
+          <w:noProof/>
+        </w:rPr>
+      </w:pPr>
+      <w:r>
+        <w:rPr>
+          <w:noProof/>
+        </w:rPr>
+        <w:t xml:space="preserve">    pg_size_pretty(pg_total_relation_size('tag_values_1hour'))</w:t>
+      </w:r>
+    </w:p>
+    <w:p>
+      <w:pPr>
+        <w:rPr>
+          <w:noProof/>
+        </w:rPr>
+      </w:pPr>
+      <w:r>
+        <w:rPr>
+          <w:noProof/>
+        </w:rPr>
+        <w:t>UNION ALL</w:t>
+      </w:r>
+    </w:p>
+    <w:p>
+      <w:pPr>
+        <w:rPr>
+          <w:noProof/>
+        </w:rPr>
+      </w:pPr>
+      <w:r>
+        <w:rPr>
+          <w:noProof/>
+        </w:rPr>
+        <w:t>SELECT</w:t>
+      </w:r>
+    </w:p>
+    <w:p>
+      <w:pPr>
+        <w:rPr>
+          <w:noProof/>
+        </w:rPr>
+      </w:pPr>
+      <w:r>
+        <w:rPr>
+          <w:noProof/>
+        </w:rPr>
+        <w:t xml:space="preserve">    'tag_values_1day',</w:t>
+      </w:r>
+    </w:p>
+    <w:p>
+      <w:pPr>
+        <w:rPr>
+          <w:noProof/>
+        </w:rPr>
+      </w:pPr>
+      <w:r>
+        <w:rPr>
+          <w:noProof/>
+        </w:rPr>
+        <w:t xml:space="preserve">    pg_size_pretty(pg_total_relation_size('tag_values_1day'))</w:t>
+      </w:r>
+    </w:p>
+    <w:p>
+      <w:pPr>
+        <w:rPr>
+          <w:noProof/>
+        </w:rPr>
+      </w:pPr>
+      <w:r>
+        <w:rPr>
+          <w:noProof/>
+        </w:rPr>
+        <w:t>UNION ALL</w:t>
+      </w:r>
+    </w:p>
+    <w:p>
+      <w:pPr>
+        <w:rPr>
+          <w:noProof/>
+        </w:rPr>
+      </w:pPr>
+      <w:r>
+        <w:rPr>
+          <w:noProof/>
+        </w:rPr>
+        <w:t>SELECT</w:t>
+      </w:r>
+    </w:p>
+    <w:p>
+      <w:pPr>
+        <w:rPr>
+          <w:noProof/>
+        </w:rPr>
+      </w:pPr>
+      <w:r>
+        <w:rPr>
+          <w:noProof/>
+        </w:rPr>
+        <w:t xml:space="preserve">    'tag_current_state',</w:t>
+      </w:r>
+    </w:p>
+    <w:p>
+      <w:pPr>
+        <w:rPr>
+          <w:noProof/>
+        </w:rPr>
+      </w:pPr>
+      <w:r>
+        <w:rPr>
+          <w:noProof/>
+        </w:rPr>
+        <w:t xml:space="preserve">    pg_size_pretty(pg_total_relation_size('tag_current_state'))</w:t>
+      </w:r>
+    </w:p>
+    <w:p>
+      <w:pPr>
+        <w:rPr>
+          <w:noProof/>
+        </w:rPr>
+      </w:pPr>
+      <w:r>
+        <w:rPr>
+          <w:noProof/>
+        </w:rPr>
+        <w:t>UNION ALL</w:t>
+      </w:r>
+    </w:p>
+    <w:p>
+      <w:pPr>
+        <w:rPr>
+          <w:noProof/>
+        </w:rPr>
+      </w:pPr>
+      <w:r>
+        <w:rPr>
+          <w:noProof/>
+        </w:rPr>
+        <w:t>SELECT</w:t>
+      </w:r>
+    </w:p>
+    <w:p>
+      <w:pPr>
+        <w:rPr>
+          <w:noProof/>
+        </w:rPr>
+      </w:pPr>
+      <w:r>
+        <w:rPr>
+          <w:noProof/>
+        </w:rPr>
+        <w:t xml:space="preserve">    'alarms',</w:t>
+      </w:r>
+    </w:p>
+    <w:p>
+      <w:pPr>
+        <w:rPr>
+          <w:noProof/>
+        </w:rPr>
+      </w:pPr>
+      <w:r>
+        <w:rPr>
+          <w:noProof/>
         </w:rPr>
         <w:lastRenderedPageBreak/>
+        <w:t xml:space="preserve">    pg_size_pretty(pg_total_relation_size('alarms'))</w:t>
+      </w:r>
+    </w:p>
+    <w:p>
+      <w:pPr>
+        <w:rPr>
+          <w:noProof/>
+        </w:rPr>
+      </w:pPr>
+      <w:r>
+        <w:rPr>
+          <w:noProof/>
+        </w:rPr>
+        <w:t>UNION ALL</w:t>
+      </w:r>
+    </w:p>
+    <w:p>
+      <w:pPr>
+        <w:rPr>
+          <w:noProof/>
+        </w:rPr>
+      </w:pPr>
+      <w:r>
+        <w:rPr>
+          <w:noProof/>
+        </w:rPr>
+        <w:t>SELECT</w:t>
+      </w:r>
+    </w:p>
+    <w:p>
+      <w:pPr>
+        <w:rPr>
+          <w:noProof/>
+        </w:rPr>
+      </w:pPr>
+      <w:r>
+        <w:rPr>
+          <w:noProof/>
+        </w:rPr>
+        <w:t xml:space="preserve">    'alarm_events',</w:t>
+      </w:r>
+    </w:p>
+    <w:p>
+      <w:pPr>
+        <w:pStyle w:val="Heading3"/>
+        <w:pBdr>
+          <w:top w:val="single" w:sz="2" w:space="0" w:color="E3E3E3"/>
+          <w:left w:val="single" w:sz="2" w:space="0" w:color="E3E3E3"/>
+          <w:bottom w:val="single" w:sz="2" w:space="0" w:color="E3E3E3"/>
+          <w:right w:val="single" w:sz="2" w:space="0" w:color="E3E3E3"/>
+        </w:pBdr>
+        <w:shd w:val="clear" w:color="auto" w:fill="FFFFFF"/>
+        <w:bidi/>
+        <w:spacing w:before="0"/>
+        <w:rPr>
+          <w:rFonts w:ascii="Arial" w:hAnsi="Arial" w:cs="Arial"/>
+          <w:color w:val="1D1D1F"/>
+          <w:spacing w:val="-5"/>
+        </w:rPr>
+      </w:pPr>
+      <w:r>
+        <w:rPr>
+          <w:noProof/>
+        </w:rPr>
+        <w:t xml:space="preserve">    pg_size_pretty(pg_total_relation_size('alarm_events'));</w:t>
+      </w:r>
+      <w:r>
+        <w:rPr>
+          <w:rStyle w:val="qwen-markdown-text"/>
+          <w:rFonts w:ascii="Arial" w:hAnsi="Arial" w:cs="Arial"/>
+          <w:color w:val="1D1D1F"/>
+          <w:spacing w:val="-5"/>
+          <w:bdr w:val="single" w:sz="2" w:space="0" w:color="E3E3E3" w:frame="1"/>
+          <w:rtl/>
+        </w:rPr>
+        <w:t xml:space="preserve"> </w:t>
+      </w:r>
+      <w:r>
+        <w:rPr>
+          <w:rStyle w:val="qwen-markdown-text"/>
+          <w:rFonts w:ascii="Arial" w:hAnsi="Arial" w:cs="Arial"/>
+          <w:color w:val="1D1D1F"/>
+          <w:spacing w:val="-5"/>
+          <w:bdr w:val="single" w:sz="2" w:space="0" w:color="E3E3E3" w:frame="1"/>
+          <w:rtl/>
+        </w:rPr>
+        <w:t>6.3. برای سیستم‌های بزرگ (&gt; 1000 تگ)</w:t>
+      </w:r>
+    </w:p>
+    <w:p>
+      <w:pPr>
+        <w:rPr>
+          <w:noProof/>
+        </w:rPr>
+      </w:pPr>
+      <w:r>
+        <w:rPr>
+          <w:noProof/>
+        </w:rPr>
+        <w:t>Retention:</w:t>
+      </w:r>
+    </w:p>
+    <w:p>
+      <w:pPr>
+        <w:rPr>
+          <w:noProof/>
+        </w:rPr>
+      </w:pPr>
+      <w:r>
+        <w:rPr>
+          <w:noProof/>
+        </w:rPr>
+        <w:t xml:space="preserve">  raw     → 7 </w:t>
+      </w:r>
+      <w:r>
+        <w:rPr>
+          <w:rFonts w:cs="Arial"/>
+          <w:noProof/>
+          <w:rtl/>
+        </w:rPr>
+        <w:t>روز</w:t>
+      </w:r>
+    </w:p>
+    <w:p>
+      <w:pPr>
+        <w:rPr>
+          <w:noProof/>
+        </w:rPr>
+      </w:pPr>
+      <w:r>
+        <w:rPr>
+          <w:noProof/>
+        </w:rPr>
+        <w:t xml:space="preserve">  1min    → 30 </w:t>
+      </w:r>
+      <w:r>
+        <w:rPr>
+          <w:rFonts w:cs="Arial"/>
+          <w:noProof/>
+          <w:rtl/>
+        </w:rPr>
+        <w:t>روز</w:t>
+      </w:r>
+    </w:p>
+    <w:p>
+      <w:pPr>
+        <w:rPr>
+          <w:noProof/>
+        </w:rPr>
+      </w:pPr>
+      <w:r>
+        <w:rPr>
+          <w:noProof/>
+        </w:rPr>
+        <w:t xml:space="preserve">  5min    → 3 </w:t>
+      </w:r>
+      <w:r>
+        <w:rPr>
+          <w:rFonts w:cs="Arial"/>
+          <w:noProof/>
+          <w:rtl/>
+        </w:rPr>
+        <w:t>ماه</w:t>
+      </w:r>
+    </w:p>
+    <w:p>
+      <w:pPr>
+        <w:rPr>
+          <w:noProof/>
+        </w:rPr>
+      </w:pPr>
+      <w:r>
+        <w:rPr>
+          <w:noProof/>
+        </w:rPr>
+        <w:t xml:space="preserve">  1hour   → 1 </w:t>
+      </w:r>
+      <w:r>
+        <w:rPr>
+          <w:rFonts w:cs="Arial"/>
+          <w:noProof/>
+          <w:rtl/>
+        </w:rPr>
+        <w:t>سال</w:t>
+      </w:r>
+    </w:p>
+    <w:p>
+      <w:pPr>
+        <w:rPr>
+          <w:noProof/>
+        </w:rPr>
+      </w:pPr>
+      <w:r>
+        <w:rPr>
+          <w:noProof/>
+        </w:rPr>
+        <w:t xml:space="preserve">  1day    → </w:t>
+      </w:r>
+      <w:r>
+        <w:rPr>
+          <w:rFonts w:cs="Arial"/>
+          <w:noProof/>
+          <w:rtl/>
+        </w:rPr>
+        <w:t>برا</w:t>
+      </w:r>
+      <w:r>
+        <w:rPr>
+          <w:rFonts w:cs="Arial" w:hint="cs"/>
+          <w:noProof/>
+          <w:rtl/>
+        </w:rPr>
+        <w:t>ی</w:t>
+      </w:r>
+      <w:r>
+        <w:rPr>
+          <w:rFonts w:cs="Arial"/>
+          <w:noProof/>
+          <w:rtl/>
+        </w:rPr>
+        <w:t xml:space="preserve"> هم</w:t>
+      </w:r>
+      <w:r>
+        <w:rPr>
+          <w:rFonts w:cs="Arial" w:hint="cs"/>
+          <w:noProof/>
+          <w:rtl/>
+        </w:rPr>
+        <w:t>ی</w:t>
+      </w:r>
+      <w:r>
+        <w:rPr>
+          <w:rFonts w:cs="Arial" w:hint="eastAsia"/>
+          <w:noProof/>
+          <w:rtl/>
+        </w:rPr>
+        <w:t>شه</w:t>
+      </w:r>
+    </w:p>
+    <w:p>
+      <w:pPr>
+        <w:rPr>
+          <w:noProof/>
+        </w:rPr>
+      </w:pPr>
+    </w:p>
+    <w:p>
+      <w:pPr>
+        <w:rPr>
+          <w:noProof/>
+        </w:rPr>
+      </w:pPr>
+      <w:r>
+        <w:rPr>
+          <w:noProof/>
+        </w:rPr>
+        <w:t>Compression:</w:t>
+      </w:r>
+    </w:p>
+    <w:p>
+      <w:pPr>
+        <w:rPr>
+          <w:noProof/>
+        </w:rPr>
+      </w:pPr>
+      <w:r>
+        <w:rPr>
+          <w:noProof/>
+        </w:rPr>
+        <w:t xml:space="preserve">  raw     → 1 </w:t>
+      </w:r>
+      <w:r>
+        <w:rPr>
+          <w:rFonts w:cs="Arial"/>
+          <w:noProof/>
+          <w:rtl/>
+        </w:rPr>
+        <w:t>روز بعد</w:t>
+      </w:r>
+    </w:p>
+    <w:p>
+      <w:pPr>
+        <w:rPr>
+          <w:noProof/>
+        </w:rPr>
+      </w:pPr>
+      <w:r>
+        <w:rPr>
+          <w:noProof/>
+        </w:rPr>
+        <w:t xml:space="preserve">  1min    → 7 </w:t>
+      </w:r>
+      <w:r>
+        <w:rPr>
+          <w:rFonts w:cs="Arial"/>
+          <w:noProof/>
+          <w:rtl/>
+        </w:rPr>
+        <w:t>روز بعد</w:t>
+      </w:r>
+    </w:p>
+    <w:p>
+      <w:pPr>
+        <w:rPr>
+          <w:noProof/>
+        </w:rPr>
+      </w:pPr>
+    </w:p>
+    <w:p>
+      <w:pPr>
+        <w:rPr>
+          <w:noProof/>
+        </w:rPr>
+      </w:pPr>
+      <w:r>
+        <w:rPr>
+          <w:noProof/>
+        </w:rPr>
+        <w:t>Tablespaces:</w:t>
+      </w:r>
+    </w:p>
+    <w:p>
+      <w:pPr>
+        <w:rPr>
+          <w:noProof/>
+        </w:rPr>
+      </w:pPr>
+      <w:r>
+        <w:rPr>
+          <w:noProof/>
+        </w:rPr>
+        <w:t xml:space="preserve">  raw     → SSD (fast_storage)</w:t>
+      </w:r>
+    </w:p>
+    <w:p>
+      <w:pPr>
+        <w:rPr>
+          <w:noProof/>
+        </w:rPr>
+      </w:pPr>
+      <w:r>
+        <w:rPr>
+          <w:noProof/>
+        </w:rPr>
+        <w:t xml:space="preserve">  archive → HDD (archive_storage)</w:t>
+      </w:r>
+    </w:p>
+    <w:p>
+      <w:pPr>
+        <w:rPr>
+          <w:noProof/>
+        </w:rPr>
+      </w:pPr>
+    </w:p>
+    <w:p>
+      <w:pPr>
+        <w:rPr>
+          <w:rFonts w:cs="Arial"/>
+          <w:noProof/>
+          <w:rtl/>
+        </w:rPr>
+      </w:pPr>
+      <w:r>
+        <w:rPr>
+          <w:rFonts w:cs="Arial" w:hint="eastAsia"/>
+          <w:noProof/>
+          <w:rtl/>
+        </w:rPr>
+        <w:t>حجم</w:t>
+      </w:r>
+      <w:r>
+        <w:rPr>
+          <w:rFonts w:cs="Arial"/>
+          <w:noProof/>
+          <w:rtl/>
+        </w:rPr>
+        <w:t xml:space="preserve"> تقر</w:t>
+      </w:r>
+      <w:r>
+        <w:rPr>
+          <w:rFonts w:cs="Arial" w:hint="cs"/>
+          <w:noProof/>
+          <w:rtl/>
+        </w:rPr>
+        <w:t>ی</w:t>
+      </w:r>
+      <w:r>
+        <w:rPr>
+          <w:rFonts w:cs="Arial" w:hint="eastAsia"/>
+          <w:noProof/>
+          <w:rtl/>
+        </w:rPr>
+        <w:t>ب</w:t>
+      </w:r>
+      <w:r>
+        <w:rPr>
+          <w:rFonts w:cs="Arial" w:hint="cs"/>
+          <w:noProof/>
+          <w:rtl/>
+        </w:rPr>
+        <w:t>ی</w:t>
+      </w:r>
+      <w:r>
+        <w:rPr>
+          <w:rFonts w:cs="Arial"/>
+          <w:noProof/>
+          <w:rtl/>
+        </w:rPr>
+        <w:t>: &gt; 100</w:t>
+      </w:r>
+      <w:r>
+        <w:rPr>
+          <w:noProof/>
+        </w:rPr>
+        <w:t xml:space="preserve"> GB/</w:t>
+      </w:r>
+      <w:r>
+        <w:rPr>
+          <w:rFonts w:cs="Arial"/>
+          <w:noProof/>
+          <w:rtl/>
+        </w:rPr>
+        <w:t>ماه</w:t>
+      </w:r>
+    </w:p>
+    <w:p>
+      <w:pPr>
+        <w:rPr>
+          <w:rFonts w:cs="Arial"/>
+          <w:noProof/>
+          <w:rtl/>
+        </w:rPr>
+      </w:pPr>
+    </w:p>
+    <w:p>
+      <w:pPr>
+        <w:pStyle w:val="Heading3"/>
+        <w:pBdr>
+          <w:top w:val="single" w:sz="2" w:space="0" w:color="E3E3E3"/>
+          <w:left w:val="single" w:sz="2" w:space="0" w:color="E3E3E3"/>
+          <w:bottom w:val="single" w:sz="2" w:space="0" w:color="E3E3E3"/>
+          <w:right w:val="single" w:sz="2" w:space="0" w:color="E3E3E3"/>
+        </w:pBdr>
+        <w:shd w:val="clear" w:color="auto" w:fill="FFFFFF"/>
+        <w:bidi/>
+        <w:spacing w:before="0"/>
+        <w:rPr>
+          <w:rFonts w:ascii="Arial" w:hAnsi="Arial" w:cs="Arial"/>
+          <w:color w:val="1D1D1F"/>
+          <w:spacing w:val="-5"/>
+        </w:rPr>
+      </w:pPr>
+      <w:r>
+        <w:rPr>
+          <w:rStyle w:val="qwen-markdown-text"/>
+          <w:rFonts w:ascii="Arial" w:hAnsi="Arial" w:cs="Arial"/>
+          <w:color w:val="1D1D1F"/>
+          <w:spacing w:val="-5"/>
+          <w:bdr w:val="single" w:sz="2" w:space="0" w:color="E3E3E3" w:frame="1"/>
+          <w:rtl/>
+        </w:rPr>
+        <w:t xml:space="preserve">5.5. بررسی حجم </w:t>
+      </w:r>
+      <w:r>
+        <w:rPr>
+          <w:rStyle w:val="qwen-markdown-text"/>
+          <w:rFonts w:ascii="Arial" w:hAnsi="Arial" w:cs="Arial"/>
+          <w:color w:val="1D1D1F"/>
+          <w:spacing w:val="-5"/>
+          <w:bdr w:val="single" w:sz="2" w:space="0" w:color="E3E3E3" w:frame="1"/>
+        </w:rPr>
+        <w:t>WAL</w:t>
+      </w:r>
+    </w:p>
+    <w:p>
+      <w:pPr>
+        <w:rPr>
+          <w:noProof/>
+          <w:rtl/>
+        </w:rPr>
+      </w:pPr>
+    </w:p>
+    <w:p>
+      <w:pPr>
+        <w:rPr>
+          <w:noProof/>
+        </w:rPr>
+      </w:pPr>
+      <w:r>
+        <w:rPr>
+          <w:noProof/>
+        </w:rPr>
+        <w:t xml:space="preserve">-- </w:t>
+      </w:r>
+      <w:r>
+        <w:rPr>
+          <w:rFonts w:cs="Arial"/>
+          <w:noProof/>
+          <w:rtl/>
+        </w:rPr>
+        <w:t>حجم</w:t>
+      </w:r>
+      <w:r>
+        <w:rPr>
+          <w:noProof/>
+        </w:rPr>
+        <w:t xml:space="preserve"> WAL</w:t>
+      </w:r>
+    </w:p>
+    <w:p>
+      <w:pPr>
+        <w:rPr>
+          <w:noProof/>
+        </w:rPr>
+      </w:pPr>
+      <w:r>
+        <w:rPr>
+          <w:noProof/>
+        </w:rPr>
+        <w:t>SELECT pg_size_pretty(sum(size)) AS wal_size</w:t>
+      </w:r>
+    </w:p>
+    <w:p>
+      <w:pPr>
+        <w:rPr>
+          <w:noProof/>
+          <w:rtl/>
+        </w:rPr>
+      </w:pPr>
+      <w:r>
+        <w:rPr>
+          <w:noProof/>
+        </w:rPr>
+        <w:t>FROM pg_ls_waldir();</w:t>
+      </w:r>
+    </w:p>
+    <w:p>
+      <w:pPr>
+        <w:rPr>
+          <w:noProof/>
+          <w:rtl/>
+        </w:rPr>
+      </w:pPr>
+    </w:p>
+    <w:p>
+      <w:pPr>
+        <w:pStyle w:val="Heading3"/>
+        <w:pBdr>
+          <w:top w:val="single" w:sz="2" w:space="0" w:color="E3E3E3"/>
+          <w:left w:val="single" w:sz="2" w:space="0" w:color="E3E3E3"/>
+          <w:bottom w:val="single" w:sz="2" w:space="0" w:color="E3E3E3"/>
+          <w:right w:val="single" w:sz="2" w:space="0" w:color="E3E3E3"/>
+        </w:pBdr>
+        <w:shd w:val="clear" w:color="auto" w:fill="FFFFFF"/>
+        <w:bidi/>
+        <w:spacing w:before="0"/>
+        <w:rPr>
+          <w:rFonts w:ascii="Arial" w:hAnsi="Arial" w:cs="Arial"/>
+          <w:color w:val="1D1D1F"/>
+          <w:spacing w:val="-5"/>
+        </w:rPr>
+      </w:pPr>
+      <w:r>
+        <w:rPr>
+          <w:rStyle w:val="qwen-markdown-text"/>
+          <w:rFonts w:ascii="Arial" w:hAnsi="Arial" w:cs="Arial"/>
+          <w:color w:val="1D1D1F"/>
+          <w:spacing w:val="-5"/>
+          <w:bdr w:val="single" w:sz="2" w:space="0" w:color="E3E3E3" w:frame="1"/>
+          <w:rtl/>
+        </w:rPr>
+        <w:t xml:space="preserve">5.4. بررسی </w:t>
+      </w:r>
+      <w:r>
+        <w:rPr>
+          <w:rStyle w:val="qwen-markdown-text"/>
+          <w:rFonts w:ascii="Arial" w:hAnsi="Arial" w:cs="Arial"/>
+          <w:color w:val="1D1D1F"/>
+          <w:spacing w:val="-5"/>
+          <w:bdr w:val="single" w:sz="2" w:space="0" w:color="E3E3E3" w:frame="1"/>
+        </w:rPr>
+        <w:t>Compression Ratio</w:t>
+      </w:r>
+    </w:p>
+    <w:p>
+      <w:pPr>
+        <w:rPr>
+          <w:noProof/>
+        </w:rPr>
+      </w:pPr>
+      <w:r>
+        <w:rPr>
+          <w:noProof/>
+        </w:rPr>
+        <w:t xml:space="preserve">-- </w:t>
+      </w:r>
+      <w:r>
+        <w:rPr>
+          <w:rFonts w:cs="Arial"/>
+          <w:noProof/>
+          <w:rtl/>
+        </w:rPr>
+        <w:t>نسبت فشرده‌ساز</w:t>
+      </w:r>
+      <w:r>
+        <w:rPr>
+          <w:rFonts w:cs="Arial" w:hint="cs"/>
+          <w:noProof/>
+          <w:rtl/>
+        </w:rPr>
+        <w:t>ی</w:t>
+      </w:r>
+    </w:p>
+    <w:p>
+      <w:pPr>
+        <w:rPr>
+          <w:noProof/>
+        </w:rPr>
+      </w:pPr>
+      <w:r>
+        <w:rPr>
+          <w:noProof/>
+        </w:rPr>
+        <w:lastRenderedPageBreak/>
+        <w:t>SELECT</w:t>
+      </w:r>
+    </w:p>
+    <w:p>
+      <w:pPr>
+        <w:rPr>
+          <w:noProof/>
+        </w:rPr>
+      </w:pPr>
+      <w:r>
+        <w:rPr>
+          <w:noProof/>
+        </w:rPr>
+        <w:t xml:space="preserve">    hypertable_name,</w:t>
+      </w:r>
+    </w:p>
+    <w:p>
+      <w:pPr>
+        <w:rPr>
+          <w:noProof/>
+        </w:rPr>
+      </w:pPr>
+      <w:r>
+        <w:rPr>
+          <w:noProof/>
+        </w:rPr>
+        <w:t xml:space="preserve">    pg_size_pretty(before_compression_total_bytes) AS before,</w:t>
+      </w:r>
+    </w:p>
+    <w:p>
+      <w:pPr>
+        <w:rPr>
+          <w:noProof/>
+        </w:rPr>
+      </w:pPr>
+      <w:r>
+        <w:rPr>
+          <w:noProof/>
+        </w:rPr>
+        <w:t xml:space="preserve">    pg_size_pretty(after_compression_total_bytes) AS after,</w:t>
+      </w:r>
+    </w:p>
+    <w:p>
+      <w:pPr>
+        <w:rPr>
+          <w:noProof/>
+        </w:rPr>
+      </w:pPr>
+      <w:r>
+        <w:rPr>
+          <w:noProof/>
+        </w:rPr>
+        <w:t xml:space="preserve">    round(100.0 * (1 - after_compression_total_bytes::numeric / NULLIF(before_compression_total_bytes, 0)), 2) AS compression_ratio_percent</w:t>
+      </w:r>
+    </w:p>
+    <w:p>
+      <w:pPr>
+        <w:rPr>
+          <w:noProof/>
+          <w:rtl/>
+        </w:rPr>
+      </w:pPr>
+      <w:r>
+        <w:rPr>
+          <w:noProof/>
+        </w:rPr>
+        <w:t>FROM hypertable_compression_stats('tag_values_raw');</w:t>
+      </w:r>
+    </w:p>
+    <w:p>
+      <w:pPr>
+        <w:rPr>
+          <w:noProof/>
+          <w:rtl/>
+        </w:rPr>
+      </w:pPr>
+    </w:p>
+    <w:p>
+      <w:pPr>
+        <w:pStyle w:val="Heading3"/>
+        <w:pBdr>
+          <w:top w:val="single" w:sz="2" w:space="0" w:color="E3E3E3"/>
+          <w:left w:val="single" w:sz="2" w:space="0" w:color="E3E3E3"/>
+          <w:bottom w:val="single" w:sz="2" w:space="0" w:color="E3E3E3"/>
+          <w:right w:val="single" w:sz="2" w:space="0" w:color="E3E3E3"/>
+        </w:pBdr>
+        <w:shd w:val="clear" w:color="auto" w:fill="FFFFFF"/>
+        <w:bidi/>
+        <w:spacing w:before="0"/>
+        <w:rPr>
+          <w:rFonts w:ascii="Arial" w:hAnsi="Arial" w:cs="Arial"/>
+          <w:color w:val="1D1D1F"/>
+          <w:spacing w:val="-5"/>
+        </w:rPr>
+      </w:pPr>
+      <w:r>
+        <w:rPr>
+          <w:rStyle w:val="qwen-markdown-text"/>
+          <w:rFonts w:ascii="Arial" w:hAnsi="Arial" w:cs="Arial"/>
+          <w:color w:val="1D1D1F"/>
+          <w:spacing w:val="-5"/>
+          <w:bdr w:val="single" w:sz="2" w:space="0" w:color="E3E3E3" w:frame="1"/>
+          <w:rtl/>
+        </w:rPr>
+        <w:t xml:space="preserve">5.3. بررسی حجم </w:t>
+      </w:r>
+      <w:r>
+        <w:rPr>
+          <w:rStyle w:val="qwen-markdown-text"/>
+          <w:rFonts w:ascii="Arial" w:hAnsi="Arial" w:cs="Arial"/>
+          <w:color w:val="1D1D1F"/>
+          <w:spacing w:val="-5"/>
+          <w:bdr w:val="single" w:sz="2" w:space="0" w:color="E3E3E3" w:frame="1"/>
+        </w:rPr>
+        <w:t>Chunks</w:t>
+      </w:r>
+    </w:p>
+    <w:p>
+      <w:pPr>
+        <w:rPr>
+          <w:noProof/>
+          <w:rtl/>
+        </w:rPr>
+      </w:pPr>
+    </w:p>
+    <w:p>
+      <w:pPr>
+        <w:rPr>
+          <w:noProof/>
+          <w:rtl/>
+        </w:rPr>
+      </w:pPr>
+    </w:p>
+    <w:p>
+      <w:pPr>
+        <w:rPr>
+          <w:noProof/>
+        </w:rPr>
+      </w:pPr>
+      <w:r>
+        <w:rPr>
+          <w:noProof/>
+        </w:rPr>
+        <w:t xml:space="preserve">-- </w:t>
+      </w:r>
+      <w:r>
+        <w:rPr>
+          <w:rFonts w:cs="Arial"/>
+          <w:noProof/>
+          <w:rtl/>
+        </w:rPr>
+        <w:t>حجم هر</w:t>
+      </w:r>
+      <w:r>
+        <w:rPr>
+          <w:noProof/>
+        </w:rPr>
+        <w:t xml:space="preserve"> chunk</w:t>
+      </w:r>
+    </w:p>
+    <w:p>
+      <w:pPr>
+        <w:rPr>
+          <w:noProof/>
+        </w:rPr>
+      </w:pPr>
+      <w:r>
+        <w:rPr>
+          <w:noProof/>
+        </w:rPr>
+        <w:t>SELECT</w:t>
+      </w:r>
+    </w:p>
+    <w:p>
+      <w:pPr>
+        <w:rPr>
+          <w:noProof/>
+        </w:rPr>
+      </w:pPr>
+      <w:r>
+        <w:rPr>
+          <w:noProof/>
+        </w:rPr>
+        <w:t xml:space="preserve">    chunk_name,</w:t>
+      </w:r>
+    </w:p>
+    <w:p>
+      <w:pPr>
+        <w:rPr>
+          <w:noProof/>
+        </w:rPr>
+      </w:pPr>
+      <w:r>
+        <w:rPr>
+          <w:noProof/>
+        </w:rPr>
+        <w:t xml:space="preserve">    chunk_schema,</w:t>
+      </w:r>
+    </w:p>
+    <w:p>
+      <w:pPr>
+        <w:rPr>
+          <w:noProof/>
+        </w:rPr>
+      </w:pPr>
+      <w:r>
+        <w:rPr>
+          <w:noProof/>
+        </w:rPr>
+        <w:t xml:space="preserve">    pg_size_pretty(chunk_table_size) AS size</w:t>
+      </w:r>
+    </w:p>
+    <w:p>
+      <w:pPr>
+        <w:rPr>
+          <w:noProof/>
+        </w:rPr>
+      </w:pPr>
+      <w:r>
+        <w:rPr>
+          <w:noProof/>
+        </w:rPr>
+        <w:t>FROM timescaledb_information.chunks</w:t>
+      </w:r>
+    </w:p>
+    <w:p>
+      <w:pPr>
+        <w:rPr>
+          <w:noProof/>
+        </w:rPr>
+      </w:pPr>
+      <w:r>
+        <w:rPr>
+          <w:noProof/>
+        </w:rPr>
+        <w:t>WHERE hypertable_name = 'tag_values_raw'</w:t>
+      </w:r>
+    </w:p>
+    <w:p>
+      <w:pPr>
+        <w:rPr>
+          <w:noProof/>
+        </w:rPr>
+      </w:pPr>
+      <w:r>
+        <w:rPr>
+          <w:noProof/>
+        </w:rPr>
+        <w:t>ORDER BY chunk_name DESC</w:t>
+      </w:r>
+    </w:p>
+    <w:p>
+      <w:pPr>
+        <w:rPr>
+          <w:noProof/>
+          <w:rtl/>
+        </w:rPr>
+      </w:pPr>
+      <w:r>
+        <w:rPr>
+          <w:noProof/>
+        </w:rPr>
+        <w:t>LIMIT 20;</w:t>
+      </w:r>
+    </w:p>
+    <w:p>
+      <w:pPr>
+        <w:pStyle w:val="Heading3"/>
+        <w:pBdr>
+          <w:top w:val="single" w:sz="2" w:space="0" w:color="E3E3E3"/>
+          <w:left w:val="single" w:sz="2" w:space="0" w:color="E3E3E3"/>
+          <w:bottom w:val="single" w:sz="2" w:space="0" w:color="E3E3E3"/>
+          <w:right w:val="single" w:sz="2" w:space="0" w:color="E3E3E3"/>
+        </w:pBdr>
+        <w:shd w:val="clear" w:color="auto" w:fill="FFFFFF"/>
+        <w:bidi/>
+        <w:spacing w:before="0"/>
+        <w:rPr>
+          <w:rFonts w:ascii="Arial" w:hAnsi="Arial" w:cs="Arial"/>
+          <w:color w:val="1D1D1F"/>
+          <w:spacing w:val="-5"/>
+        </w:rPr>
+      </w:pPr>
+      <w:r>
+        <w:rPr>
+          <w:rStyle w:val="qwen-markdown-text"/>
+          <w:rFonts w:ascii="Arial" w:hAnsi="Arial" w:cs="Arial"/>
+          <w:color w:val="1D1D1F"/>
+          <w:spacing w:val="-5"/>
+          <w:bdr w:val="single" w:sz="2" w:space="0" w:color="E3E3E3" w:frame="1"/>
+          <w:rtl/>
+        </w:rPr>
+        <w:t>5.2. بررسی حجم جداول</w:t>
+      </w:r>
+    </w:p>
+    <w:p>
+      <w:pPr>
+        <w:rPr>
+          <w:noProof/>
+        </w:rPr>
+      </w:pPr>
+      <w:r>
+        <w:rPr>
+          <w:noProof/>
+        </w:rPr>
+        <w:t xml:space="preserve">-- </w:t>
+      </w:r>
+      <w:r>
+        <w:rPr>
+          <w:rFonts w:cs="Arial"/>
+          <w:noProof/>
+          <w:rtl/>
+        </w:rPr>
+        <w:t>حجم هر جدول</w:t>
+      </w:r>
+    </w:p>
+    <w:p>
+      <w:pPr>
+        <w:rPr>
+          <w:noProof/>
+        </w:rPr>
+      </w:pPr>
+      <w:r>
+        <w:rPr>
+          <w:noProof/>
+        </w:rPr>
+        <w:t>SELECT</w:t>
+      </w:r>
+    </w:p>
+    <w:p>
+      <w:pPr>
+        <w:rPr>
+          <w:noProof/>
+        </w:rPr>
+      </w:pPr>
+      <w:r>
+        <w:rPr>
+          <w:noProof/>
+        </w:rPr>
+        <w:t xml:space="preserve">    hypertable_name,</w:t>
+      </w:r>
+    </w:p>
+    <w:p>
+      <w:pPr>
+        <w:rPr>
+          <w:noProof/>
+        </w:rPr>
+      </w:pPr>
+      <w:r>
+        <w:rPr>
+          <w:noProof/>
+        </w:rPr>
+        <w:t xml:space="preserve">    pg_size_pretty(hypertable_size(format('public.%I', hypertable_name))) AS total_size,</w:t>
+      </w:r>
+    </w:p>
+    <w:p>
+      <w:pPr>
+        <w:rPr>
+          <w:noProof/>
+        </w:rPr>
+      </w:pPr>
+      <w:r>
+        <w:rPr>
+          <w:noProof/>
+        </w:rPr>
+        <w:t xml:space="preserve">    pg_size_pretty(hypertable_size(format('public.%I', hypertable_name), 'index')) AS index_size</w:t>
+      </w:r>
+    </w:p>
+    <w:p>
+      <w:pPr>
+        <w:rPr>
+          <w:noProof/>
+          <w:rtl/>
+        </w:rPr>
+      </w:pPr>
+      <w:r>
+        <w:rPr>
+          <w:noProof/>
+        </w:rPr>
+        <w:t>FROM timescaledb_information.hypertables;</w:t>
+      </w:r>
+    </w:p>
+    <w:p>
+      <w:pPr>
+        <w:pStyle w:val="Heading3"/>
+        <w:pBdr>
+          <w:top w:val="single" w:sz="2" w:space="0" w:color="E3E3E3"/>
+          <w:left w:val="single" w:sz="2" w:space="0" w:color="E3E3E3"/>
+          <w:bottom w:val="single" w:sz="2" w:space="0" w:color="E3E3E3"/>
+          <w:right w:val="single" w:sz="2" w:space="0" w:color="E3E3E3"/>
+        </w:pBdr>
+        <w:shd w:val="clear" w:color="auto" w:fill="FFFFFF"/>
+        <w:spacing w:before="0"/>
+        <w:rPr>
+          <w:rFonts w:ascii="Arial" w:hAnsi="Arial" w:cs="Arial"/>
+          <w:color w:val="1D1D1F"/>
+          <w:spacing w:val="-5"/>
+        </w:rPr>
+      </w:pPr>
+      <w:proofErr w:type="spellStart"/>
+      <w:r>
+        <w:rPr>
+          <w:rStyle w:val="qwen-markdown-text"/>
+          <w:rFonts w:ascii="Arial" w:hAnsi="Arial" w:cs="Arial"/>
+          <w:color w:val="1D1D1F"/>
+          <w:spacing w:val="-5"/>
+          <w:bdr w:val="single" w:sz="2" w:space="0" w:color="E3E3E3" w:frame="1"/>
+        </w:rPr>
+        <w:t>Tablespaces</w:t>
+      </w:r>
+      <w:proofErr w:type="spellEnd"/>
+      <w:r>
+        <w:rPr>
+          <w:rStyle w:val="qwen-markdown-text"/>
+          <w:rFonts w:ascii="Arial" w:hAnsi="Arial" w:cs="Arial"/>
+          <w:color w:val="1D1D1F"/>
+          <w:spacing w:val="-5"/>
+          <w:bdr w:val="single" w:sz="2" w:space="0" w:color="E3E3E3" w:frame="1"/>
+        </w:rPr>
+        <w:t xml:space="preserve"> (</w:t>
+      </w:r>
+      <w:r>
+        <w:rPr>
+          <w:rStyle w:val="qwen-markdown-text"/>
+          <w:rFonts w:ascii="Arial" w:hAnsi="Arial" w:cs="Arial"/>
+          <w:color w:val="1D1D1F"/>
+          <w:spacing w:val="-5"/>
+          <w:bdr w:val="single" w:sz="2" w:space="0" w:color="E3E3E3" w:frame="1"/>
+          <w:rtl/>
+        </w:rPr>
+        <w:t>انتقال داده به دیسک‌های مختلف</w:t>
+      </w:r>
+      <w:r>
+        <w:rPr>
+          <w:rStyle w:val="qwen-markdown-text"/>
+          <w:rFonts w:ascii="Arial" w:hAnsi="Arial" w:cs="Arial"/>
+          <w:color w:val="1D1D1F"/>
+          <w:spacing w:val="-5"/>
+          <w:bdr w:val="single" w:sz="2" w:space="0" w:color="E3E3E3" w:frame="1"/>
+        </w:rPr>
+        <w:t>)</w:t>
+      </w:r>
+    </w:p>
+    <w:p>
+      <w:pPr>
+        <w:rPr>
+          <w:noProof/>
+        </w:rPr>
+      </w:pPr>
+      <w:r>
+        <w:rPr>
+          <w:noProof/>
+        </w:rPr>
+        <w:t xml:space="preserve">-- </w:t>
+      </w:r>
+      <w:r>
+        <w:rPr>
+          <w:rFonts w:cs="Arial"/>
+          <w:noProof/>
+          <w:rtl/>
+        </w:rPr>
+        <w:t>ساخت</w:t>
+      </w:r>
+      <w:r>
+        <w:rPr>
+          <w:noProof/>
+        </w:rPr>
+        <w:t xml:space="preserve"> tablespace </w:t>
+      </w:r>
+      <w:r>
+        <w:rPr>
+          <w:rFonts w:cs="Arial"/>
+          <w:noProof/>
+          <w:rtl/>
+        </w:rPr>
+        <w:t>جد</w:t>
+      </w:r>
+      <w:r>
+        <w:rPr>
+          <w:rFonts w:cs="Arial" w:hint="cs"/>
+          <w:noProof/>
+          <w:rtl/>
+        </w:rPr>
+        <w:t>ی</w:t>
+      </w:r>
+      <w:r>
+        <w:rPr>
+          <w:rFonts w:cs="Arial" w:hint="eastAsia"/>
+          <w:noProof/>
+          <w:rtl/>
+        </w:rPr>
+        <w:t>د</w:t>
+      </w:r>
+    </w:p>
+    <w:p>
+      <w:pPr>
+        <w:rPr>
+          <w:noProof/>
+        </w:rPr>
+      </w:pPr>
+      <w:r>
+        <w:rPr>
+          <w:noProof/>
+        </w:rPr>
+        <w:t>CREATE TABLESPACE fast_storage LOCATION 'D:/postgres/fast';</w:t>
+      </w:r>
+    </w:p>
+    <w:p>
+      <w:pPr>
+        <w:rPr>
+          <w:noProof/>
+        </w:rPr>
+      </w:pPr>
+      <w:r>
+        <w:rPr>
+          <w:noProof/>
+        </w:rPr>
+        <w:lastRenderedPageBreak/>
+        <w:t>CREATE TABLESPACE archive_storage LOCATION 'E:/postgres/archive';</w:t>
+      </w:r>
+    </w:p>
+    <w:p>
+      <w:pPr>
+        <w:rPr>
+          <w:noProof/>
+        </w:rPr>
+      </w:pPr>
+    </w:p>
+    <w:p>
+      <w:pPr>
+        <w:rPr>
+          <w:noProof/>
+        </w:rPr>
+      </w:pPr>
+      <w:r>
+        <w:rPr>
+          <w:noProof/>
+        </w:rPr>
+        <w:t xml:space="preserve">-- </w:t>
+      </w:r>
+      <w:r>
+        <w:rPr>
+          <w:rFonts w:cs="Arial"/>
+          <w:noProof/>
+          <w:rtl/>
+        </w:rPr>
+        <w:t>انتقال داده‌ها</w:t>
+      </w:r>
+      <w:r>
+        <w:rPr>
+          <w:rFonts w:cs="Arial" w:hint="cs"/>
+          <w:noProof/>
+          <w:rtl/>
+        </w:rPr>
+        <w:t>ی</w:t>
+      </w:r>
+      <w:r>
+        <w:rPr>
+          <w:rFonts w:cs="Arial"/>
+          <w:noProof/>
+          <w:rtl/>
+        </w:rPr>
+        <w:t xml:space="preserve"> قد</w:t>
+      </w:r>
+      <w:r>
+        <w:rPr>
+          <w:rFonts w:cs="Arial" w:hint="cs"/>
+          <w:noProof/>
+          <w:rtl/>
+        </w:rPr>
+        <w:t>ی</w:t>
+      </w:r>
+      <w:r>
+        <w:rPr>
+          <w:rFonts w:cs="Arial" w:hint="eastAsia"/>
+          <w:noProof/>
+          <w:rtl/>
+        </w:rPr>
+        <w:t>م</w:t>
+      </w:r>
+      <w:r>
+        <w:rPr>
+          <w:rFonts w:cs="Arial" w:hint="cs"/>
+          <w:noProof/>
+          <w:rtl/>
+        </w:rPr>
+        <w:t>ی</w:t>
+      </w:r>
+      <w:r>
+        <w:rPr>
+          <w:rFonts w:cs="Arial"/>
+          <w:noProof/>
+          <w:rtl/>
+        </w:rPr>
+        <w:t xml:space="preserve"> به د</w:t>
+      </w:r>
+      <w:r>
+        <w:rPr>
+          <w:rFonts w:cs="Arial" w:hint="cs"/>
+          <w:noProof/>
+          <w:rtl/>
+        </w:rPr>
+        <w:t>ی</w:t>
+      </w:r>
+      <w:r>
+        <w:rPr>
+          <w:rFonts w:cs="Arial" w:hint="eastAsia"/>
+          <w:noProof/>
+          <w:rtl/>
+        </w:rPr>
+        <w:t>سک</w:t>
+      </w:r>
+      <w:r>
+        <w:rPr>
+          <w:noProof/>
+        </w:rPr>
+        <w:t xml:space="preserve"> archive</w:t>
+      </w:r>
+    </w:p>
+    <w:p>
+      <w:pPr>
+        <w:rPr>
+          <w:noProof/>
+          <w:rtl/>
+        </w:rPr>
+      </w:pPr>
+      <w:r>
+        <w:rPr>
+          <w:noProof/>
+        </w:rPr>
+        <w:t>ALTER TABLE tag_values_raw SET TABLESPACE archive_storage;</w:t>
+      </w:r>
+    </w:p>
+    <w:p>
+      <w:pPr>
+        <w:pStyle w:val="Heading3"/>
+        <w:pBdr>
+          <w:top w:val="single" w:sz="2" w:space="0" w:color="E3E3E3"/>
+          <w:left w:val="single" w:sz="2" w:space="0" w:color="E3E3E3"/>
+          <w:bottom w:val="single" w:sz="2" w:space="0" w:color="E3E3E3"/>
+          <w:right w:val="single" w:sz="2" w:space="0" w:color="E3E3E3"/>
+        </w:pBdr>
+        <w:shd w:val="clear" w:color="auto" w:fill="FFFFFF"/>
+        <w:spacing w:before="0"/>
+        <w:rPr>
+          <w:rFonts w:ascii="Arial" w:hAnsi="Arial" w:cs="Arial"/>
+          <w:color w:val="1D1D1F"/>
+          <w:spacing w:val="-5"/>
+        </w:rPr>
+      </w:pPr>
+      <w:r>
+        <w:rPr>
+          <w:rStyle w:val="qwen-markdown-text"/>
+          <w:rFonts w:ascii="Arial" w:hAnsi="Arial" w:cs="Arial"/>
+          <w:color w:val="1D1D1F"/>
+          <w:spacing w:val="-5"/>
+          <w:bdr w:val="single" w:sz="2" w:space="0" w:color="E3E3E3" w:frame="1"/>
+        </w:rPr>
+        <w:t xml:space="preserve">4.3. </w:t>
+      </w:r>
+      <w:proofErr w:type="spellStart"/>
+      <w:r>
+        <w:rPr>
+          <w:rStyle w:val="qwen-markdown-text"/>
+          <w:rFonts w:ascii="Arial" w:hAnsi="Arial" w:cs="Arial"/>
+          <w:color w:val="1D1D1F"/>
+          <w:spacing w:val="-5"/>
+          <w:bdr w:val="single" w:sz="2" w:space="0" w:color="E3E3E3" w:frame="1"/>
+        </w:rPr>
+        <w:t>TimescaleDB</w:t>
+      </w:r>
+      <w:proofErr w:type="spellEnd"/>
+      <w:r>
+        <w:rPr>
+          <w:rStyle w:val="qwen-markdown-text"/>
+          <w:rFonts w:ascii="Arial" w:hAnsi="Arial" w:cs="Arial"/>
+          <w:color w:val="1D1D1F"/>
+          <w:spacing w:val="-5"/>
+          <w:bdr w:val="single" w:sz="2" w:space="0" w:color="E3E3E3" w:frame="1"/>
+        </w:rPr>
+        <w:t xml:space="preserve"> Chunks</w:t>
+      </w:r>
+    </w:p>
+    <w:p>
+      <w:pPr>
+        <w:shd w:val="clear" w:color="auto" w:fill="FFFFFF"/>
+        <w:rPr>
+          <w:rFonts w:ascii="Arial" w:hAnsi="Arial" w:cs="Arial"/>
+          <w:color w:val="1D1D1F"/>
+        </w:rPr>
+      </w:pPr>
+      <w:proofErr w:type="spellStart"/>
+      <w:r>
+        <w:rPr>
+          <w:rStyle w:val="qwen-markdown-text"/>
+          <w:rFonts w:ascii="Arial" w:hAnsi="Arial" w:cs="Arial"/>
+          <w:color w:val="1D1D1F"/>
+          <w:bdr w:val="single" w:sz="2" w:space="0" w:color="E3E3E3" w:frame="1"/>
+        </w:rPr>
+        <w:t>TimescaleDB</w:t>
+      </w:r>
+      <w:proofErr w:type="spellEnd"/>
+      <w:r>
+        <w:rPr>
+          <w:rStyle w:val="qwen-markdown-text"/>
+          <w:rFonts w:ascii="Arial" w:hAnsi="Arial" w:cs="Arial"/>
+          <w:color w:val="1D1D1F"/>
+          <w:bdr w:val="single" w:sz="2" w:space="0" w:color="E3E3E3" w:frame="1"/>
+        </w:rPr>
+        <w:t xml:space="preserve"> </w:t>
+      </w:r>
+      <w:r>
+        <w:rPr>
+          <w:rStyle w:val="qwen-markdown-text"/>
+          <w:rFonts w:ascii="Arial" w:hAnsi="Arial" w:cs="Arial"/>
+          <w:color w:val="1D1D1F"/>
+          <w:bdr w:val="single" w:sz="2" w:space="0" w:color="E3E3E3" w:frame="1"/>
+          <w:rtl/>
+        </w:rPr>
+        <w:t>داده‌های</w:t>
+      </w:r>
+      <w:r>
+        <w:rPr>
+          <w:rStyle w:val="qwen-markdown-text"/>
+          <w:rFonts w:ascii="Arial" w:hAnsi="Arial" w:cs="Arial"/>
+          <w:color w:val="1D1D1F"/>
+          <w:bdr w:val="single" w:sz="2" w:space="0" w:color="E3E3E3" w:frame="1"/>
+        </w:rPr>
+        <w:t xml:space="preserve"> </w:t>
+      </w:r>
+      <w:proofErr w:type="spellStart"/>
+      <w:r>
+        <w:rPr>
+          <w:rStyle w:val="qwen-markdown-text"/>
+          <w:rFonts w:ascii="Arial" w:hAnsi="Arial" w:cs="Arial"/>
+          <w:color w:val="1D1D1F"/>
+          <w:bdr w:val="single" w:sz="2" w:space="0" w:color="E3E3E3" w:frame="1"/>
+        </w:rPr>
+        <w:t>hypertable</w:t>
+      </w:r>
+      <w:proofErr w:type="spellEnd"/>
+      <w:r>
+        <w:rPr>
+          <w:rStyle w:val="qwen-markdown-text"/>
+          <w:rFonts w:ascii="Arial" w:hAnsi="Arial" w:cs="Arial"/>
+          <w:color w:val="1D1D1F"/>
+          <w:bdr w:val="single" w:sz="2" w:space="0" w:color="E3E3E3" w:frame="1"/>
+        </w:rPr>
+        <w:t xml:space="preserve"> </w:t>
+      </w:r>
+      <w:r>
+        <w:rPr>
+          <w:rStyle w:val="qwen-markdown-text"/>
+          <w:rFonts w:ascii="Arial" w:hAnsi="Arial" w:cs="Arial"/>
+          <w:color w:val="1D1D1F"/>
+          <w:bdr w:val="single" w:sz="2" w:space="0" w:color="E3E3E3" w:frame="1"/>
+          <w:rtl/>
+        </w:rPr>
+        <w:t>را به</w:t>
+      </w:r>
+      <w:r>
+        <w:rPr>
+          <w:rStyle w:val="qwen-markdown-text"/>
+          <w:rFonts w:ascii="Arial" w:hAnsi="Arial" w:cs="Arial"/>
+          <w:color w:val="1D1D1F"/>
+          <w:bdr w:val="single" w:sz="2" w:space="0" w:color="E3E3E3" w:frame="1"/>
+        </w:rPr>
+        <w:t xml:space="preserve"> </w:t>
+      </w:r>
+      <w:r>
+        <w:rPr>
+          <w:rStyle w:val="qwen-markdown-text"/>
+          <w:rFonts w:ascii="Arial" w:hAnsi="Arial" w:cs="Arial"/>
+          <w:b/>
+          <w:bCs/>
+          <w:color w:val="1D1D1F"/>
+          <w:bdr w:val="single" w:sz="2" w:space="0" w:color="E3E3E3" w:frame="1"/>
+        </w:rPr>
+        <w:t>chunk</w:t>
+      </w:r>
+      <w:r>
+        <w:rPr>
+          <w:rStyle w:val="qwen-markdown-text"/>
+          <w:rFonts w:ascii="Arial" w:hAnsi="Arial" w:cs="Arial"/>
+          <w:color w:val="1D1D1F"/>
+          <w:bdr w:val="single" w:sz="2" w:space="0" w:color="E3E3E3" w:frame="1"/>
+        </w:rPr>
+        <w:t xml:space="preserve"> </w:t>
+      </w:r>
+      <w:r>
+        <w:rPr>
+          <w:rStyle w:val="qwen-markdown-text"/>
+          <w:rFonts w:ascii="Arial" w:hAnsi="Arial" w:cs="Arial"/>
+          <w:color w:val="1D1D1F"/>
+          <w:bdr w:val="single" w:sz="2" w:space="0" w:color="E3E3E3" w:frame="1"/>
+          <w:rtl/>
+        </w:rPr>
+        <w:t>تقسیم می‌کند. هر</w:t>
+      </w:r>
+      <w:r>
+        <w:rPr>
+          <w:rStyle w:val="qwen-markdown-text"/>
+          <w:rFonts w:ascii="Arial" w:hAnsi="Arial" w:cs="Arial"/>
+          <w:color w:val="1D1D1F"/>
+          <w:bdr w:val="single" w:sz="2" w:space="0" w:color="E3E3E3" w:frame="1"/>
+        </w:rPr>
+        <w:t xml:space="preserve"> chunk </w:t>
+      </w:r>
+      <w:r>
+        <w:rPr>
+          <w:rStyle w:val="qwen-markdown-text"/>
+          <w:rFonts w:ascii="Arial" w:hAnsi="Arial" w:cs="Arial"/>
+          <w:color w:val="1D1D1F"/>
+          <w:bdr w:val="single" w:sz="2" w:space="0" w:color="E3E3E3" w:frame="1"/>
+          <w:rtl/>
+        </w:rPr>
+        <w:t>یک</w:t>
+      </w:r>
+      <w:r>
+        <w:rPr>
+          <w:rStyle w:val="qwen-markdown-text"/>
+          <w:rFonts w:ascii="Arial" w:hAnsi="Arial" w:cs="Arial"/>
+          <w:color w:val="1D1D1F"/>
+          <w:bdr w:val="single" w:sz="2" w:space="0" w:color="E3E3E3" w:frame="1"/>
+        </w:rPr>
+        <w:t xml:space="preserve"> partition </w:t>
+      </w:r>
+      <w:r>
+        <w:rPr>
+          <w:rStyle w:val="qwen-markdown-text"/>
+          <w:rFonts w:ascii="Arial" w:hAnsi="Arial" w:cs="Arial"/>
+          <w:color w:val="1D1D1F"/>
+          <w:bdr w:val="single" w:sz="2" w:space="0" w:color="E3E3E3" w:frame="1"/>
+          <w:rtl/>
+        </w:rPr>
+        <w:t>زمانی است</w:t>
+      </w:r>
+      <w:r>
+        <w:rPr>
+          <w:rStyle w:val="qwen-markdown-text"/>
+          <w:rFonts w:ascii="Arial" w:hAnsi="Arial" w:cs="Arial"/>
+          <w:color w:val="1D1D1F"/>
+          <w:bdr w:val="single" w:sz="2" w:space="0" w:color="E3E3E3" w:frame="1"/>
+        </w:rPr>
+        <w:t>.</w:t>
+      </w:r>
+    </w:p>
+    <w:p>
+      <w:pPr>
+        <w:rPr>
+          <w:noProof/>
+        </w:rPr>
+      </w:pPr>
+      <w:r>
+        <w:rPr>
+          <w:noProof/>
+        </w:rPr>
+        <w:t>tag_values_raw (Hypertable)</w:t>
+      </w:r>
+    </w:p>
+    <w:p>
+      <w:pPr>
+        <w:rPr>
+          <w:noProof/>
+        </w:rPr>
+      </w:pPr>
+      <w:r>
+        <w:rPr>
+          <w:rFonts w:ascii="Arial" w:hAnsi="Arial" w:cs="Arial"/>
+          <w:noProof/>
+        </w:rPr>
+        <w:t>├</w:t>
+      </w:r>
+      <w:r>
+        <w:rPr>
+          <w:rFonts w:ascii="Calibri" w:hAnsi="Calibri" w:cs="Calibri"/>
+          <w:noProof/>
+        </w:rPr>
+        <w:t>──</w:t>
+      </w:r>
+      <w:r>
+        <w:rPr>
+          <w:noProof/>
+        </w:rPr>
+        <w:t xml:space="preserve"> _timescaledb_internal._hyper_1_1_chunk   </w:t>
+      </w:r>
+      <w:r>
+        <w:rPr>
+          <w:rFonts w:ascii="Calibri" w:hAnsi="Calibri" w:cs="Calibri"/>
+          <w:noProof/>
+        </w:rPr>
+        <w:t>←</w:t>
+      </w:r>
+      <w:r>
+        <w:rPr>
+          <w:noProof/>
+        </w:rPr>
+        <w:t xml:space="preserve"> </w:t>
+      </w:r>
+      <w:r>
+        <w:rPr>
+          <w:rFonts w:cs="Arial"/>
+          <w:noProof/>
+          <w:rtl/>
+        </w:rPr>
+        <w:t>هفته 1</w:t>
+      </w:r>
+    </w:p>
+    <w:p>
+      <w:pPr>
+        <w:rPr>
+          <w:noProof/>
+        </w:rPr>
+      </w:pPr>
+      <w:r>
+        <w:rPr>
+          <w:rFonts w:ascii="Arial" w:hAnsi="Arial" w:cs="Arial"/>
+          <w:noProof/>
+        </w:rPr>
+        <w:t>├</w:t>
+      </w:r>
+      <w:r>
+        <w:rPr>
+          <w:rFonts w:ascii="Calibri" w:hAnsi="Calibri" w:cs="Calibri"/>
+          <w:noProof/>
+        </w:rPr>
+        <w:t>──</w:t>
+      </w:r>
+      <w:r>
+        <w:rPr>
+          <w:noProof/>
+        </w:rPr>
+        <w:t xml:space="preserve"> _timescaledb_internal._hyper_1_2_chunk   </w:t>
+      </w:r>
+      <w:r>
+        <w:rPr>
+          <w:rFonts w:ascii="Calibri" w:hAnsi="Calibri" w:cs="Calibri"/>
+          <w:noProof/>
+        </w:rPr>
+        <w:t>←</w:t>
+      </w:r>
+      <w:r>
+        <w:rPr>
+          <w:noProof/>
+        </w:rPr>
+        <w:t xml:space="preserve"> </w:t>
+      </w:r>
+      <w:r>
+        <w:rPr>
+          <w:rFonts w:cs="Arial"/>
+          <w:noProof/>
+          <w:rtl/>
+        </w:rPr>
+        <w:t>هفته 2</w:t>
+      </w:r>
+    </w:p>
+    <w:p>
+      <w:pPr>
+        <w:rPr>
+          <w:noProof/>
+        </w:rPr>
+      </w:pPr>
+      <w:r>
+        <w:rPr>
+          <w:rFonts w:ascii="Arial" w:hAnsi="Arial" w:cs="Arial"/>
+          <w:noProof/>
+        </w:rPr>
+        <w:t>├</w:t>
+      </w:r>
+      <w:r>
+        <w:rPr>
+          <w:rFonts w:ascii="Calibri" w:hAnsi="Calibri" w:cs="Calibri"/>
+          <w:noProof/>
+        </w:rPr>
+        <w:t>──</w:t>
+      </w:r>
+      <w:r>
+        <w:rPr>
+          <w:noProof/>
+        </w:rPr>
+        <w:t xml:space="preserve"> _timescaledb_internal._hyper_1_3_chunk   </w:t>
+      </w:r>
+      <w:r>
+        <w:rPr>
+          <w:rFonts w:ascii="Calibri" w:hAnsi="Calibri" w:cs="Calibri"/>
+          <w:noProof/>
+        </w:rPr>
+        <w:t>←</w:t>
+      </w:r>
+      <w:r>
+        <w:rPr>
+          <w:noProof/>
+        </w:rPr>
+        <w:t xml:space="preserve"> </w:t>
+      </w:r>
+      <w:r>
+        <w:rPr>
+          <w:rFonts w:cs="Arial"/>
+          <w:noProof/>
+          <w:rtl/>
+        </w:rPr>
+        <w:t>هفته 3</w:t>
+      </w:r>
+    </w:p>
+    <w:p>
+      <w:pPr>
+        <w:rPr>
+          <w:noProof/>
+          <w:rtl/>
+        </w:rPr>
+      </w:pPr>
+      <w:r>
+        <w:rPr>
+          <w:noProof/>
+        </w:rPr>
+        <w:t>└── ...</w:t>
+      </w:r>
+    </w:p>
+    <w:p>
+      <w:pPr>
+        <w:rPr>
+          <w:noProof/>
+          <w:rtl/>
+        </w:rPr>
+      </w:pPr>
+    </w:p>
+    <w:p>
+      <w:pPr>
+        <w:pStyle w:val="Heading2"/>
+        <w:pBdr>
+          <w:top w:val="single" w:sz="2" w:space="0" w:color="E3E3E3"/>
+          <w:left w:val="single" w:sz="2" w:space="0" w:color="E3E3E3"/>
+          <w:bottom w:val="single" w:sz="2" w:space="0" w:color="E3E3E3"/>
+          <w:right w:val="single" w:sz="2" w:space="0" w:color="E3E3E3"/>
+        </w:pBdr>
+        <w:shd w:val="clear" w:color="auto" w:fill="FFFFFF"/>
+        <w:bidi/>
+        <w:spacing w:before="0" w:after="0"/>
+        <w:rPr>
+          <w:rFonts w:ascii="Arial" w:hAnsi="Arial" w:cs="Arial"/>
+          <w:color w:val="1D1D1F"/>
+          <w:spacing w:val="-5"/>
+        </w:rPr>
+      </w:pPr>
+      <w:r>
+        <w:rPr>
+          <w:rStyle w:val="qwen-markdown-text"/>
+          <w:rFonts w:ascii="Arial" w:eastAsiaTheme="majorEastAsia" w:hAnsi="Arial" w:cs="Arial"/>
+          <w:color w:val="1D1D1F"/>
+          <w:spacing w:val="-5"/>
+          <w:bdr w:val="single" w:sz="2" w:space="0" w:color="E3E3E3" w:frame="1"/>
+          <w:rtl/>
+        </w:rPr>
+        <w:t xml:space="preserve">4. فایل‌های دیتابیس </w:t>
+      </w:r>
+      <w:r>
+        <w:rPr>
+          <w:rStyle w:val="qwen-markdown-text"/>
+          <w:rFonts w:ascii="Arial" w:eastAsiaTheme="majorEastAsia" w:hAnsi="Arial" w:cs="Arial"/>
+          <w:color w:val="1D1D1F"/>
+          <w:spacing w:val="-5"/>
+          <w:bdr w:val="single" w:sz="2" w:space="0" w:color="E3E3E3" w:frame="1"/>
+        </w:rPr>
+        <w:t>PostgreSQL/</w:t>
+      </w:r>
+      <w:proofErr w:type="spellStart"/>
+      <w:r>
+        <w:rPr>
+          <w:rStyle w:val="qwen-markdown-text"/>
+          <w:rFonts w:ascii="Arial" w:eastAsiaTheme="majorEastAsia" w:hAnsi="Arial" w:cs="Arial"/>
+          <w:color w:val="1D1D1F"/>
+          <w:spacing w:val="-5"/>
+          <w:bdr w:val="single" w:sz="2" w:space="0" w:color="E3E3E3" w:frame="1"/>
+        </w:rPr>
+        <w:t>TimescaleDB</w:t>
+      </w:r>
+      <w:proofErr w:type="spellEnd"/>
+    </w:p>
+    <w:p>
+      <w:pPr>
+        <w:pStyle w:val="Heading3"/>
+        <w:pBdr>
+          <w:top w:val="single" w:sz="2" w:space="0" w:color="E3E3E3"/>
+          <w:left w:val="single" w:sz="2" w:space="0" w:color="E3E3E3"/>
+          <w:bottom w:val="single" w:sz="2" w:space="0" w:color="E3E3E3"/>
+          <w:right w:val="single" w:sz="2" w:space="0" w:color="E3E3E3"/>
+        </w:pBdr>
+        <w:shd w:val="clear" w:color="auto" w:fill="FFFFFF"/>
+        <w:bidi/>
+        <w:spacing w:before="0"/>
+        <w:rPr>
+          <w:rFonts w:ascii="Arial" w:hAnsi="Arial" w:cs="Arial"/>
+          <w:color w:val="1D1D1F"/>
+          <w:spacing w:val="-5"/>
+          <w:rtl/>
+        </w:rPr>
+      </w:pPr>
+      <w:r>
+        <w:rPr>
+          <w:rStyle w:val="qwen-markdown-text"/>
+          <w:rFonts w:ascii="Arial" w:hAnsi="Arial" w:cs="Arial"/>
+          <w:color w:val="1D1D1F"/>
+          <w:spacing w:val="-5"/>
+          <w:bdr w:val="single" w:sz="2" w:space="0" w:color="E3E3E3" w:frame="1"/>
+          <w:rtl/>
+        </w:rPr>
+        <w:t>4.1. ساختار دایرکتوری داده</w:t>
+      </w:r>
+    </w:p>
+    <w:p>
+      <w:pPr>
+        <w:rPr>
+          <w:noProof/>
+        </w:rPr>
+      </w:pPr>
+      <w:r>
+        <w:rPr>
+          <w:noProof/>
+        </w:rPr>
+        <w:t>C:\Program Files\PostgreSQL\16\data\</w:t>
+      </w:r>
+    </w:p>
+    <w:p>
+      <w:pPr>
+        <w:rPr>
+          <w:noProof/>
+        </w:rPr>
+      </w:pPr>
+      <w:r>
+        <w:rPr>
+          <w:rFonts w:ascii="Arial" w:hAnsi="Arial" w:cs="Arial"/>
+          <w:noProof/>
+        </w:rPr>
+        <w:t>├</w:t>
+      </w:r>
+      <w:r>
+        <w:rPr>
+          <w:rFonts w:ascii="Calibri" w:hAnsi="Calibri" w:cs="Calibri"/>
+          <w:noProof/>
+        </w:rPr>
+        <w:t>──</w:t>
+      </w:r>
+      <w:r>
+        <w:rPr>
+          <w:noProof/>
+        </w:rPr>
+        <w:t xml:space="preserve"> base\                    </w:t>
+      </w:r>
+      <w:r>
+        <w:rPr>
+          <w:rFonts w:ascii="Calibri" w:hAnsi="Calibri" w:cs="Calibri"/>
+          <w:noProof/>
+        </w:rPr>
+        <w:t>←</w:t>
+      </w:r>
+      <w:r>
+        <w:rPr>
+          <w:noProof/>
+        </w:rPr>
+        <w:t xml:space="preserve"> </w:t>
+      </w:r>
+      <w:r>
+        <w:rPr>
+          <w:rFonts w:cs="Arial"/>
+          <w:noProof/>
+          <w:rtl/>
+        </w:rPr>
+        <w:t>فا</w:t>
+      </w:r>
+      <w:r>
+        <w:rPr>
+          <w:rFonts w:cs="Arial" w:hint="cs"/>
+          <w:noProof/>
+          <w:rtl/>
+        </w:rPr>
+        <w:t>ی</w:t>
+      </w:r>
+      <w:r>
+        <w:rPr>
+          <w:rFonts w:cs="Arial" w:hint="eastAsia"/>
+          <w:noProof/>
+          <w:rtl/>
+        </w:rPr>
+        <w:t>ل‌ها</w:t>
+      </w:r>
+      <w:r>
+        <w:rPr>
+          <w:rFonts w:cs="Arial" w:hint="cs"/>
+          <w:noProof/>
+          <w:rtl/>
+        </w:rPr>
+        <w:t>ی</w:t>
+      </w:r>
+      <w:r>
+        <w:rPr>
+          <w:rFonts w:cs="Arial"/>
+          <w:noProof/>
+          <w:rtl/>
+        </w:rPr>
+        <w:t xml:space="preserve"> داده جداول</w:t>
+      </w:r>
+    </w:p>
+    <w:p>
+      <w:pPr>
+        <w:rPr>
+          <w:noProof/>
+        </w:rPr>
+      </w:pPr>
+      <w:r>
+        <w:rPr>
+          <w:noProof/>
+        </w:rPr>
+        <w:t>│   └── &lt;database_oid&gt;\</w:t>
+      </w:r>
+    </w:p>
+    <w:p>
+      <w:pPr>
+        <w:rPr>
+          <w:noProof/>
+        </w:rPr>
+      </w:pPr>
+      <w:r>
+        <w:rPr>
+          <w:noProof/>
+        </w:rPr>
+        <w:t xml:space="preserve">│       </w:t>
+      </w:r>
+      <w:r>
+        <w:rPr>
+          <w:rFonts w:ascii="Arial" w:hAnsi="Arial" w:cs="Arial"/>
+          <w:noProof/>
+        </w:rPr>
+        <w:t>├</w:t>
+      </w:r>
+      <w:r>
+        <w:rPr>
+          <w:rFonts w:ascii="Calibri" w:hAnsi="Calibri" w:cs="Calibri"/>
+          <w:noProof/>
+        </w:rPr>
+        <w:t>──</w:t>
+      </w:r>
+      <w:r>
+        <w:rPr>
+          <w:noProof/>
+        </w:rPr>
+        <w:t xml:space="preserve"> &lt;table_oid&gt;      </w:t>
+      </w:r>
+      <w:r>
+        <w:rPr>
+          <w:rFonts w:ascii="Calibri" w:hAnsi="Calibri" w:cs="Calibri"/>
+          <w:noProof/>
+        </w:rPr>
+        <w:t>←</w:t>
+      </w:r>
+      <w:r>
+        <w:rPr>
+          <w:noProof/>
+        </w:rPr>
+        <w:t xml:space="preserve"> </w:t>
+      </w:r>
+      <w:r>
+        <w:rPr>
+          <w:rFonts w:cs="Arial"/>
+          <w:noProof/>
+          <w:rtl/>
+        </w:rPr>
+        <w:t>داده هر جدول</w:t>
+      </w:r>
+    </w:p>
+    <w:p>
+      <w:pPr>
+        <w:rPr>
+          <w:noProof/>
+        </w:rPr>
+      </w:pPr>
+      <w:r>
+        <w:rPr>
+          <w:noProof/>
+        </w:rPr>
+        <w:t xml:space="preserve">│       </w:t>
+      </w:r>
+      <w:r>
+        <w:rPr>
+          <w:rFonts w:ascii="Arial" w:hAnsi="Arial" w:cs="Arial"/>
+          <w:noProof/>
+        </w:rPr>
+        <w:t>├</w:t>
+      </w:r>
+      <w:r>
+        <w:rPr>
+          <w:rFonts w:ascii="Calibri" w:hAnsi="Calibri" w:cs="Calibri"/>
+          <w:noProof/>
+        </w:rPr>
+        <w:t>──</w:t>
+      </w:r>
+      <w:r>
+        <w:rPr>
+          <w:noProof/>
+        </w:rPr>
+        <w:t xml:space="preserve"> &lt;table_oid_fsm&gt;  </w:t>
+      </w:r>
+      <w:r>
+        <w:rPr>
+          <w:rFonts w:ascii="Calibri" w:hAnsi="Calibri" w:cs="Calibri"/>
+          <w:noProof/>
+        </w:rPr>
+        <w:t>←</w:t>
+      </w:r>
+      <w:r>
+        <w:rPr>
+          <w:noProof/>
+        </w:rPr>
+        <w:t xml:space="preserve"> Free Space Map</w:t>
+      </w:r>
+    </w:p>
+    <w:p>
+      <w:pPr>
+        <w:rPr>
+          <w:noProof/>
+        </w:rPr>
+      </w:pPr>
+      <w:r>
+        <w:rPr>
+          <w:noProof/>
+        </w:rPr>
+        <w:t>│       └── &lt;table_oid_vm&gt;   ← Visibility Map</w:t>
+      </w:r>
+    </w:p>
+    <w:p>
+      <w:pPr>
+        <w:rPr>
+          <w:noProof/>
+        </w:rPr>
+      </w:pPr>
+      <w:r>
+        <w:rPr>
+          <w:rFonts w:ascii="Arial" w:hAnsi="Arial" w:cs="Arial"/>
+          <w:noProof/>
+        </w:rPr>
+        <w:t>├</w:t>
+      </w:r>
+      <w:r>
+        <w:rPr>
+          <w:rFonts w:ascii="Calibri" w:hAnsi="Calibri" w:cs="Calibri"/>
+          <w:noProof/>
+        </w:rPr>
+        <w:t>──</w:t>
+      </w:r>
+      <w:r>
+        <w:rPr>
+          <w:noProof/>
+        </w:rPr>
+        <w:t xml:space="preserve"> pg_wal\                  </w:t>
+      </w:r>
+      <w:r>
+        <w:rPr>
+          <w:rFonts w:ascii="Calibri" w:hAnsi="Calibri" w:cs="Calibri"/>
+          <w:noProof/>
+        </w:rPr>
+        <w:t>←</w:t>
+      </w:r>
+      <w:r>
+        <w:rPr>
+          <w:noProof/>
+        </w:rPr>
+        <w:t xml:space="preserve"> Write-Ahead Log (WAL)</w:t>
+      </w:r>
+    </w:p>
+    <w:p>
+      <w:pPr>
+        <w:rPr>
+          <w:noProof/>
+        </w:rPr>
+      </w:pPr>
+      <w:r>
+        <w:rPr>
+          <w:rFonts w:ascii="Arial" w:hAnsi="Arial" w:cs="Arial"/>
+          <w:noProof/>
+        </w:rPr>
+        <w:t>├</w:t>
+      </w:r>
+      <w:r>
+        <w:rPr>
+          <w:rFonts w:ascii="Calibri" w:hAnsi="Calibri" w:cs="Calibri"/>
+          <w:noProof/>
+        </w:rPr>
+        <w:t>──</w:t>
+      </w:r>
+      <w:r>
+        <w:rPr>
+          <w:noProof/>
+        </w:rPr>
+        <w:t xml:space="preserve"> pg_tblspc\               ← Tablespaces</w:t>
+      </w:r>
+    </w:p>
+    <w:p>
+      <w:pPr>
+        <w:rPr>
+          <w:noProof/>
+        </w:rPr>
+      </w:pPr>
+      <w:r>
+        <w:rPr>
+          <w:rFonts w:ascii="Arial" w:hAnsi="Arial" w:cs="Arial"/>
+          <w:noProof/>
+        </w:rPr>
+        <w:t>├</w:t>
+      </w:r>
+      <w:r>
+        <w:rPr>
+          <w:rFonts w:ascii="Calibri" w:hAnsi="Calibri" w:cs="Calibri"/>
+          <w:noProof/>
+        </w:rPr>
+        <w:t>──</w:t>
+      </w:r>
+      <w:r>
+        <w:rPr>
+          <w:noProof/>
+        </w:rPr>
+        <w:t xml:space="preserve"> global\                  </w:t>
+      </w:r>
+      <w:r>
+        <w:rPr>
+          <w:rFonts w:ascii="Calibri" w:hAnsi="Calibri" w:cs="Calibri"/>
+          <w:noProof/>
+        </w:rPr>
+        <w:t>←</w:t>
+      </w:r>
+      <w:r>
+        <w:rPr>
+          <w:noProof/>
+        </w:rPr>
+        <w:t xml:space="preserve"> </w:t>
+      </w:r>
+      <w:r>
+        <w:rPr>
+          <w:rFonts w:cs="Arial"/>
+          <w:noProof/>
+          <w:rtl/>
+        </w:rPr>
+        <w:t>کاتالوگ‌ها</w:t>
+      </w:r>
+      <w:r>
+        <w:rPr>
+          <w:rFonts w:cs="Arial" w:hint="cs"/>
+          <w:noProof/>
+          <w:rtl/>
+        </w:rPr>
+        <w:t>ی</w:t>
+      </w:r>
+      <w:r>
+        <w:rPr>
+          <w:rFonts w:cs="Arial"/>
+          <w:noProof/>
+          <w:rtl/>
+        </w:rPr>
+        <w:t xml:space="preserve"> سراسر</w:t>
+      </w:r>
+      <w:r>
+        <w:rPr>
+          <w:rFonts w:cs="Arial" w:hint="cs"/>
+          <w:noProof/>
+          <w:rtl/>
+        </w:rPr>
+        <w:t>ی</w:t>
+      </w:r>
+    </w:p>
+    <w:p>
+      <w:pPr>
+        <w:rPr>
+          <w:rFonts w:cs="Arial"/>
+          <w:noProof/>
+          <w:rtl/>
+        </w:rPr>
+      </w:pPr>
+      <w:r>
+        <w:rPr>
+          <w:noProof/>
+        </w:rPr>
+        <w:t xml:space="preserve">└── postgresql.conf          ← </w:t>
+      </w:r>
+      <w:r>
+        <w:rPr>
+          <w:rFonts w:cs="Arial"/>
+          <w:noProof/>
+          <w:rtl/>
+        </w:rPr>
+        <w:t>تنظ</w:t>
+      </w:r>
+      <w:r>
+        <w:rPr>
+          <w:rFonts w:cs="Arial" w:hint="cs"/>
+          <w:noProof/>
+          <w:rtl/>
+        </w:rPr>
+        <w:t>ی</w:t>
+      </w:r>
+      <w:r>
+        <w:rPr>
+          <w:rFonts w:cs="Arial" w:hint="eastAsia"/>
+          <w:noProof/>
+          <w:rtl/>
+        </w:rPr>
+        <w:t>مات</w:t>
+      </w:r>
+    </w:p>
+    <w:p>
+      <w:pPr>
+        <w:rPr>
+          <w:rFonts w:cs="Arial"/>
+          <w:noProof/>
+          <w:rtl/>
+        </w:rPr>
+      </w:pPr>
+    </w:p>
+    <w:p>
+      <w:pPr>
+        <w:rPr>
+          <w:rFonts w:cs="Arial"/>
+          <w:noProof/>
+          <w:rtl/>
+        </w:rPr>
+      </w:pPr>
+    </w:p>
+    <w:p>
+      <w:pPr>
+        <w:rPr>
+          <w:rFonts w:cs="Arial"/>
+          <w:noProof/>
+          <w:rtl/>
+        </w:rPr>
+      </w:pPr>
+    </w:p>
+    <w:p>
+      <w:pPr>
+        <w:pStyle w:val="Heading1"/>
+        <w:pBdr>
+          <w:top w:val="single" w:sz="2" w:space="0" w:color="E3E3E3"/>
+          <w:left w:val="single" w:sz="2" w:space="0" w:color="E3E3E3"/>
+          <w:bottom w:val="single" w:sz="2" w:space="0" w:color="E3E3E3"/>
+          <w:right w:val="single" w:sz="2" w:space="0" w:color="E3E3E3"/>
+        </w:pBdr>
+        <w:shd w:val="clear" w:color="auto" w:fill="FFFFFF"/>
+        <w:bidi/>
+        <w:spacing w:before="0"/>
+        <w:rPr>
+          <w:rFonts w:ascii="Arial" w:hAnsi="Arial" w:cs="Arial"/>
+          <w:color w:val="1D1D1F"/>
+        </w:rPr>
+      </w:pPr>
+      <w:r>
+        <w:rPr>
+          <w:rStyle w:val="qwen-markdown-text"/>
+          <w:rFonts w:ascii="Arial" w:hAnsi="Arial" w:cs="Arial"/>
+          <w:color w:val="1D1D1F"/>
+          <w:bdr w:val="single" w:sz="2" w:space="0" w:color="E3E3E3" w:frame="1"/>
+          <w:rtl/>
+        </w:rPr>
+        <w:t xml:space="preserve">9. بررسی فایل‌های </w:t>
+      </w:r>
+      <w:r>
+        <w:rPr>
+          <w:rStyle w:val="qwen-markdown-text"/>
+          <w:rFonts w:ascii="Arial" w:hAnsi="Arial" w:cs="Arial"/>
+          <w:color w:val="1D1D1F"/>
+          <w:bdr w:val="single" w:sz="2" w:space="0" w:color="E3E3E3" w:frame="1"/>
+        </w:rPr>
+        <w:t>Archive</w:t>
+      </w:r>
+    </w:p>
+    <w:p>
+      <w:pPr>
+        <w:rPr>
+          <w:noProof/>
+          <w:rtl/>
+        </w:rPr>
+      </w:pPr>
+    </w:p>
+    <w:p>
+      <w:pPr>
+        <w:rPr>
+          <w:noProof/>
+          <w:rtl/>
+        </w:rPr>
+      </w:pPr>
+    </w:p>
+    <w:p>
+      <w:pPr>
+        <w:rPr>
+          <w:noProof/>
+        </w:rPr>
+      </w:pPr>
+      <w:r>
+        <w:rPr>
+          <w:noProof/>
+        </w:rPr>
+        <w:t>SELECT archive_id, table_name, file_path, record_count, file_size_bytes, created_at</w:t>
+      </w:r>
+    </w:p>
+    <w:p>
+      <w:pPr>
+        <w:rPr>
+          <w:noProof/>
+        </w:rPr>
+      </w:pPr>
+      <w:r>
+        <w:rPr>
+          <w:noProof/>
+        </w:rPr>
+        <w:t>FROM archive_log</w:t>
+      </w:r>
+    </w:p>
+    <w:p>
+      <w:pPr>
+        <w:rPr>
+          <w:noProof/>
+          <w:rtl/>
+        </w:rPr>
+      </w:pPr>
+      <w:r>
+        <w:rPr>
+          <w:noProof/>
+        </w:rPr>
+        <w:t>ORDER BY created_at DESC;</w:t>
+      </w:r>
+    </w:p>
+    <w:p>
+      <w:pPr>
+        <w:pStyle w:val="Heading1"/>
+        <w:pBdr>
+          <w:top w:val="single" w:sz="2" w:space="0" w:color="E3E3E3"/>
+          <w:left w:val="single" w:sz="2" w:space="0" w:color="E3E3E3"/>
+          <w:bottom w:val="single" w:sz="2" w:space="0" w:color="E3E3E3"/>
+          <w:right w:val="single" w:sz="2" w:space="0" w:color="E3E3E3"/>
+        </w:pBdr>
+        <w:shd w:val="clear" w:color="auto" w:fill="FFFFFF"/>
+        <w:spacing w:before="0"/>
+        <w:rPr>
+          <w:rFonts w:ascii="Arial" w:hAnsi="Arial" w:cs="Arial"/>
+          <w:color w:val="1D1D1F"/>
+        </w:rPr>
+      </w:pPr>
+      <w:r>
+        <w:rPr>
+          <w:rStyle w:val="qwen-markdown-text"/>
+          <w:rFonts w:ascii="Arial" w:hAnsi="Arial" w:cs="Arial"/>
+          <w:color w:val="1D1D1F"/>
+          <w:bdr w:val="single" w:sz="2" w:space="0" w:color="E3E3E3" w:frame="1"/>
+        </w:rPr>
+        <w:t xml:space="preserve">10. Restore </w:t>
+      </w:r>
+      <w:r>
+        <w:rPr>
+          <w:rStyle w:val="qwen-markdown-text"/>
+          <w:rFonts w:ascii="Arial" w:hAnsi="Arial" w:cs="Arial"/>
+          <w:color w:val="1D1D1F"/>
+          <w:bdr w:val="single" w:sz="2" w:space="0" w:color="E3E3E3" w:frame="1"/>
+          <w:rtl/>
+        </w:rPr>
+        <w:t>از</w:t>
+      </w:r>
+      <w:r>
+        <w:rPr>
+          <w:rStyle w:val="qwen-markdown-text"/>
+          <w:rFonts w:ascii="Arial" w:hAnsi="Arial" w:cs="Arial"/>
+          <w:color w:val="1D1D1F"/>
+          <w:bdr w:val="single" w:sz="2" w:space="0" w:color="E3E3E3" w:frame="1"/>
+        </w:rPr>
+        <w:t xml:space="preserve"> Archive</w:t>
+      </w:r>
+    </w:p>
+    <w:p>
+      <w:pPr>
+        <w:rPr>
+          <w:noProof/>
+          <w:rtl/>
+        </w:rPr>
+      </w:pPr>
+      <w:r>
+        <w:rPr>
+          <w:noProof/>
+        </w:rPr>
+        <w:t>m_archiveManager-&gt;restoreArchive("C:/tag_archive/archive_20240421_120000_tag_values_raw.csv", "tag_values_raw");</w:t>
+      </w:r>
+    </w:p>
+    <w:p>
+      <w:pPr>
+        <w:rPr>
+          <w:noProof/>
+          <w:rtl/>
+        </w:rPr>
+      </w:pPr>
+    </w:p>
+    <w:p>
+      <w:pPr>
+        <w:rPr>
+          <w:noProof/>
+          <w:rtl/>
+        </w:rPr>
+      </w:pPr>
+      <w:r>
+        <w:rPr>
+          <w:noProof/>
+        </w:rPr>
         <w:drawing>
-          <wp:inline distT="0" distB="0" distL="0" distR="0" wp14:anchorId="07291CCB" wp14:editId="5B441C19">
-            <wp:extent cx="5943600" cy="2107565"/>
-            <wp:effectExtent l="0" t="0" r="0" b="6985"/>
-            <wp:docPr id="13" name="Picture 13"/>
+          <wp:inline distT="0" distB="0" distL="0" distR="0" wp14:anchorId="7A24CB4A" wp14:editId="2BDC99D3">
+            <wp:extent cx="5943600" cy="2310765"/>
+            <wp:effectExtent l="0" t="0" r="0" b="0"/>
+            <wp:docPr id="14" name="Picture 14"/>
             <wp:cNvGraphicFramePr>
               <a:graphicFrameLocks xmlns:a="http://schemas.openxmlformats.org/drawingml/2006/main" noChangeAspect="1"/>
             </wp:cNvGraphicFramePr>
@@ -4049,6 +6789,2585 @@
                   <pic:spPr>
                     <a:xfrm>
                       <a:off x="0" y="0"/>
+                      <a:ext cx="5943600" cy="2310765"/>
+                    </a:xfrm>
+                    <a:prstGeom prst="rect">
+                      <a:avLst/>
+                    </a:prstGeom>
+                  </pic:spPr>
+                </pic:pic>
+              </a:graphicData>
+            </a:graphic>
+          </wp:inline>
+        </w:drawing>
+      </w:r>
+    </w:p>
+    <w:p>
+      <w:pPr>
+        <w:rPr>
+          <w:noProof/>
+          <w:rtl/>
+        </w:rPr>
+      </w:pPr>
+    </w:p>
+    <w:p>
+      <w:pPr>
+        <w:rPr>
+          <w:noProof/>
+          <w:rtl/>
+        </w:rPr>
+      </w:pPr>
+      <w:r>
+        <w:rPr>
+          <w:noProof/>
+        </w:rPr>
+        <w:drawing>
+          <wp:inline distT="0" distB="0" distL="0" distR="0" wp14:anchorId="35136AF3" wp14:editId="01483BC0">
+            <wp:extent cx="5943600" cy="1392555"/>
+            <wp:effectExtent l="0" t="0" r="0" b="0"/>
+            <wp:docPr id="15" name="Picture 15"/>
+            <wp:cNvGraphicFramePr>
+              <a:graphicFrameLocks xmlns:a="http://schemas.openxmlformats.org/drawingml/2006/main" noChangeAspect="1"/>
+            </wp:cNvGraphicFramePr>
+            <a:graphic xmlns:a="http://schemas.openxmlformats.org/drawingml/2006/main">
+              <a:graphicData uri="http://schemas.openxmlformats.org/drawingml/2006/picture">
+                <pic:pic xmlns:pic="http://schemas.openxmlformats.org/drawingml/2006/picture">
+                  <pic:nvPicPr>
+                    <pic:cNvPr id="1" name=""/>
+                    <pic:cNvPicPr/>
+                  </pic:nvPicPr>
+                  <pic:blipFill>
+                    <a:blip r:embed="rId17"/>
+                    <a:stretch>
+                      <a:fillRect/>
+                    </a:stretch>
+                  </pic:blipFill>
+                  <pic:spPr>
+                    <a:xfrm>
+                      <a:off x="0" y="0"/>
+                      <a:ext cx="5943600" cy="1392555"/>
+                    </a:xfrm>
+                    <a:prstGeom prst="rect">
+                      <a:avLst/>
+                    </a:prstGeom>
+                  </pic:spPr>
+                </pic:pic>
+              </a:graphicData>
+            </a:graphic>
+          </wp:inline>
+        </w:drawing>
+      </w:r>
+    </w:p>
+    <w:p>
+      <w:pPr>
+        <w:rPr>
+          <w:noProof/>
+          <w:rtl/>
+        </w:rPr>
+      </w:pPr>
+    </w:p>
+    <w:p>
+      <w:pPr>
+        <w:pStyle w:val="Heading1"/>
+        <w:pBdr>
+          <w:top w:val="single" w:sz="2" w:space="0" w:color="E3E3E3"/>
+          <w:left w:val="single" w:sz="2" w:space="0" w:color="E3E3E3"/>
+          <w:bottom w:val="single" w:sz="2" w:space="0" w:color="E3E3E3"/>
+          <w:right w:val="single" w:sz="2" w:space="0" w:color="E3E3E3"/>
+        </w:pBdr>
+        <w:shd w:val="clear" w:color="auto" w:fill="FFFFFF"/>
+        <w:bidi/>
+        <w:spacing w:before="0"/>
+        <w:rPr>
+          <w:rFonts w:ascii="Arial" w:hAnsi="Arial" w:cs="Arial"/>
+          <w:color w:val="1D1D1F"/>
+        </w:rPr>
+      </w:pPr>
+      <w:r>
+        <w:rPr>
+          <w:rStyle w:val="qwen-markdown-text"/>
+          <w:rFonts w:ascii="Arial" w:hAnsi="Arial" w:cs="Arial"/>
+          <w:color w:val="1D1D1F"/>
+          <w:bdr w:val="single" w:sz="2" w:space="0" w:color="E3E3E3" w:frame="1"/>
+          <w:rtl/>
+        </w:rPr>
+        <w:t>8. پیشنهاد پیاده‌سازی</w:t>
+      </w:r>
+    </w:p>
+    <w:p>
+      <w:pPr>
+        <w:shd w:val="clear" w:color="auto" w:fill="FFFFFF"/>
+        <w:bidi/>
+        <w:rPr>
+          <w:rFonts w:ascii="Arial" w:hAnsi="Arial" w:cs="Arial"/>
+          <w:color w:val="1D1D1F"/>
+          <w:rtl/>
+        </w:rPr>
+      </w:pPr>
+      <w:r>
+        <w:rPr>
+          <w:rStyle w:val="qwen-markdown-text"/>
+          <w:rFonts w:ascii="Arial" w:hAnsi="Arial" w:cs="Arial"/>
+          <w:color w:val="1D1D1F"/>
+          <w:bdr w:val="single" w:sz="2" w:space="0" w:color="E3E3E3" w:frame="1"/>
+          <w:rtl/>
+        </w:rPr>
+        <w:t>با توجه به حجم زیاد تغییرات، پیشنهاد می‌کنم در چند مرحله پیش برویم:</w:t>
+      </w:r>
+    </w:p>
+    <w:p>
+      <w:pPr>
+        <w:rPr>
+          <w:noProof/>
+          <w:rtl/>
+        </w:rPr>
+      </w:pPr>
+    </w:p>
+    <w:p>
+      <w:pPr>
+        <w:rPr>
+          <w:noProof/>
+          <w:rtl/>
+        </w:rPr>
+      </w:pPr>
+    </w:p>
+    <w:p>
+      <w:pPr>
+        <w:rPr>
+          <w:noProof/>
+        </w:rPr>
+      </w:pPr>
+      <w:r>
+        <w:rPr>
+          <w:rFonts w:cs="Arial"/>
+          <w:noProof/>
+          <w:rtl/>
+        </w:rPr>
+        <w:t>مرحله 1</w:t>
+      </w:r>
+      <w:r>
+        <w:rPr>
+          <w:noProof/>
+        </w:rPr>
+        <w:t>: WebSocket Server (</w:t>
+      </w:r>
+      <w:r>
+        <w:rPr>
+          <w:rFonts w:cs="Arial"/>
+          <w:noProof/>
+          <w:rtl/>
+        </w:rPr>
+        <w:t>برا</w:t>
+      </w:r>
+      <w:r>
+        <w:rPr>
+          <w:rFonts w:cs="Arial" w:hint="cs"/>
+          <w:noProof/>
+          <w:rtl/>
+        </w:rPr>
+        <w:t>ی</w:t>
+      </w:r>
+      <w:r>
+        <w:rPr>
+          <w:rFonts w:cs="Arial"/>
+          <w:noProof/>
+          <w:rtl/>
+        </w:rPr>
+        <w:t xml:space="preserve"> داده‌ها</w:t>
+      </w:r>
+      <w:r>
+        <w:rPr>
+          <w:rFonts w:cs="Arial" w:hint="cs"/>
+          <w:noProof/>
+          <w:rtl/>
+        </w:rPr>
+        <w:t>ی</w:t>
+      </w:r>
+      <w:r>
+        <w:rPr>
+          <w:noProof/>
+        </w:rPr>
+        <w:t xml:space="preserve"> real-time)</w:t>
+      </w:r>
+    </w:p>
+    <w:p>
+      <w:pPr>
+        <w:rPr>
+          <w:noProof/>
+        </w:rPr>
+      </w:pPr>
+      <w:r>
+        <w:rPr>
+          <w:rFonts w:cs="Arial" w:hint="eastAsia"/>
+          <w:noProof/>
+          <w:rtl/>
+        </w:rPr>
+        <w:t>مرحله</w:t>
+      </w:r>
+      <w:r>
+        <w:rPr>
+          <w:rFonts w:cs="Arial"/>
+          <w:noProof/>
+          <w:rtl/>
+        </w:rPr>
+        <w:t xml:space="preserve"> 2</w:t>
+      </w:r>
+      <w:r>
+        <w:rPr>
+          <w:noProof/>
+        </w:rPr>
+        <w:t>: REST API Server (</w:t>
+      </w:r>
+      <w:r>
+        <w:rPr>
+          <w:rFonts w:cs="Arial"/>
+          <w:noProof/>
+          <w:rtl/>
+        </w:rPr>
+        <w:t>برا</w:t>
+      </w:r>
+      <w:r>
+        <w:rPr>
+          <w:rFonts w:cs="Arial" w:hint="cs"/>
+          <w:noProof/>
+          <w:rtl/>
+        </w:rPr>
+        <w:t>ی</w:t>
+      </w:r>
+      <w:r>
+        <w:rPr>
+          <w:noProof/>
+        </w:rPr>
+        <w:t xml:space="preserve"> CRUD </w:t>
+      </w:r>
+      <w:r>
+        <w:rPr>
+          <w:rFonts w:cs="Arial"/>
+          <w:noProof/>
+          <w:rtl/>
+        </w:rPr>
+        <w:t>و</w:t>
+      </w:r>
+      <w:r>
+        <w:rPr>
+          <w:noProof/>
+        </w:rPr>
+        <w:t xml:space="preserve"> Query)</w:t>
+      </w:r>
+    </w:p>
+    <w:p>
+      <w:pPr>
+        <w:rPr>
+          <w:noProof/>
+        </w:rPr>
+      </w:pPr>
+      <w:r>
+        <w:rPr>
+          <w:rFonts w:cs="Arial" w:hint="eastAsia"/>
+          <w:noProof/>
+          <w:rtl/>
+        </w:rPr>
+        <w:lastRenderedPageBreak/>
+        <w:t>مرحله</w:t>
+      </w:r>
+      <w:r>
+        <w:rPr>
+          <w:rFonts w:cs="Arial"/>
+          <w:noProof/>
+          <w:rtl/>
+        </w:rPr>
+        <w:t xml:space="preserve"> 3</w:t>
+      </w:r>
+      <w:r>
+        <w:rPr>
+          <w:noProof/>
+        </w:rPr>
+        <w:t xml:space="preserve">: Authentication </w:t>
+      </w:r>
+      <w:r>
+        <w:rPr>
+          <w:rFonts w:cs="Arial"/>
+          <w:noProof/>
+          <w:rtl/>
+        </w:rPr>
+        <w:t>و</w:t>
+      </w:r>
+      <w:r>
+        <w:rPr>
+          <w:noProof/>
+        </w:rPr>
+        <w:t xml:space="preserve"> Authorization</w:t>
+      </w:r>
+    </w:p>
+    <w:p>
+      <w:pPr>
+        <w:rPr>
+          <w:noProof/>
+        </w:rPr>
+      </w:pPr>
+      <w:r>
+        <w:rPr>
+          <w:rFonts w:cs="Arial" w:hint="eastAsia"/>
+          <w:noProof/>
+          <w:rtl/>
+        </w:rPr>
+        <w:t>مرحله</w:t>
+      </w:r>
+      <w:r>
+        <w:rPr>
+          <w:rFonts w:cs="Arial"/>
+          <w:noProof/>
+          <w:rtl/>
+        </w:rPr>
+        <w:t xml:space="preserve"> 4</w:t>
+      </w:r>
+      <w:r>
+        <w:rPr>
+          <w:noProof/>
+        </w:rPr>
+        <w:t>: Report Generation</w:t>
+      </w:r>
+    </w:p>
+    <w:p>
+      <w:pPr>
+        <w:rPr>
+          <w:noProof/>
+          <w:rtl/>
+        </w:rPr>
+      </w:pPr>
+      <w:r>
+        <w:rPr>
+          <w:rFonts w:cs="Arial" w:hint="eastAsia"/>
+          <w:noProof/>
+          <w:rtl/>
+        </w:rPr>
+        <w:t>مرحله</w:t>
+      </w:r>
+      <w:r>
+        <w:rPr>
+          <w:rFonts w:cs="Arial"/>
+          <w:noProof/>
+          <w:rtl/>
+        </w:rPr>
+        <w:t xml:space="preserve"> 5</w:t>
+      </w:r>
+      <w:r>
+        <w:rPr>
+          <w:noProof/>
+        </w:rPr>
+        <w:t>: Dashboard API</w:t>
+      </w:r>
+    </w:p>
+    <w:p>
+      <w:pPr>
+        <w:rPr>
+          <w:noProof/>
+          <w:rtl/>
+        </w:rPr>
+      </w:pPr>
+    </w:p>
+    <w:p>
+      <w:pPr>
+        <w:rPr>
+          <w:noProof/>
+          <w:rtl/>
+        </w:rPr>
+      </w:pPr>
+      <w:r>
+        <w:rPr>
+          <w:noProof/>
+        </w:rPr>
+        <w:drawing>
+          <wp:inline distT="0" distB="0" distL="0" distR="0" wp14:anchorId="4DE0D28C" wp14:editId="640C65DE">
+            <wp:extent cx="5943600" cy="2319655"/>
+            <wp:effectExtent l="0" t="0" r="0" b="4445"/>
+            <wp:docPr id="16" name="Picture 16"/>
+            <wp:cNvGraphicFramePr>
+              <a:graphicFrameLocks xmlns:a="http://schemas.openxmlformats.org/drawingml/2006/main" noChangeAspect="1"/>
+            </wp:cNvGraphicFramePr>
+            <a:graphic xmlns:a="http://schemas.openxmlformats.org/drawingml/2006/main">
+              <a:graphicData uri="http://schemas.openxmlformats.org/drawingml/2006/picture">
+                <pic:pic xmlns:pic="http://schemas.openxmlformats.org/drawingml/2006/picture">
+                  <pic:nvPicPr>
+                    <pic:cNvPr id="1" name=""/>
+                    <pic:cNvPicPr/>
+                  </pic:nvPicPr>
+                  <pic:blipFill>
+                    <a:blip r:embed="rId18"/>
+                    <a:stretch>
+                      <a:fillRect/>
+                    </a:stretch>
+                  </pic:blipFill>
+                  <pic:spPr>
+                    <a:xfrm>
+                      <a:off x="0" y="0"/>
+                      <a:ext cx="5943600" cy="2319655"/>
+                    </a:xfrm>
+                    <a:prstGeom prst="rect">
+                      <a:avLst/>
+                    </a:prstGeom>
+                  </pic:spPr>
+                </pic:pic>
+              </a:graphicData>
+            </a:graphic>
+          </wp:inline>
+        </w:drawing>
+      </w:r>
+    </w:p>
+    <w:p>
+      <w:pPr>
+        <w:rPr>
+          <w:noProof/>
+          <w:rtl/>
+        </w:rPr>
+      </w:pPr>
+      <w:r>
+        <w:rPr>
+          <w:noProof/>
+        </w:rPr>
+        <w:drawing>
+          <wp:inline distT="0" distB="0" distL="0" distR="0" wp14:anchorId="49D23F31" wp14:editId="45FB01CE">
+            <wp:extent cx="5943600" cy="1983105"/>
+            <wp:effectExtent l="0" t="0" r="0" b="0"/>
+            <wp:docPr id="17" name="Picture 17"/>
+            <wp:cNvGraphicFramePr>
+              <a:graphicFrameLocks xmlns:a="http://schemas.openxmlformats.org/drawingml/2006/main" noChangeAspect="1"/>
+            </wp:cNvGraphicFramePr>
+            <a:graphic xmlns:a="http://schemas.openxmlformats.org/drawingml/2006/main">
+              <a:graphicData uri="http://schemas.openxmlformats.org/drawingml/2006/picture">
+                <pic:pic xmlns:pic="http://schemas.openxmlformats.org/drawingml/2006/picture">
+                  <pic:nvPicPr>
+                    <pic:cNvPr id="1" name=""/>
+                    <pic:cNvPicPr/>
+                  </pic:nvPicPr>
+                  <pic:blipFill>
+                    <a:blip r:embed="rId19"/>
+                    <a:stretch>
+                      <a:fillRect/>
+                    </a:stretch>
+                  </pic:blipFill>
+                  <pic:spPr>
+                    <a:xfrm>
+                      <a:off x="0" y="0"/>
+                      <a:ext cx="5943600" cy="1983105"/>
+                    </a:xfrm>
+                    <a:prstGeom prst="rect">
+                      <a:avLst/>
+                    </a:prstGeom>
+                  </pic:spPr>
+                </pic:pic>
+              </a:graphicData>
+            </a:graphic>
+          </wp:inline>
+        </w:drawing>
+      </w:r>
+    </w:p>
+    <w:p>
+      <w:pPr>
+        <w:rPr>
+          <w:noProof/>
+          <w:rtl/>
+        </w:rPr>
+      </w:pPr>
+    </w:p>
+    <w:p>
+      <w:pPr>
+        <w:rPr>
+          <w:noProof/>
+          <w:rtl/>
+        </w:rPr>
+      </w:pPr>
+      <w:r>
+        <w:rPr>
+          <w:noProof/>
+        </w:rPr>
+        <w:lastRenderedPageBreak/>
+        <w:drawing>
+          <wp:inline distT="0" distB="0" distL="0" distR="0" wp14:anchorId="72B0EDEE" wp14:editId="0FBAA823">
+            <wp:extent cx="5943600" cy="2579370"/>
+            <wp:effectExtent l="0" t="0" r="0" b="0"/>
+            <wp:docPr id="18" name="Picture 18"/>
+            <wp:cNvGraphicFramePr>
+              <a:graphicFrameLocks xmlns:a="http://schemas.openxmlformats.org/drawingml/2006/main" noChangeAspect="1"/>
+            </wp:cNvGraphicFramePr>
+            <a:graphic xmlns:a="http://schemas.openxmlformats.org/drawingml/2006/main">
+              <a:graphicData uri="http://schemas.openxmlformats.org/drawingml/2006/picture">
+                <pic:pic xmlns:pic="http://schemas.openxmlformats.org/drawingml/2006/picture">
+                  <pic:nvPicPr>
+                    <pic:cNvPr id="1" name=""/>
+                    <pic:cNvPicPr/>
+                  </pic:nvPicPr>
+                  <pic:blipFill>
+                    <a:blip r:embed="rId20"/>
+                    <a:stretch>
+                      <a:fillRect/>
+                    </a:stretch>
+                  </pic:blipFill>
+                  <pic:spPr>
+                    <a:xfrm>
+                      <a:off x="0" y="0"/>
+                      <a:ext cx="5943600" cy="2579370"/>
+                    </a:xfrm>
+                    <a:prstGeom prst="rect">
+                      <a:avLst/>
+                    </a:prstGeom>
+                  </pic:spPr>
+                </pic:pic>
+              </a:graphicData>
+            </a:graphic>
+          </wp:inline>
+        </w:drawing>
+      </w:r>
+    </w:p>
+    <w:p>
+      <w:pPr>
+        <w:rPr>
+          <w:noProof/>
+          <w:rtl/>
+        </w:rPr>
+      </w:pPr>
+    </w:p>
+    <w:p>
+      <w:pPr>
+        <w:rPr>
+          <w:noProof/>
+          <w:rtl/>
+        </w:rPr>
+      </w:pPr>
+      <w:r>
+        <w:rPr>
+          <w:noProof/>
+        </w:rPr>
+        <w:drawing>
+          <wp:inline distT="0" distB="0" distL="0" distR="0" wp14:anchorId="03D2FA10" wp14:editId="4B010A8C">
+            <wp:extent cx="5943600" cy="2440305"/>
+            <wp:effectExtent l="0" t="0" r="0" b="0"/>
+            <wp:docPr id="19" name="Picture 19"/>
+            <wp:cNvGraphicFramePr>
+              <a:graphicFrameLocks xmlns:a="http://schemas.openxmlformats.org/drawingml/2006/main" noChangeAspect="1"/>
+            </wp:cNvGraphicFramePr>
+            <a:graphic xmlns:a="http://schemas.openxmlformats.org/drawingml/2006/main">
+              <a:graphicData uri="http://schemas.openxmlformats.org/drawingml/2006/picture">
+                <pic:pic xmlns:pic="http://schemas.openxmlformats.org/drawingml/2006/picture">
+                  <pic:nvPicPr>
+                    <pic:cNvPr id="1" name=""/>
+                    <pic:cNvPicPr/>
+                  </pic:nvPicPr>
+                  <pic:blipFill>
+                    <a:blip r:embed="rId21"/>
+                    <a:stretch>
+                      <a:fillRect/>
+                    </a:stretch>
+                  </pic:blipFill>
+                  <pic:spPr>
+                    <a:xfrm>
+                      <a:off x="0" y="0"/>
+                      <a:ext cx="5943600" cy="2440305"/>
+                    </a:xfrm>
+                    <a:prstGeom prst="rect">
+                      <a:avLst/>
+                    </a:prstGeom>
+                  </pic:spPr>
+                </pic:pic>
+              </a:graphicData>
+            </a:graphic>
+          </wp:inline>
+        </w:drawing>
+      </w:r>
+    </w:p>
+    <w:p>
+      <w:pPr>
+        <w:rPr>
+          <w:noProof/>
+          <w:rtl/>
+        </w:rPr>
+      </w:pPr>
+    </w:p>
+    <w:p>
+      <w:pPr>
+        <w:rPr>
+          <w:noProof/>
+          <w:rtl/>
+        </w:rPr>
+      </w:pPr>
+      <w:r>
+        <w:rPr>
+          <w:noProof/>
+        </w:rPr>
+        <w:lastRenderedPageBreak/>
+        <w:drawing>
+          <wp:inline distT="0" distB="0" distL="0" distR="0" wp14:anchorId="0C92960F" wp14:editId="5A47BBC9">
+            <wp:extent cx="5943600" cy="2480945"/>
+            <wp:effectExtent l="0" t="0" r="0" b="0"/>
+            <wp:docPr id="20" name="Picture 20"/>
+            <wp:cNvGraphicFramePr>
+              <a:graphicFrameLocks xmlns:a="http://schemas.openxmlformats.org/drawingml/2006/main" noChangeAspect="1"/>
+            </wp:cNvGraphicFramePr>
+            <a:graphic xmlns:a="http://schemas.openxmlformats.org/drawingml/2006/main">
+              <a:graphicData uri="http://schemas.openxmlformats.org/drawingml/2006/picture">
+                <pic:pic xmlns:pic="http://schemas.openxmlformats.org/drawingml/2006/picture">
+                  <pic:nvPicPr>
+                    <pic:cNvPr id="1" name=""/>
+                    <pic:cNvPicPr/>
+                  </pic:nvPicPr>
+                  <pic:blipFill>
+                    <a:blip r:embed="rId22"/>
+                    <a:stretch>
+                      <a:fillRect/>
+                    </a:stretch>
+                  </pic:blipFill>
+                  <pic:spPr>
+                    <a:xfrm>
+                      <a:off x="0" y="0"/>
+                      <a:ext cx="5943600" cy="2480945"/>
+                    </a:xfrm>
+                    <a:prstGeom prst="rect">
+                      <a:avLst/>
+                    </a:prstGeom>
+                  </pic:spPr>
+                </pic:pic>
+              </a:graphicData>
+            </a:graphic>
+          </wp:inline>
+        </w:drawing>
+      </w:r>
+    </w:p>
+    <w:p>
+      <w:pPr>
+        <w:rPr>
+          <w:noProof/>
+          <w:rtl/>
+        </w:rPr>
+      </w:pPr>
+    </w:p>
+    <w:p>
+      <w:pPr>
+        <w:rPr>
+          <w:noProof/>
+          <w:rtl/>
+        </w:rPr>
+      </w:pPr>
+      <w:r>
+        <w:rPr>
+          <w:noProof/>
+        </w:rPr>
+        <w:drawing>
+          <wp:inline distT="0" distB="0" distL="0" distR="0" wp14:anchorId="4DC53253" wp14:editId="67ABC4AB">
+            <wp:extent cx="5943600" cy="2254250"/>
+            <wp:effectExtent l="0" t="0" r="0" b="0"/>
+            <wp:docPr id="21" name="Picture 21"/>
+            <wp:cNvGraphicFramePr>
+              <a:graphicFrameLocks xmlns:a="http://schemas.openxmlformats.org/drawingml/2006/main" noChangeAspect="1"/>
+            </wp:cNvGraphicFramePr>
+            <a:graphic xmlns:a="http://schemas.openxmlformats.org/drawingml/2006/main">
+              <a:graphicData uri="http://schemas.openxmlformats.org/drawingml/2006/picture">
+                <pic:pic xmlns:pic="http://schemas.openxmlformats.org/drawingml/2006/picture">
+                  <pic:nvPicPr>
+                    <pic:cNvPr id="1" name=""/>
+                    <pic:cNvPicPr/>
+                  </pic:nvPicPr>
+                  <pic:blipFill>
+                    <a:blip r:embed="rId23"/>
+                    <a:stretch>
+                      <a:fillRect/>
+                    </a:stretch>
+                  </pic:blipFill>
+                  <pic:spPr>
+                    <a:xfrm>
+                      <a:off x="0" y="0"/>
+                      <a:ext cx="5943600" cy="2254250"/>
+                    </a:xfrm>
+                    <a:prstGeom prst="rect">
+                      <a:avLst/>
+                    </a:prstGeom>
+                  </pic:spPr>
+                </pic:pic>
+              </a:graphicData>
+            </a:graphic>
+          </wp:inline>
+        </w:drawing>
+      </w:r>
+    </w:p>
+    <w:p>
+      <w:pPr>
+        <w:rPr>
+          <w:noProof/>
+          <w:rtl/>
+        </w:rPr>
+      </w:pPr>
+    </w:p>
+    <w:p>
+      <w:pPr>
+        <w:rPr>
+          <w:noProof/>
+          <w:rtl/>
+        </w:rPr>
+      </w:pPr>
+      <w:r>
+        <w:rPr>
+          <w:noProof/>
+        </w:rPr>
+        <w:drawing>
+          <wp:inline distT="0" distB="0" distL="0" distR="0" wp14:anchorId="77C21C05" wp14:editId="6DF33A0C">
+            <wp:extent cx="5943600" cy="2546985"/>
+            <wp:effectExtent l="0" t="0" r="0" b="5715"/>
+            <wp:docPr id="22" name="Picture 22"/>
+            <wp:cNvGraphicFramePr>
+              <a:graphicFrameLocks xmlns:a="http://schemas.openxmlformats.org/drawingml/2006/main" noChangeAspect="1"/>
+            </wp:cNvGraphicFramePr>
+            <a:graphic xmlns:a="http://schemas.openxmlformats.org/drawingml/2006/main">
+              <a:graphicData uri="http://schemas.openxmlformats.org/drawingml/2006/picture">
+                <pic:pic xmlns:pic="http://schemas.openxmlformats.org/drawingml/2006/picture">
+                  <pic:nvPicPr>
+                    <pic:cNvPr id="1" name=""/>
+                    <pic:cNvPicPr/>
+                  </pic:nvPicPr>
+                  <pic:blipFill>
+                    <a:blip r:embed="rId24"/>
+                    <a:stretch>
+                      <a:fillRect/>
+                    </a:stretch>
+                  </pic:blipFill>
+                  <pic:spPr>
+                    <a:xfrm>
+                      <a:off x="0" y="0"/>
+                      <a:ext cx="5943600" cy="2546985"/>
+                    </a:xfrm>
+                    <a:prstGeom prst="rect">
+                      <a:avLst/>
+                    </a:prstGeom>
+                  </pic:spPr>
+                </pic:pic>
+              </a:graphicData>
+            </a:graphic>
+          </wp:inline>
+        </w:drawing>
+      </w:r>
+    </w:p>
+    <w:p>
+      <w:pPr>
+        <w:rPr>
+          <w:noProof/>
+          <w:rtl/>
+        </w:rPr>
+      </w:pPr>
+    </w:p>
+    <w:p>
+      <w:pPr>
+        <w:rPr>
+          <w:noProof/>
+          <w:rtl/>
+        </w:rPr>
+      </w:pPr>
+      <w:r>
+        <w:rPr>
+          <w:noProof/>
+        </w:rPr>
+        <w:drawing>
+          <wp:inline distT="0" distB="0" distL="0" distR="0" wp14:anchorId="6438CC04" wp14:editId="4816FA50">
+            <wp:extent cx="5943600" cy="2505710"/>
+            <wp:effectExtent l="0" t="0" r="0" b="8890"/>
+            <wp:docPr id="23" name="Picture 23"/>
+            <wp:cNvGraphicFramePr>
+              <a:graphicFrameLocks xmlns:a="http://schemas.openxmlformats.org/drawingml/2006/main" noChangeAspect="1"/>
+            </wp:cNvGraphicFramePr>
+            <a:graphic xmlns:a="http://schemas.openxmlformats.org/drawingml/2006/main">
+              <a:graphicData uri="http://schemas.openxmlformats.org/drawingml/2006/picture">
+                <pic:pic xmlns:pic="http://schemas.openxmlformats.org/drawingml/2006/picture">
+                  <pic:nvPicPr>
+                    <pic:cNvPr id="1" name=""/>
+                    <pic:cNvPicPr/>
+                  </pic:nvPicPr>
+                  <pic:blipFill>
+                    <a:blip r:embed="rId25"/>
+                    <a:stretch>
+                      <a:fillRect/>
+                    </a:stretch>
+                  </pic:blipFill>
+                  <pic:spPr>
+                    <a:xfrm>
+                      <a:off x="0" y="0"/>
+                      <a:ext cx="5943600" cy="2505710"/>
+                    </a:xfrm>
+                    <a:prstGeom prst="rect">
+                      <a:avLst/>
+                    </a:prstGeom>
+                  </pic:spPr>
+                </pic:pic>
+              </a:graphicData>
+            </a:graphic>
+          </wp:inline>
+        </w:drawing>
+      </w:r>
+    </w:p>
+    <w:p>
+      <w:pPr>
+        <w:rPr>
+          <w:noProof/>
+          <w:rtl/>
+        </w:rPr>
+      </w:pPr>
+    </w:p>
+    <w:p>
+      <w:pPr>
+        <w:pStyle w:val="Heading2"/>
+        <w:pBdr>
+          <w:top w:val="single" w:sz="2" w:space="0" w:color="E3E3E3"/>
+          <w:left w:val="single" w:sz="2" w:space="0" w:color="E3E3E3"/>
+          <w:bottom w:val="single" w:sz="2" w:space="0" w:color="E3E3E3"/>
+          <w:right w:val="single" w:sz="2" w:space="0" w:color="E3E3E3"/>
+        </w:pBdr>
+        <w:shd w:val="clear" w:color="auto" w:fill="FFFFFF"/>
+        <w:bidi/>
+        <w:spacing w:before="0" w:after="0"/>
+        <w:rPr>
+          <w:rFonts w:ascii="Arial" w:hAnsi="Arial" w:cs="Arial"/>
+          <w:color w:val="1D1D1F"/>
+          <w:spacing w:val="-5"/>
+        </w:rPr>
+      </w:pPr>
+      <w:r>
+        <w:rPr>
+          <w:rStyle w:val="qwen-markdown-text"/>
+          <w:rFonts w:ascii="Arial" w:eastAsiaTheme="majorEastAsia" w:hAnsi="Arial" w:cs="Arial"/>
+          <w:color w:val="1D1D1F"/>
+          <w:spacing w:val="-5"/>
+          <w:bdr w:val="single" w:sz="2" w:space="0" w:color="E3E3E3" w:frame="1"/>
+          <w:rtl/>
+        </w:rPr>
+        <w:t xml:space="preserve">ساختار </w:t>
+      </w:r>
+      <w:r>
+        <w:rPr>
+          <w:rStyle w:val="qwen-markdown-text"/>
+          <w:rFonts w:ascii="Arial" w:eastAsiaTheme="majorEastAsia" w:hAnsi="Arial" w:cs="Arial"/>
+          <w:color w:val="1D1D1F"/>
+          <w:spacing w:val="-5"/>
+          <w:bdr w:val="single" w:sz="2" w:space="0" w:color="E3E3E3" w:frame="1"/>
+        </w:rPr>
+        <w:t>Endpoints</w:t>
+      </w:r>
+    </w:p>
+    <w:p>
+      <w:pPr>
+        <w:rPr>
+          <w:noProof/>
+        </w:rPr>
+      </w:pPr>
+      <w:r>
+        <w:rPr>
+          <w:noProof/>
+        </w:rPr>
+        <w:t>/api/v1/tags</w:t>
+      </w:r>
+    </w:p>
+    <w:p>
+      <w:pPr>
+        <w:rPr>
+          <w:noProof/>
+        </w:rPr>
+      </w:pPr>
+      <w:r>
+        <w:rPr>
+          <w:noProof/>
+        </w:rPr>
+        <w:t xml:space="preserve">    GET    /api/v1/tags                    → </w:t>
+      </w:r>
+      <w:r>
+        <w:rPr>
+          <w:rFonts w:cs="Arial"/>
+          <w:noProof/>
+          <w:rtl/>
+        </w:rPr>
+        <w:t>ل</w:t>
+      </w:r>
+      <w:r>
+        <w:rPr>
+          <w:rFonts w:cs="Arial" w:hint="cs"/>
+          <w:noProof/>
+          <w:rtl/>
+        </w:rPr>
+        <w:t>ی</w:t>
+      </w:r>
+      <w:r>
+        <w:rPr>
+          <w:rFonts w:cs="Arial" w:hint="eastAsia"/>
+          <w:noProof/>
+          <w:rtl/>
+        </w:rPr>
+        <w:t>ست</w:t>
+      </w:r>
+      <w:r>
+        <w:rPr>
+          <w:rFonts w:cs="Arial"/>
+          <w:noProof/>
+          <w:rtl/>
+        </w:rPr>
+        <w:t xml:space="preserve"> همه تگ‌ها</w:t>
+      </w:r>
+    </w:p>
+    <w:p>
+      <w:pPr>
+        <w:rPr>
+          <w:noProof/>
+        </w:rPr>
+      </w:pPr>
+      <w:r>
+        <w:rPr>
+          <w:noProof/>
+        </w:rPr>
+        <w:t xml:space="preserve">    GET    /api/v1/tags/{id}               → </w:t>
+      </w:r>
+      <w:r>
+        <w:rPr>
+          <w:rFonts w:cs="Arial"/>
+          <w:noProof/>
+          <w:rtl/>
+        </w:rPr>
+        <w:t>جزئ</w:t>
+      </w:r>
+      <w:r>
+        <w:rPr>
+          <w:rFonts w:cs="Arial" w:hint="cs"/>
+          <w:noProof/>
+          <w:rtl/>
+        </w:rPr>
+        <w:t>ی</w:t>
+      </w:r>
+      <w:r>
+        <w:rPr>
+          <w:rFonts w:cs="Arial" w:hint="eastAsia"/>
+          <w:noProof/>
+          <w:rtl/>
+        </w:rPr>
+        <w:t>ات</w:t>
+      </w:r>
+      <w:r>
+        <w:rPr>
+          <w:rFonts w:cs="Arial"/>
+          <w:noProof/>
+          <w:rtl/>
+        </w:rPr>
+        <w:t xml:space="preserve"> </w:t>
+      </w:r>
+      <w:r>
+        <w:rPr>
+          <w:rFonts w:cs="Arial" w:hint="cs"/>
+          <w:noProof/>
+          <w:rtl/>
+        </w:rPr>
+        <w:t>ی</w:t>
+      </w:r>
+      <w:r>
+        <w:rPr>
+          <w:rFonts w:cs="Arial" w:hint="eastAsia"/>
+          <w:noProof/>
+          <w:rtl/>
+        </w:rPr>
+        <w:t>ک</w:t>
+      </w:r>
+      <w:r>
+        <w:rPr>
+          <w:rFonts w:cs="Arial"/>
+          <w:noProof/>
+          <w:rtl/>
+        </w:rPr>
+        <w:t xml:space="preserve"> تگ</w:t>
+      </w:r>
+    </w:p>
+    <w:p>
+      <w:pPr>
+        <w:rPr>
+          <w:noProof/>
+        </w:rPr>
+      </w:pPr>
+      <w:r>
+        <w:rPr>
+          <w:noProof/>
+        </w:rPr>
+        <w:t xml:space="preserve">    POST   /api/v1/tags                    → </w:t>
+      </w:r>
+      <w:r>
+        <w:rPr>
+          <w:rFonts w:cs="Arial"/>
+          <w:noProof/>
+          <w:rtl/>
+        </w:rPr>
+        <w:t>ا</w:t>
+      </w:r>
+      <w:r>
+        <w:rPr>
+          <w:rFonts w:cs="Arial" w:hint="cs"/>
+          <w:noProof/>
+          <w:rtl/>
+        </w:rPr>
+        <w:t>ی</w:t>
+      </w:r>
+      <w:r>
+        <w:rPr>
+          <w:rFonts w:cs="Arial" w:hint="eastAsia"/>
+          <w:noProof/>
+          <w:rtl/>
+        </w:rPr>
+        <w:t>جاد</w:t>
+      </w:r>
+      <w:r>
+        <w:rPr>
+          <w:rFonts w:cs="Arial"/>
+          <w:noProof/>
+          <w:rtl/>
+        </w:rPr>
+        <w:t xml:space="preserve"> تگ</w:t>
+      </w:r>
+    </w:p>
+    <w:p>
+      <w:pPr>
+        <w:rPr>
+          <w:noProof/>
+        </w:rPr>
+      </w:pPr>
+      <w:r>
+        <w:rPr>
+          <w:noProof/>
+        </w:rPr>
+        <w:t xml:space="preserve">    PUT    /api/v1/tags/{id}               → </w:t>
+      </w:r>
+      <w:r>
+        <w:rPr>
+          <w:rFonts w:cs="Arial"/>
+          <w:noProof/>
+          <w:rtl/>
+        </w:rPr>
+        <w:t>و</w:t>
+      </w:r>
+      <w:r>
+        <w:rPr>
+          <w:rFonts w:cs="Arial" w:hint="cs"/>
+          <w:noProof/>
+          <w:rtl/>
+        </w:rPr>
+        <w:t>ی</w:t>
+      </w:r>
+      <w:r>
+        <w:rPr>
+          <w:rFonts w:cs="Arial" w:hint="eastAsia"/>
+          <w:noProof/>
+          <w:rtl/>
+        </w:rPr>
+        <w:t>را</w:t>
+      </w:r>
+      <w:r>
+        <w:rPr>
+          <w:rFonts w:cs="Arial" w:hint="cs"/>
+          <w:noProof/>
+          <w:rtl/>
+        </w:rPr>
+        <w:t>ی</w:t>
+      </w:r>
+      <w:r>
+        <w:rPr>
+          <w:rFonts w:cs="Arial" w:hint="eastAsia"/>
+          <w:noProof/>
+          <w:rtl/>
+        </w:rPr>
+        <w:t>ش</w:t>
+      </w:r>
+      <w:r>
+        <w:rPr>
+          <w:rFonts w:cs="Arial"/>
+          <w:noProof/>
+          <w:rtl/>
+        </w:rPr>
+        <w:t xml:space="preserve"> تگ</w:t>
+      </w:r>
+    </w:p>
+    <w:p>
+      <w:pPr>
+        <w:rPr>
+          <w:noProof/>
+        </w:rPr>
+      </w:pPr>
+      <w:r>
+        <w:rPr>
+          <w:noProof/>
+        </w:rPr>
+        <w:t xml:space="preserve">    DELETE /api/v1/tags/{id}               → </w:t>
+      </w:r>
+      <w:r>
+        <w:rPr>
+          <w:rFonts w:cs="Arial"/>
+          <w:noProof/>
+          <w:rtl/>
+        </w:rPr>
+        <w:t>حذف تگ</w:t>
+      </w:r>
+    </w:p>
+    <w:p>
+      <w:pPr>
+        <w:rPr>
+          <w:noProof/>
+        </w:rPr>
+      </w:pPr>
+      <w:r>
+        <w:rPr>
+          <w:noProof/>
+        </w:rPr>
+        <w:t xml:space="preserve">    GET    /api/v1/tags/{id}/value         → </w:t>
+      </w:r>
+      <w:r>
+        <w:rPr>
+          <w:rFonts w:cs="Arial"/>
+          <w:noProof/>
+          <w:rtl/>
+        </w:rPr>
+        <w:t>مقدار فعل</w:t>
+      </w:r>
+      <w:r>
+        <w:rPr>
+          <w:rFonts w:cs="Arial" w:hint="cs"/>
+          <w:noProof/>
+          <w:rtl/>
+        </w:rPr>
+        <w:t>ی</w:t>
+      </w:r>
+      <w:r>
+        <w:rPr>
+          <w:rFonts w:cs="Arial"/>
+          <w:noProof/>
+          <w:rtl/>
+        </w:rPr>
+        <w:t xml:space="preserve"> تگ</w:t>
+      </w:r>
+    </w:p>
+    <w:p>
+      <w:pPr>
+        <w:rPr>
+          <w:noProof/>
+        </w:rPr>
+      </w:pPr>
+      <w:r>
+        <w:rPr>
+          <w:noProof/>
+        </w:rPr>
+        <w:t xml:space="preserve">    GET    /api/v1/tags/{id}/history       → </w:t>
+      </w:r>
+      <w:r>
+        <w:rPr>
+          <w:rFonts w:cs="Arial"/>
+          <w:noProof/>
+          <w:rtl/>
+        </w:rPr>
+        <w:t>داده‌ها</w:t>
+      </w:r>
+      <w:r>
+        <w:rPr>
+          <w:rFonts w:cs="Arial" w:hint="cs"/>
+          <w:noProof/>
+          <w:rtl/>
+        </w:rPr>
+        <w:t>ی</w:t>
+      </w:r>
+      <w:r>
+        <w:rPr>
+          <w:rFonts w:cs="Arial"/>
+          <w:noProof/>
+          <w:rtl/>
+        </w:rPr>
+        <w:t xml:space="preserve"> تار</w:t>
+      </w:r>
+      <w:r>
+        <w:rPr>
+          <w:rFonts w:cs="Arial" w:hint="cs"/>
+          <w:noProof/>
+          <w:rtl/>
+        </w:rPr>
+        <w:t>ی</w:t>
+      </w:r>
+      <w:r>
+        <w:rPr>
+          <w:rFonts w:cs="Arial" w:hint="eastAsia"/>
+          <w:noProof/>
+          <w:rtl/>
+        </w:rPr>
+        <w:t>خ</w:t>
+      </w:r>
+      <w:r>
+        <w:rPr>
+          <w:rFonts w:cs="Arial" w:hint="cs"/>
+          <w:noProof/>
+          <w:rtl/>
+        </w:rPr>
+        <w:t>ی</w:t>
+      </w:r>
+    </w:p>
+    <w:p>
+      <w:pPr>
+        <w:rPr>
+          <w:noProof/>
+        </w:rPr>
+      </w:pPr>
+    </w:p>
+    <w:p>
+      <w:pPr>
+        <w:rPr>
+          <w:noProof/>
+        </w:rPr>
+      </w:pPr>
+      <w:r>
+        <w:rPr>
+          <w:noProof/>
+        </w:rPr>
+        <w:t>/api/v1/alarms</w:t>
+      </w:r>
+    </w:p>
+    <w:p>
+      <w:pPr>
+        <w:rPr>
+          <w:noProof/>
+        </w:rPr>
+      </w:pPr>
+      <w:r>
+        <w:rPr>
+          <w:noProof/>
+        </w:rPr>
+        <w:t xml:space="preserve">    GET    /api/v1/alarms                  → </w:t>
+      </w:r>
+      <w:r>
+        <w:rPr>
+          <w:rFonts w:cs="Arial"/>
+          <w:noProof/>
+          <w:rtl/>
+        </w:rPr>
+        <w:t>ل</w:t>
+      </w:r>
+      <w:r>
+        <w:rPr>
+          <w:rFonts w:cs="Arial" w:hint="cs"/>
+          <w:noProof/>
+          <w:rtl/>
+        </w:rPr>
+        <w:t>ی</w:t>
+      </w:r>
+      <w:r>
+        <w:rPr>
+          <w:rFonts w:cs="Arial" w:hint="eastAsia"/>
+          <w:noProof/>
+          <w:rtl/>
+        </w:rPr>
+        <w:t>ست</w:t>
+      </w:r>
+      <w:r>
+        <w:rPr>
+          <w:rFonts w:cs="Arial"/>
+          <w:noProof/>
+          <w:rtl/>
+        </w:rPr>
+        <w:t xml:space="preserve"> آلارم‌ها (با ف</w:t>
+      </w:r>
+      <w:r>
+        <w:rPr>
+          <w:rFonts w:cs="Arial" w:hint="cs"/>
+          <w:noProof/>
+          <w:rtl/>
+        </w:rPr>
+        <w:t>ی</w:t>
+      </w:r>
+      <w:r>
+        <w:rPr>
+          <w:rFonts w:cs="Arial" w:hint="eastAsia"/>
+          <w:noProof/>
+          <w:rtl/>
+        </w:rPr>
+        <w:t>لتر</w:t>
+      </w:r>
+      <w:r>
+        <w:rPr>
+          <w:rFonts w:cs="Arial"/>
+          <w:noProof/>
+          <w:rtl/>
+        </w:rPr>
+        <w:t>)</w:t>
+      </w:r>
+    </w:p>
+    <w:p>
+      <w:pPr>
+        <w:rPr>
+          <w:noProof/>
+        </w:rPr>
+      </w:pPr>
+      <w:r>
+        <w:rPr>
+          <w:noProof/>
+        </w:rPr>
+        <w:t xml:space="preserve">    GET    /api/v1/alarms/active           → </w:t>
+      </w:r>
+      <w:r>
+        <w:rPr>
+          <w:rFonts w:cs="Arial"/>
+          <w:noProof/>
+          <w:rtl/>
+        </w:rPr>
+        <w:t>آلارم‌ها</w:t>
+      </w:r>
+      <w:r>
+        <w:rPr>
+          <w:rFonts w:cs="Arial" w:hint="cs"/>
+          <w:noProof/>
+          <w:rtl/>
+        </w:rPr>
+        <w:t>ی</w:t>
+      </w:r>
+      <w:r>
+        <w:rPr>
+          <w:rFonts w:cs="Arial"/>
+          <w:noProof/>
+          <w:rtl/>
+        </w:rPr>
+        <w:t xml:space="preserve"> فعال</w:t>
+      </w:r>
+    </w:p>
+    <w:p>
+      <w:pPr>
+        <w:rPr>
+          <w:noProof/>
+        </w:rPr>
+      </w:pPr>
+      <w:r>
+        <w:rPr>
+          <w:noProof/>
+        </w:rPr>
+        <w:t xml:space="preserve">    GET    /api/v1/alarms/{id}             → </w:t>
+      </w:r>
+      <w:r>
+        <w:rPr>
+          <w:rFonts w:cs="Arial"/>
+          <w:noProof/>
+          <w:rtl/>
+        </w:rPr>
+        <w:t>جزئ</w:t>
+      </w:r>
+      <w:r>
+        <w:rPr>
+          <w:rFonts w:cs="Arial" w:hint="cs"/>
+          <w:noProof/>
+          <w:rtl/>
+        </w:rPr>
+        <w:t>ی</w:t>
+      </w:r>
+      <w:r>
+        <w:rPr>
+          <w:rFonts w:cs="Arial" w:hint="eastAsia"/>
+          <w:noProof/>
+          <w:rtl/>
+        </w:rPr>
+        <w:t>ات</w:t>
+      </w:r>
+      <w:r>
+        <w:rPr>
+          <w:rFonts w:cs="Arial"/>
+          <w:noProof/>
+          <w:rtl/>
+        </w:rPr>
+        <w:t xml:space="preserve"> </w:t>
+      </w:r>
+      <w:r>
+        <w:rPr>
+          <w:rFonts w:cs="Arial" w:hint="cs"/>
+          <w:noProof/>
+          <w:rtl/>
+        </w:rPr>
+        <w:t>ی</w:t>
+      </w:r>
+      <w:r>
+        <w:rPr>
+          <w:rFonts w:cs="Arial" w:hint="eastAsia"/>
+          <w:noProof/>
+          <w:rtl/>
+        </w:rPr>
+        <w:t>ک</w:t>
+      </w:r>
+      <w:r>
+        <w:rPr>
+          <w:rFonts w:cs="Arial"/>
+          <w:noProof/>
+          <w:rtl/>
+        </w:rPr>
+        <w:t xml:space="preserve"> آلارم</w:t>
+      </w:r>
+    </w:p>
+    <w:p>
+      <w:pPr>
+        <w:rPr>
+          <w:noProof/>
+        </w:rPr>
+      </w:pPr>
+      <w:r>
+        <w:rPr>
+          <w:noProof/>
+        </w:rPr>
+        <w:t xml:space="preserve">    POST   /api/v1/alarms/{id}/ack         → </w:t>
+      </w:r>
+      <w:r>
+        <w:rPr>
+          <w:rFonts w:cs="Arial"/>
+          <w:noProof/>
+          <w:rtl/>
+        </w:rPr>
+        <w:t>تأ</w:t>
+      </w:r>
+      <w:r>
+        <w:rPr>
+          <w:rFonts w:cs="Arial" w:hint="cs"/>
+          <w:noProof/>
+          <w:rtl/>
+        </w:rPr>
+        <w:t>یی</w:t>
+      </w:r>
+      <w:r>
+        <w:rPr>
+          <w:rFonts w:cs="Arial" w:hint="eastAsia"/>
+          <w:noProof/>
+          <w:rtl/>
+        </w:rPr>
+        <w:t>د</w:t>
+      </w:r>
+      <w:r>
+        <w:rPr>
+          <w:rFonts w:cs="Arial"/>
+          <w:noProof/>
+          <w:rtl/>
+        </w:rPr>
+        <w:t xml:space="preserve"> آلارم</w:t>
+      </w:r>
+    </w:p>
+    <w:p>
+      <w:pPr>
+        <w:rPr>
+          <w:noProof/>
+        </w:rPr>
+      </w:pPr>
+      <w:r>
+        <w:rPr>
+          <w:noProof/>
+        </w:rPr>
+        <w:t xml:space="preserve">    POST   /api/v1/alarms/{id}/shelve      → Shelving </w:t>
+      </w:r>
+      <w:r>
+        <w:rPr>
+          <w:rFonts w:cs="Arial"/>
+          <w:noProof/>
+          <w:rtl/>
+        </w:rPr>
+        <w:t>آلارم</w:t>
+      </w:r>
+    </w:p>
+    <w:p>
+      <w:pPr>
+        <w:rPr>
+          <w:noProof/>
+        </w:rPr>
+      </w:pPr>
+      <w:r>
+        <w:rPr>
+          <w:noProof/>
+        </w:rPr>
+        <w:t xml:space="preserve">    GET    /api/v1/alarms/analog           → </w:t>
+      </w:r>
+      <w:r>
+        <w:rPr>
+          <w:rFonts w:cs="Arial"/>
+          <w:noProof/>
+          <w:rtl/>
+        </w:rPr>
+        <w:t>آلارم‌ها</w:t>
+      </w:r>
+      <w:r>
+        <w:rPr>
+          <w:rFonts w:cs="Arial" w:hint="cs"/>
+          <w:noProof/>
+          <w:rtl/>
+        </w:rPr>
+        <w:t>ی</w:t>
+      </w:r>
+      <w:r>
+        <w:rPr>
+          <w:rFonts w:cs="Arial"/>
+          <w:noProof/>
+          <w:rtl/>
+        </w:rPr>
+        <w:t xml:space="preserve"> آنالوگ</w:t>
+      </w:r>
+    </w:p>
+    <w:p>
+      <w:pPr>
+        <w:rPr>
+          <w:noProof/>
+        </w:rPr>
+      </w:pPr>
+      <w:r>
+        <w:rPr>
+          <w:noProof/>
+        </w:rPr>
+        <w:lastRenderedPageBreak/>
+        <w:t xml:space="preserve">    GET    /api/v1/alarms/digital          → </w:t>
+      </w:r>
+      <w:r>
+        <w:rPr>
+          <w:rFonts w:cs="Arial"/>
+          <w:noProof/>
+          <w:rtl/>
+        </w:rPr>
+        <w:t>آلارم‌ها</w:t>
+      </w:r>
+      <w:r>
+        <w:rPr>
+          <w:rFonts w:cs="Arial" w:hint="cs"/>
+          <w:noProof/>
+          <w:rtl/>
+        </w:rPr>
+        <w:t>ی</w:t>
+      </w:r>
+      <w:r>
+        <w:rPr>
+          <w:rFonts w:cs="Arial"/>
+          <w:noProof/>
+          <w:rtl/>
+        </w:rPr>
+        <w:t xml:space="preserve"> د</w:t>
+      </w:r>
+      <w:r>
+        <w:rPr>
+          <w:rFonts w:cs="Arial" w:hint="cs"/>
+          <w:noProof/>
+          <w:rtl/>
+        </w:rPr>
+        <w:t>ی</w:t>
+      </w:r>
+      <w:r>
+        <w:rPr>
+          <w:rFonts w:cs="Arial" w:hint="eastAsia"/>
+          <w:noProof/>
+          <w:rtl/>
+        </w:rPr>
+        <w:t>ج</w:t>
+      </w:r>
+      <w:r>
+        <w:rPr>
+          <w:rFonts w:cs="Arial" w:hint="cs"/>
+          <w:noProof/>
+          <w:rtl/>
+        </w:rPr>
+        <w:t>ی</w:t>
+      </w:r>
+      <w:r>
+        <w:rPr>
+          <w:rFonts w:cs="Arial" w:hint="eastAsia"/>
+          <w:noProof/>
+          <w:rtl/>
+        </w:rPr>
+        <w:t>تال</w:t>
+      </w:r>
+    </w:p>
+    <w:p>
+      <w:pPr>
+        <w:rPr>
+          <w:noProof/>
+        </w:rPr>
+      </w:pPr>
+    </w:p>
+    <w:p>
+      <w:pPr>
+        <w:rPr>
+          <w:noProof/>
+        </w:rPr>
+      </w:pPr>
+      <w:r>
+        <w:rPr>
+          <w:noProof/>
+        </w:rPr>
+        <w:t>/api/v1/historian</w:t>
+      </w:r>
+    </w:p>
+    <w:p>
+      <w:pPr>
+        <w:rPr>
+          <w:noProof/>
+        </w:rPr>
+      </w:pPr>
+      <w:r>
+        <w:rPr>
+          <w:noProof/>
+        </w:rPr>
+        <w:t xml:space="preserve">    GET    /api/v1/historian/raw           → </w:t>
+      </w:r>
+      <w:r>
+        <w:rPr>
+          <w:rFonts w:cs="Arial"/>
+          <w:noProof/>
+          <w:rtl/>
+        </w:rPr>
+        <w:t>داده‌ها</w:t>
+      </w:r>
+      <w:r>
+        <w:rPr>
+          <w:rFonts w:cs="Arial" w:hint="cs"/>
+          <w:noProof/>
+          <w:rtl/>
+        </w:rPr>
+        <w:t>ی</w:t>
+      </w:r>
+      <w:r>
+        <w:rPr>
+          <w:rFonts w:cs="Arial"/>
+          <w:noProof/>
+          <w:rtl/>
+        </w:rPr>
+        <w:t xml:space="preserve"> خام</w:t>
+      </w:r>
+    </w:p>
+    <w:p>
+      <w:pPr>
+        <w:rPr>
+          <w:noProof/>
+        </w:rPr>
+      </w:pPr>
+      <w:r>
+        <w:rPr>
+          <w:noProof/>
+        </w:rPr>
+        <w:t xml:space="preserve">    GET    /api/v1/historian/1min          → </w:t>
+      </w:r>
+      <w:r>
+        <w:rPr>
+          <w:rFonts w:cs="Arial"/>
+          <w:noProof/>
+          <w:rtl/>
+        </w:rPr>
+        <w:t>داده‌ها</w:t>
+      </w:r>
+      <w:r>
+        <w:rPr>
+          <w:rFonts w:cs="Arial" w:hint="cs"/>
+          <w:noProof/>
+          <w:rtl/>
+        </w:rPr>
+        <w:t>ی</w:t>
+      </w:r>
+      <w:r>
+        <w:rPr>
+          <w:rFonts w:cs="Arial"/>
+          <w:noProof/>
+          <w:rtl/>
+        </w:rPr>
+        <w:t xml:space="preserve"> 1 دق</w:t>
+      </w:r>
+      <w:r>
+        <w:rPr>
+          <w:rFonts w:cs="Arial" w:hint="cs"/>
+          <w:noProof/>
+          <w:rtl/>
+        </w:rPr>
+        <w:t>ی</w:t>
+      </w:r>
+      <w:r>
+        <w:rPr>
+          <w:rFonts w:cs="Arial" w:hint="eastAsia"/>
+          <w:noProof/>
+          <w:rtl/>
+        </w:rPr>
+        <w:t>قه‌ا</w:t>
+      </w:r>
+      <w:r>
+        <w:rPr>
+          <w:rFonts w:cs="Arial" w:hint="cs"/>
+          <w:noProof/>
+          <w:rtl/>
+        </w:rPr>
+        <w:t>ی</w:t>
+      </w:r>
+    </w:p>
+    <w:p>
+      <w:pPr>
+        <w:rPr>
+          <w:noProof/>
+        </w:rPr>
+      </w:pPr>
+      <w:r>
+        <w:rPr>
+          <w:noProof/>
+        </w:rPr>
+        <w:t xml:space="preserve">    GET    /api/v1/historian/5min          → </w:t>
+      </w:r>
+      <w:r>
+        <w:rPr>
+          <w:rFonts w:cs="Arial"/>
+          <w:noProof/>
+          <w:rtl/>
+        </w:rPr>
+        <w:t>داده‌ها</w:t>
+      </w:r>
+      <w:r>
+        <w:rPr>
+          <w:rFonts w:cs="Arial" w:hint="cs"/>
+          <w:noProof/>
+          <w:rtl/>
+        </w:rPr>
+        <w:t>ی</w:t>
+      </w:r>
+      <w:r>
+        <w:rPr>
+          <w:rFonts w:cs="Arial"/>
+          <w:noProof/>
+          <w:rtl/>
+        </w:rPr>
+        <w:t xml:space="preserve"> 5 دق</w:t>
+      </w:r>
+      <w:r>
+        <w:rPr>
+          <w:rFonts w:cs="Arial" w:hint="cs"/>
+          <w:noProof/>
+          <w:rtl/>
+        </w:rPr>
+        <w:t>ی</w:t>
+      </w:r>
+      <w:r>
+        <w:rPr>
+          <w:rFonts w:cs="Arial" w:hint="eastAsia"/>
+          <w:noProof/>
+          <w:rtl/>
+        </w:rPr>
+        <w:t>قه‌ا</w:t>
+      </w:r>
+      <w:r>
+        <w:rPr>
+          <w:rFonts w:cs="Arial" w:hint="cs"/>
+          <w:noProof/>
+          <w:rtl/>
+        </w:rPr>
+        <w:t>ی</w:t>
+      </w:r>
+    </w:p>
+    <w:p>
+      <w:pPr>
+        <w:rPr>
+          <w:noProof/>
+        </w:rPr>
+      </w:pPr>
+      <w:r>
+        <w:rPr>
+          <w:noProof/>
+        </w:rPr>
+        <w:t xml:space="preserve">    GET    /api/v1/historian/1hour         → </w:t>
+      </w:r>
+      <w:r>
+        <w:rPr>
+          <w:rFonts w:cs="Arial"/>
+          <w:noProof/>
+          <w:rtl/>
+        </w:rPr>
+        <w:t>داده‌ها</w:t>
+      </w:r>
+      <w:r>
+        <w:rPr>
+          <w:rFonts w:cs="Arial" w:hint="cs"/>
+          <w:noProof/>
+          <w:rtl/>
+        </w:rPr>
+        <w:t>ی</w:t>
+      </w:r>
+      <w:r>
+        <w:rPr>
+          <w:rFonts w:cs="Arial"/>
+          <w:noProof/>
+          <w:rtl/>
+        </w:rPr>
+        <w:t xml:space="preserve"> 1 ساعته</w:t>
+      </w:r>
+    </w:p>
+    <w:p>
+      <w:pPr>
+        <w:rPr>
+          <w:noProof/>
+        </w:rPr>
+      </w:pPr>
+      <w:r>
+        <w:rPr>
+          <w:noProof/>
+        </w:rPr>
+        <w:t xml:space="preserve">    GET    /api/v1/historian/1day          → </w:t>
+      </w:r>
+      <w:r>
+        <w:rPr>
+          <w:rFonts w:cs="Arial"/>
+          <w:noProof/>
+          <w:rtl/>
+        </w:rPr>
+        <w:t>داده‌ها</w:t>
+      </w:r>
+      <w:r>
+        <w:rPr>
+          <w:rFonts w:cs="Arial" w:hint="cs"/>
+          <w:noProof/>
+          <w:rtl/>
+        </w:rPr>
+        <w:t>ی</w:t>
+      </w:r>
+      <w:r>
+        <w:rPr>
+          <w:rFonts w:cs="Arial"/>
+          <w:noProof/>
+          <w:rtl/>
+        </w:rPr>
+        <w:t xml:space="preserve"> 1 روزه</w:t>
+      </w:r>
+    </w:p>
+    <w:p>
+      <w:pPr>
+        <w:rPr>
+          <w:noProof/>
+        </w:rPr>
+      </w:pPr>
+    </w:p>
+    <w:p>
+      <w:pPr>
+        <w:rPr>
+          <w:noProof/>
+        </w:rPr>
+      </w:pPr>
+      <w:r>
+        <w:rPr>
+          <w:noProof/>
+        </w:rPr>
+        <w:t>/api/v1/reports</w:t>
+      </w:r>
+    </w:p>
+    <w:p>
+      <w:pPr>
+        <w:rPr>
+          <w:noProof/>
+        </w:rPr>
+      </w:pPr>
+      <w:r>
+        <w:rPr>
+          <w:noProof/>
+        </w:rPr>
+        <w:t xml:space="preserve">    POST   /api/v1/reports/generate        → </w:t>
+      </w:r>
+      <w:r>
+        <w:rPr>
+          <w:rFonts w:cs="Arial"/>
+          <w:noProof/>
+          <w:rtl/>
+        </w:rPr>
+        <w:t>تول</w:t>
+      </w:r>
+      <w:r>
+        <w:rPr>
+          <w:rFonts w:cs="Arial" w:hint="cs"/>
+          <w:noProof/>
+          <w:rtl/>
+        </w:rPr>
+        <w:t>ی</w:t>
+      </w:r>
+      <w:r>
+        <w:rPr>
+          <w:rFonts w:cs="Arial" w:hint="eastAsia"/>
+          <w:noProof/>
+          <w:rtl/>
+        </w:rPr>
+        <w:t>د</w:t>
+      </w:r>
+      <w:r>
+        <w:rPr>
+          <w:rFonts w:cs="Arial"/>
+          <w:noProof/>
+          <w:rtl/>
+        </w:rPr>
+        <w:t xml:space="preserve"> گزارش</w:t>
+      </w:r>
+    </w:p>
+    <w:p>
+      <w:pPr>
+        <w:rPr>
+          <w:noProof/>
+        </w:rPr>
+      </w:pPr>
+      <w:r>
+        <w:rPr>
+          <w:noProof/>
+        </w:rPr>
+        <w:t xml:space="preserve">    GET    /api/v1/reports/{id}            → </w:t>
+      </w:r>
+      <w:r>
+        <w:rPr>
+          <w:rFonts w:cs="Arial"/>
+          <w:noProof/>
+          <w:rtl/>
+        </w:rPr>
+        <w:t>دانلود گزارش</w:t>
+      </w:r>
+    </w:p>
+    <w:p>
+      <w:pPr>
+        <w:rPr>
+          <w:noProof/>
+        </w:rPr>
+      </w:pPr>
+      <w:r>
+        <w:rPr>
+          <w:noProof/>
+        </w:rPr>
+        <w:t xml:space="preserve">    GET    /api/v1/reports/templates       → </w:t>
+      </w:r>
+      <w:r>
+        <w:rPr>
+          <w:rFonts w:cs="Arial"/>
+          <w:noProof/>
+          <w:rtl/>
+        </w:rPr>
+        <w:t>قالب‌ها</w:t>
+      </w:r>
+      <w:r>
+        <w:rPr>
+          <w:rFonts w:cs="Arial" w:hint="cs"/>
+          <w:noProof/>
+          <w:rtl/>
+        </w:rPr>
+        <w:t>ی</w:t>
+      </w:r>
+      <w:r>
+        <w:rPr>
+          <w:rFonts w:cs="Arial"/>
+          <w:noProof/>
+          <w:rtl/>
+        </w:rPr>
+        <w:t xml:space="preserve"> گزارش</w:t>
+      </w:r>
+    </w:p>
+    <w:p>
+      <w:pPr>
+        <w:rPr>
+          <w:noProof/>
+        </w:rPr>
+      </w:pPr>
+    </w:p>
+    <w:p>
+      <w:pPr>
+        <w:rPr>
+          <w:noProof/>
+        </w:rPr>
+      </w:pPr>
+      <w:r>
+        <w:rPr>
+          <w:noProof/>
+        </w:rPr>
+        <w:t>/api/v1/drivers</w:t>
+      </w:r>
+    </w:p>
+    <w:p>
+      <w:pPr>
+        <w:rPr>
+          <w:noProof/>
+        </w:rPr>
+      </w:pPr>
+      <w:r>
+        <w:rPr>
+          <w:noProof/>
+        </w:rPr>
+        <w:t xml:space="preserve">    GET    /api/v1/drivers                 → </w:t>
+      </w:r>
+      <w:r>
+        <w:rPr>
+          <w:rFonts w:cs="Arial"/>
+          <w:noProof/>
+          <w:rtl/>
+        </w:rPr>
+        <w:t>ل</w:t>
+      </w:r>
+      <w:r>
+        <w:rPr>
+          <w:rFonts w:cs="Arial" w:hint="cs"/>
+          <w:noProof/>
+          <w:rtl/>
+        </w:rPr>
+        <w:t>ی</w:t>
+      </w:r>
+      <w:r>
+        <w:rPr>
+          <w:rFonts w:cs="Arial" w:hint="eastAsia"/>
+          <w:noProof/>
+          <w:rtl/>
+        </w:rPr>
+        <w:t>ست</w:t>
+      </w:r>
+      <w:r>
+        <w:rPr>
+          <w:rFonts w:cs="Arial"/>
+          <w:noProof/>
+          <w:rtl/>
+        </w:rPr>
+        <w:t xml:space="preserve"> درا</w:t>
+      </w:r>
+      <w:r>
+        <w:rPr>
+          <w:rFonts w:cs="Arial" w:hint="cs"/>
+          <w:noProof/>
+          <w:rtl/>
+        </w:rPr>
+        <w:t>ی</w:t>
+      </w:r>
+      <w:r>
+        <w:rPr>
+          <w:rFonts w:cs="Arial" w:hint="eastAsia"/>
+          <w:noProof/>
+          <w:rtl/>
+        </w:rPr>
+        <w:t>ورها</w:t>
+      </w:r>
+    </w:p>
+    <w:p>
+      <w:pPr>
+        <w:rPr>
+          <w:noProof/>
+        </w:rPr>
+      </w:pPr>
+      <w:r>
+        <w:rPr>
+          <w:noProof/>
+        </w:rPr>
+        <w:t xml:space="preserve">    GET    /api/v1/drivers/{id}/status     → </w:t>
+      </w:r>
+      <w:r>
+        <w:rPr>
+          <w:rFonts w:cs="Arial"/>
+          <w:noProof/>
+          <w:rtl/>
+        </w:rPr>
+        <w:t>وضع</w:t>
+      </w:r>
+      <w:r>
+        <w:rPr>
+          <w:rFonts w:cs="Arial" w:hint="cs"/>
+          <w:noProof/>
+          <w:rtl/>
+        </w:rPr>
+        <w:t>ی</w:t>
+      </w:r>
+      <w:r>
+        <w:rPr>
+          <w:rFonts w:cs="Arial" w:hint="eastAsia"/>
+          <w:noProof/>
+          <w:rtl/>
+        </w:rPr>
+        <w:t>ت</w:t>
+      </w:r>
+      <w:r>
+        <w:rPr>
+          <w:rFonts w:cs="Arial"/>
+          <w:noProof/>
+          <w:rtl/>
+        </w:rPr>
+        <w:t xml:space="preserve"> درا</w:t>
+      </w:r>
+      <w:r>
+        <w:rPr>
+          <w:rFonts w:cs="Arial" w:hint="cs"/>
+          <w:noProof/>
+          <w:rtl/>
+        </w:rPr>
+        <w:t>ی</w:t>
+      </w:r>
+      <w:r>
+        <w:rPr>
+          <w:rFonts w:cs="Arial" w:hint="eastAsia"/>
+          <w:noProof/>
+          <w:rtl/>
+        </w:rPr>
+        <w:t>ور</w:t>
+      </w:r>
+    </w:p>
+    <w:p>
+      <w:pPr>
+        <w:rPr>
+          <w:noProof/>
+        </w:rPr>
+      </w:pPr>
+      <w:r>
+        <w:rPr>
+          <w:noProof/>
+        </w:rPr>
+        <w:t xml:space="preserve">    POST   /api/v1/drivers/{id}/start      → </w:t>
+      </w:r>
+      <w:r>
+        <w:rPr>
+          <w:rFonts w:cs="Arial"/>
+          <w:noProof/>
+          <w:rtl/>
+        </w:rPr>
+        <w:t>شروع درا</w:t>
+      </w:r>
+      <w:r>
+        <w:rPr>
+          <w:rFonts w:cs="Arial" w:hint="cs"/>
+          <w:noProof/>
+          <w:rtl/>
+        </w:rPr>
+        <w:t>ی</w:t>
+      </w:r>
+      <w:r>
+        <w:rPr>
+          <w:rFonts w:cs="Arial" w:hint="eastAsia"/>
+          <w:noProof/>
+          <w:rtl/>
+        </w:rPr>
+        <w:t>ور</w:t>
+      </w:r>
+    </w:p>
+    <w:p>
+      <w:pPr>
+        <w:rPr>
+          <w:noProof/>
+        </w:rPr>
+      </w:pPr>
+      <w:r>
+        <w:rPr>
+          <w:noProof/>
+        </w:rPr>
+        <w:t xml:space="preserve">    POST   /api/v1/drivers/{id}/stop       → </w:t>
+      </w:r>
+      <w:r>
+        <w:rPr>
+          <w:rFonts w:cs="Arial"/>
+          <w:noProof/>
+          <w:rtl/>
+        </w:rPr>
+        <w:t>توقف درا</w:t>
+      </w:r>
+      <w:r>
+        <w:rPr>
+          <w:rFonts w:cs="Arial" w:hint="cs"/>
+          <w:noProof/>
+          <w:rtl/>
+        </w:rPr>
+        <w:t>ی</w:t>
+      </w:r>
+      <w:r>
+        <w:rPr>
+          <w:rFonts w:cs="Arial" w:hint="eastAsia"/>
+          <w:noProof/>
+          <w:rtl/>
+        </w:rPr>
+        <w:t>ور</w:t>
+      </w:r>
+    </w:p>
+    <w:p>
+      <w:pPr>
+        <w:rPr>
+          <w:noProof/>
+        </w:rPr>
+      </w:pPr>
+    </w:p>
+    <w:p>
+      <w:pPr>
+        <w:rPr>
+          <w:noProof/>
+        </w:rPr>
+      </w:pPr>
+      <w:r>
+        <w:rPr>
+          <w:noProof/>
+        </w:rPr>
+        <w:t>/api/v1/config</w:t>
+      </w:r>
+    </w:p>
+    <w:p>
+      <w:pPr>
+        <w:rPr>
+          <w:noProof/>
+        </w:rPr>
+      </w:pPr>
+      <w:r>
+        <w:rPr>
+          <w:noProof/>
+        </w:rPr>
+        <w:t xml:space="preserve">    GET    /api/v1/config/settings         → </w:t>
+      </w:r>
+      <w:r>
+        <w:rPr>
+          <w:rFonts w:cs="Arial"/>
+          <w:noProof/>
+          <w:rtl/>
+        </w:rPr>
+        <w:t>تنظ</w:t>
+      </w:r>
+      <w:r>
+        <w:rPr>
+          <w:rFonts w:cs="Arial" w:hint="cs"/>
+          <w:noProof/>
+          <w:rtl/>
+        </w:rPr>
+        <w:t>ی</w:t>
+      </w:r>
+      <w:r>
+        <w:rPr>
+          <w:rFonts w:cs="Arial" w:hint="eastAsia"/>
+          <w:noProof/>
+          <w:rtl/>
+        </w:rPr>
+        <w:t>مات</w:t>
+      </w:r>
+      <w:r>
+        <w:rPr>
+          <w:rFonts w:cs="Arial"/>
+          <w:noProof/>
+          <w:rtl/>
+        </w:rPr>
+        <w:t xml:space="preserve"> س</w:t>
+      </w:r>
+      <w:r>
+        <w:rPr>
+          <w:rFonts w:cs="Arial" w:hint="cs"/>
+          <w:noProof/>
+          <w:rtl/>
+        </w:rPr>
+        <w:t>ی</w:t>
+      </w:r>
+      <w:r>
+        <w:rPr>
+          <w:rFonts w:cs="Arial" w:hint="eastAsia"/>
+          <w:noProof/>
+          <w:rtl/>
+        </w:rPr>
+        <w:t>ستم</w:t>
+      </w:r>
+    </w:p>
+    <w:p>
+      <w:pPr>
+        <w:rPr>
+          <w:noProof/>
+        </w:rPr>
+      </w:pPr>
+      <w:r>
+        <w:rPr>
+          <w:noProof/>
+        </w:rPr>
+        <w:t xml:space="preserve">    PUT    /api/v1/config/settings         → </w:t>
+      </w:r>
+      <w:r>
+        <w:rPr>
+          <w:rFonts w:cs="Arial"/>
+          <w:noProof/>
+          <w:rtl/>
+        </w:rPr>
+        <w:t>و</w:t>
+      </w:r>
+      <w:r>
+        <w:rPr>
+          <w:rFonts w:cs="Arial" w:hint="cs"/>
+          <w:noProof/>
+          <w:rtl/>
+        </w:rPr>
+        <w:t>ی</w:t>
+      </w:r>
+      <w:r>
+        <w:rPr>
+          <w:rFonts w:cs="Arial" w:hint="eastAsia"/>
+          <w:noProof/>
+          <w:rtl/>
+        </w:rPr>
+        <w:t>را</w:t>
+      </w:r>
+      <w:r>
+        <w:rPr>
+          <w:rFonts w:cs="Arial" w:hint="cs"/>
+          <w:noProof/>
+          <w:rtl/>
+        </w:rPr>
+        <w:t>ی</w:t>
+      </w:r>
+      <w:r>
+        <w:rPr>
+          <w:rFonts w:cs="Arial" w:hint="eastAsia"/>
+          <w:noProof/>
+          <w:rtl/>
+        </w:rPr>
+        <w:t>ش</w:t>
+      </w:r>
+      <w:r>
+        <w:rPr>
+          <w:rFonts w:cs="Arial"/>
+          <w:noProof/>
+          <w:rtl/>
+        </w:rPr>
+        <w:t xml:space="preserve"> تنظ</w:t>
+      </w:r>
+      <w:r>
+        <w:rPr>
+          <w:rFonts w:cs="Arial" w:hint="cs"/>
+          <w:noProof/>
+          <w:rtl/>
+        </w:rPr>
+        <w:t>ی</w:t>
+      </w:r>
+      <w:r>
+        <w:rPr>
+          <w:rFonts w:cs="Arial" w:hint="eastAsia"/>
+          <w:noProof/>
+          <w:rtl/>
+        </w:rPr>
+        <w:t>مات</w:t>
+      </w:r>
+    </w:p>
+    <w:p>
+      <w:pPr>
+        <w:rPr>
+          <w:noProof/>
+        </w:rPr>
+      </w:pPr>
+    </w:p>
+    <w:p>
+      <w:pPr>
+        <w:rPr>
+          <w:noProof/>
+        </w:rPr>
+      </w:pPr>
+      <w:r>
+        <w:rPr>
+          <w:noProof/>
+        </w:rPr>
+        <w:t>/api/v1/users</w:t>
+      </w:r>
+    </w:p>
+    <w:p>
+      <w:pPr>
+        <w:rPr>
+          <w:noProof/>
+        </w:rPr>
+      </w:pPr>
+      <w:r>
+        <w:rPr>
+          <w:noProof/>
+        </w:rPr>
+        <w:t xml:space="preserve">    GET    /api/v1/users                   → </w:t>
+      </w:r>
+      <w:r>
+        <w:rPr>
+          <w:rFonts w:cs="Arial"/>
+          <w:noProof/>
+          <w:rtl/>
+        </w:rPr>
+        <w:t>ل</w:t>
+      </w:r>
+      <w:r>
+        <w:rPr>
+          <w:rFonts w:cs="Arial" w:hint="cs"/>
+          <w:noProof/>
+          <w:rtl/>
+        </w:rPr>
+        <w:t>ی</w:t>
+      </w:r>
+      <w:r>
+        <w:rPr>
+          <w:rFonts w:cs="Arial" w:hint="eastAsia"/>
+          <w:noProof/>
+          <w:rtl/>
+        </w:rPr>
+        <w:t>ست</w:t>
+      </w:r>
+      <w:r>
+        <w:rPr>
+          <w:rFonts w:cs="Arial"/>
+          <w:noProof/>
+          <w:rtl/>
+        </w:rPr>
+        <w:t xml:space="preserve"> کاربران</w:t>
+      </w:r>
+    </w:p>
+    <w:p>
+      <w:pPr>
+        <w:rPr>
+          <w:noProof/>
+        </w:rPr>
+      </w:pPr>
+      <w:r>
+        <w:rPr>
+          <w:noProof/>
+        </w:rPr>
+        <w:t xml:space="preserve">    POST   /api/v1/users/login             → </w:t>
+      </w:r>
+      <w:r>
+        <w:rPr>
+          <w:rFonts w:cs="Arial"/>
+          <w:noProof/>
+          <w:rtl/>
+        </w:rPr>
+        <w:t>ورود</w:t>
+      </w:r>
+    </w:p>
+    <w:p>
+      <w:pPr>
+        <w:rPr>
+          <w:rFonts w:cs="Arial"/>
+          <w:noProof/>
+          <w:rtl/>
+        </w:rPr>
+      </w:pPr>
+      <w:r>
+        <w:rPr>
+          <w:noProof/>
+        </w:rPr>
+        <w:t xml:space="preserve">    POST   /api/v1/users/logout            → </w:t>
+      </w:r>
+      <w:r>
+        <w:rPr>
+          <w:rFonts w:cs="Arial"/>
+          <w:noProof/>
+          <w:rtl/>
+        </w:rPr>
+        <w:t>خروج</w:t>
+      </w:r>
+    </w:p>
+    <w:p>
+      <w:pPr>
+        <w:rPr>
+          <w:rFonts w:cs="Arial"/>
+          <w:noProof/>
+          <w:rtl/>
+        </w:rPr>
+      </w:pPr>
+    </w:p>
+    <w:p>
+      <w:pPr>
+        <w:rPr>
+          <w:noProof/>
+          <w:rtl/>
+        </w:rPr>
+      </w:pPr>
+      <w:r>
+        <w:rPr>
+          <w:noProof/>
+        </w:rPr>
+        <w:lastRenderedPageBreak/>
+        <w:drawing>
+          <wp:inline distT="0" distB="0" distL="0" distR="0" wp14:anchorId="5057D2A6" wp14:editId="10C30EFB">
+            <wp:extent cx="5943600" cy="4114165"/>
+            <wp:effectExtent l="0" t="0" r="0" b="635"/>
+            <wp:docPr id="24" name="Picture 24"/>
+            <wp:cNvGraphicFramePr>
+              <a:graphicFrameLocks xmlns:a="http://schemas.openxmlformats.org/drawingml/2006/main" noChangeAspect="1"/>
+            </wp:cNvGraphicFramePr>
+            <a:graphic xmlns:a="http://schemas.openxmlformats.org/drawingml/2006/main">
+              <a:graphicData uri="http://schemas.openxmlformats.org/drawingml/2006/picture">
+                <pic:pic xmlns:pic="http://schemas.openxmlformats.org/drawingml/2006/picture">
+                  <pic:nvPicPr>
+                    <pic:cNvPr id="1" name=""/>
+                    <pic:cNvPicPr/>
+                  </pic:nvPicPr>
+                  <pic:blipFill>
+                    <a:blip r:embed="rId26"/>
+                    <a:stretch>
+                      <a:fillRect/>
+                    </a:stretch>
+                  </pic:blipFill>
+                  <pic:spPr>
+                    <a:xfrm>
+                      <a:off x="0" y="0"/>
+                      <a:ext cx="5943600" cy="4114165"/>
+                    </a:xfrm>
+                    <a:prstGeom prst="rect">
+                      <a:avLst/>
+                    </a:prstGeom>
+                  </pic:spPr>
+                </pic:pic>
+              </a:graphicData>
+            </a:graphic>
+          </wp:inline>
+        </w:drawing>
+      </w:r>
+    </w:p>
+    <w:p>
+      <w:pPr>
+        <w:rPr>
+          <w:noProof/>
+          <w:rtl/>
+        </w:rPr>
+      </w:pPr>
+    </w:p>
+    <w:p>
+      <w:pPr>
+        <w:rPr>
+          <w:noProof/>
+          <w:rtl/>
+        </w:rPr>
+      </w:pPr>
+    </w:p>
+    <w:p>
+      <w:pPr>
+        <w:rPr>
+          <w:noProof/>
+          <w:rtl/>
+        </w:rPr>
+      </w:pPr>
+    </w:p>
+    <w:p>
+      <w:pPr>
+        <w:rPr>
+          <w:noProof/>
+          <w:rtl/>
+        </w:rPr>
+      </w:pPr>
+    </w:p>
+    <w:p>
+      <w:pPr>
+        <w:rPr>
+          <w:noProof/>
+          <w:rtl/>
+        </w:rPr>
+      </w:pPr>
+    </w:p>
+    <w:p>
+      <w:pPr>
+        <w:rPr>
+          <w:noProof/>
+          <w:rtl/>
+        </w:rPr>
+      </w:pPr>
+    </w:p>
+    <w:p>
+      <w:pPr>
+        <w:rPr>
+          <w:rtl/>
+          <w:lang w:bidi="fa-IR"/>
+        </w:rPr>
+      </w:pPr>
+      <w:r>
+        <w:rPr>
+          <w:noProof/>
+        </w:rPr>
+        <w:drawing>
+          <wp:inline distT="0" distB="0" distL="0" distR="0" wp14:anchorId="07291CCB" wp14:editId="5B441C19">
+            <wp:extent cx="5943600" cy="2107565"/>
+            <wp:effectExtent l="0" t="0" r="0" b="6985"/>
+            <wp:docPr id="13" name="Picture 13"/>
+            <wp:cNvGraphicFramePr>
+              <a:graphicFrameLocks xmlns:a="http://schemas.openxmlformats.org/drawingml/2006/main" noChangeAspect="1"/>
+            </wp:cNvGraphicFramePr>
+            <a:graphic xmlns:a="http://schemas.openxmlformats.org/drawingml/2006/main">
+              <a:graphicData uri="http://schemas.openxmlformats.org/drawingml/2006/picture">
+                <pic:pic xmlns:pic="http://schemas.openxmlformats.org/drawingml/2006/picture">
+                  <pic:nvPicPr>
+                    <pic:cNvPr id="1" name=""/>
+                    <pic:cNvPicPr/>
+                  </pic:nvPicPr>
+                  <pic:blipFill>
+                    <a:blip r:embed="rId27"/>
+                    <a:stretch>
+                      <a:fillRect/>
+                    </a:stretch>
+                  </pic:blipFill>
+                  <pic:spPr>
+                    <a:xfrm>
+                      <a:off x="0" y="0"/>
                       <a:ext cx="5943600" cy="2107565"/>
                     </a:xfrm>
                     <a:prstGeom prst="rect">
@@ -4061,6 +9380,855 @@
           </wp:inline>
         </w:drawing>
       </w:r>
+    </w:p>
+    <w:p>
+      <w:pPr>
+        <w:rPr>
+          <w:rtl/>
+          <w:lang w:bidi="fa-IR"/>
+        </w:rPr>
+      </w:pPr>
+      <w:r>
+        <w:rPr>
+          <w:lang w:bidi="fa-IR"/>
+        </w:rPr>
+        <w:lastRenderedPageBreak/>
+        <w:drawing>
+          <wp:inline distT="0" distB="0" distL="0" distR="0" wp14:anchorId="2C6F7B51" wp14:editId="771ABB57">
+            <wp:extent cx="5943600" cy="2374900"/>
+            <wp:effectExtent l="0" t="0" r="0" b="6350"/>
+            <wp:docPr id="25" name="Picture 25"/>
+            <wp:cNvGraphicFramePr>
+              <a:graphicFrameLocks xmlns:a="http://schemas.openxmlformats.org/drawingml/2006/main" noChangeAspect="1"/>
+            </wp:cNvGraphicFramePr>
+            <a:graphic xmlns:a="http://schemas.openxmlformats.org/drawingml/2006/main">
+              <a:graphicData uri="http://schemas.openxmlformats.org/drawingml/2006/picture">
+                <pic:pic xmlns:pic="http://schemas.openxmlformats.org/drawingml/2006/picture">
+                  <pic:nvPicPr>
+                    <pic:cNvPr id="1" name=""/>
+                    <pic:cNvPicPr/>
+                  </pic:nvPicPr>
+                  <pic:blipFill>
+                    <a:blip r:embed="rId28"/>
+                    <a:stretch>
+                      <a:fillRect/>
+                    </a:stretch>
+                  </pic:blipFill>
+                  <pic:spPr>
+                    <a:xfrm>
+                      <a:off x="0" y="0"/>
+                      <a:ext cx="5943600" cy="2374900"/>
+                    </a:xfrm>
+                    <a:prstGeom prst="rect">
+                      <a:avLst/>
+                    </a:prstGeom>
+                  </pic:spPr>
+                </pic:pic>
+              </a:graphicData>
+            </a:graphic>
+          </wp:inline>
+        </w:drawing>
+      </w:r>
+    </w:p>
+    <w:p>
+      <w:pPr>
+        <w:pBdr>
+          <w:bottom w:val="single" w:sz="6" w:space="1" w:color="auto"/>
+        </w:pBdr>
+        <w:rPr>
+          <w:rtl/>
+          <w:lang w:bidi="fa-IR"/>
+        </w:rPr>
+      </w:pPr>
+    </w:p>
+    <w:p>
+      <w:pPr>
+        <w:rPr>
+          <w:rtl/>
+          <w:lang w:bidi="fa-IR"/>
+        </w:rPr>
+      </w:pPr>
+    </w:p>
+    <w:p>
+      <w:pPr>
+        <w:pStyle w:val="Heading2"/>
+        <w:pBdr>
+          <w:top w:val="single" w:sz="2" w:space="0" w:color="E3E3E3"/>
+          <w:left w:val="single" w:sz="2" w:space="0" w:color="E3E3E3"/>
+          <w:bottom w:val="single" w:sz="2" w:space="0" w:color="E3E3E3"/>
+          <w:right w:val="single" w:sz="2" w:space="0" w:color="E3E3E3"/>
+        </w:pBdr>
+        <w:shd w:val="clear" w:color="auto" w:fill="FFFFFF"/>
+        <w:bidi/>
+        <w:spacing w:before="0" w:after="0"/>
+        <w:rPr>
+          <w:rFonts w:ascii="Arial" w:hAnsi="Arial" w:cs="Arial"/>
+          <w:color w:val="1D1D1F"/>
+          <w:spacing w:val="-5"/>
+        </w:rPr>
+      </w:pPr>
+      <w:r>
+        <w:rPr>
+          <w:rStyle w:val="qwen-markdown-text"/>
+          <w:rFonts w:ascii="Arial" w:eastAsiaTheme="majorEastAsia" w:hAnsi="Arial" w:cs="Arial"/>
+          <w:color w:val="1D1D1F"/>
+          <w:spacing w:val="-5"/>
+          <w:bdr w:val="single" w:sz="2" w:space="0" w:color="E3E3E3" w:frame="1"/>
+          <w:rtl/>
+        </w:rPr>
+        <w:t xml:space="preserve">اولویت 1: </w:t>
+      </w:r>
+      <w:r>
+        <w:rPr>
+          <w:rStyle w:val="qwen-markdown-text"/>
+          <w:rFonts w:ascii="Arial" w:eastAsiaTheme="majorEastAsia" w:hAnsi="Arial" w:cs="Arial"/>
+          <w:color w:val="1D1D1F"/>
+          <w:spacing w:val="-5"/>
+          <w:bdr w:val="single" w:sz="2" w:space="0" w:color="E3E3E3" w:frame="1"/>
+        </w:rPr>
+        <w:t>API Layer</w:t>
+      </w:r>
+      <w:r>
+        <w:rPr>
+          <w:rStyle w:val="qwen-markdown-text"/>
+          <w:rFonts w:ascii="Arial" w:eastAsiaTheme="majorEastAsia" w:hAnsi="Arial" w:cs="Arial"/>
+          <w:color w:val="1D1D1F"/>
+          <w:spacing w:val="-5"/>
+          <w:bdr w:val="single" w:sz="2" w:space="0" w:color="E3E3E3" w:frame="1"/>
+          <w:rtl/>
+        </w:rPr>
+        <w:t xml:space="preserve"> (برای ارتباط با </w:t>
+      </w:r>
+      <w:r>
+        <w:rPr>
+          <w:rStyle w:val="qwen-markdown-text"/>
+          <w:rFonts w:ascii="Arial" w:eastAsiaTheme="majorEastAsia" w:hAnsi="Arial" w:cs="Arial"/>
+          <w:color w:val="1D1D1F"/>
+          <w:spacing w:val="-5"/>
+          <w:bdr w:val="single" w:sz="2" w:space="0" w:color="E3E3E3" w:frame="1"/>
+        </w:rPr>
+        <w:t>GUI</w:t>
+      </w:r>
+      <w:r>
+        <w:rPr>
+          <w:rStyle w:val="qwen-markdown-text"/>
+          <w:rFonts w:ascii="Arial" w:eastAsiaTheme="majorEastAsia" w:hAnsi="Arial" w:cs="Arial"/>
+          <w:color w:val="1D1D1F"/>
+          <w:spacing w:val="-5"/>
+          <w:bdr w:val="single" w:sz="2" w:space="0" w:color="E3E3E3" w:frame="1"/>
+          <w:rtl/>
+        </w:rPr>
+        <w:t xml:space="preserve"> ها)</w:t>
+      </w:r>
+    </w:p>
+    <w:p>
+      <w:pPr>
+        <w:rPr>
+          <w:rtl/>
+          <w:lang w:bidi="fa-IR"/>
+        </w:rPr>
+      </w:pPr>
+    </w:p>
+    <w:p>
+      <w:pPr>
+        <w:pStyle w:val="Heading2"/>
+        <w:pBdr>
+          <w:top w:val="single" w:sz="2" w:space="0" w:color="E3E3E3"/>
+          <w:left w:val="single" w:sz="2" w:space="0" w:color="E3E3E3"/>
+          <w:bottom w:val="single" w:sz="2" w:space="0" w:color="E3E3E3"/>
+          <w:right w:val="single" w:sz="2" w:space="0" w:color="E3E3E3"/>
+        </w:pBdr>
+        <w:shd w:val="clear" w:color="auto" w:fill="FFFFFF"/>
+        <w:bidi/>
+        <w:spacing w:before="0" w:after="0"/>
+        <w:rPr>
+          <w:rFonts w:ascii="Arial" w:hAnsi="Arial" w:cs="Arial"/>
+          <w:color w:val="1D1D1F"/>
+          <w:spacing w:val="-5"/>
+        </w:rPr>
+      </w:pPr>
+      <w:r>
+        <w:rPr>
+          <w:rStyle w:val="qwen-markdown-text"/>
+          <w:rFonts w:ascii="Arial" w:eastAsiaTheme="majorEastAsia" w:hAnsi="Arial" w:cs="Arial"/>
+          <w:color w:val="1D1D1F"/>
+          <w:spacing w:val="-5"/>
+          <w:bdr w:val="single" w:sz="2" w:space="0" w:color="E3E3E3" w:frame="1"/>
+          <w:rtl/>
+        </w:rPr>
+        <w:t xml:space="preserve">اولویت 2: </w:t>
+      </w:r>
+      <w:r>
+        <w:rPr>
+          <w:rStyle w:val="qwen-markdown-text"/>
+          <w:rFonts w:ascii="Arial" w:eastAsiaTheme="majorEastAsia" w:hAnsi="Arial" w:cs="Arial"/>
+          <w:color w:val="1D1D1F"/>
+          <w:spacing w:val="-5"/>
+          <w:bdr w:val="single" w:sz="2" w:space="0" w:color="E3E3E3" w:frame="1"/>
+        </w:rPr>
+        <w:t>UI / Tag Management</w:t>
+      </w:r>
+    </w:p>
+    <w:p>
+      <w:pPr>
+        <w:rPr>
+          <w:rtl/>
+          <w:lang w:bidi="fa-IR"/>
+        </w:rPr>
+      </w:pPr>
+    </w:p>
+    <w:p>
+      <w:pPr>
+        <w:rPr>
+          <w:rtl/>
+          <w:lang w:bidi="fa-IR"/>
+        </w:rPr>
+      </w:pPr>
+    </w:p>
+    <w:p>
+      <w:pPr>
+        <w:pStyle w:val="Heading2"/>
+        <w:pBdr>
+          <w:top w:val="single" w:sz="2" w:space="0" w:color="E3E3E3"/>
+          <w:left w:val="single" w:sz="2" w:space="0" w:color="E3E3E3"/>
+          <w:bottom w:val="single" w:sz="2" w:space="0" w:color="E3E3E3"/>
+          <w:right w:val="single" w:sz="2" w:space="0" w:color="E3E3E3"/>
+        </w:pBdr>
+        <w:shd w:val="clear" w:color="auto" w:fill="FFFFFF"/>
+        <w:bidi/>
+        <w:spacing w:before="0" w:after="0"/>
+        <w:rPr>
+          <w:rFonts w:ascii="Arial" w:hAnsi="Arial" w:cs="Arial"/>
+          <w:color w:val="1D1D1F"/>
+          <w:spacing w:val="-5"/>
+        </w:rPr>
+      </w:pPr>
+      <w:r>
+        <w:rPr>
+          <w:rStyle w:val="qwen-markdown-text"/>
+          <w:rFonts w:ascii="Arial" w:eastAsiaTheme="majorEastAsia" w:hAnsi="Arial" w:cs="Arial"/>
+          <w:color w:val="1D1D1F"/>
+          <w:spacing w:val="-5"/>
+          <w:bdr w:val="single" w:sz="2" w:space="0" w:color="E3E3E3" w:frame="1"/>
+          <w:rtl/>
+        </w:rPr>
+        <w:t xml:space="preserve">اولویت 3: </w:t>
+      </w:r>
+      <w:r>
+        <w:rPr>
+          <w:rStyle w:val="qwen-markdown-text"/>
+          <w:rFonts w:ascii="Arial" w:eastAsiaTheme="majorEastAsia" w:hAnsi="Arial" w:cs="Arial"/>
+          <w:color w:val="1D1D1F"/>
+          <w:spacing w:val="-5"/>
+          <w:bdr w:val="single" w:sz="2" w:space="0" w:color="E3E3E3" w:frame="1"/>
+        </w:rPr>
+        <w:t>Alarm Shelving / Suppression</w:t>
+      </w:r>
+    </w:p>
+    <w:p>
+      <w:pPr>
+        <w:rPr>
+          <w:rtl/>
+          <w:lang w:bidi="fa-IR"/>
+        </w:rPr>
+      </w:pPr>
+    </w:p>
+    <w:p>
+      <w:pPr>
+        <w:rPr>
+          <w:rtl/>
+          <w:lang w:bidi="fa-IR"/>
+        </w:rPr>
+      </w:pPr>
+    </w:p>
+    <w:p>
+      <w:pPr>
+        <w:pStyle w:val="Heading2"/>
+        <w:pBdr>
+          <w:top w:val="single" w:sz="2" w:space="0" w:color="E3E3E3"/>
+          <w:left w:val="single" w:sz="2" w:space="0" w:color="E3E3E3"/>
+          <w:bottom w:val="single" w:sz="2" w:space="0" w:color="E3E3E3"/>
+          <w:right w:val="single" w:sz="2" w:space="0" w:color="E3E3E3"/>
+        </w:pBdr>
+        <w:shd w:val="clear" w:color="auto" w:fill="FFFFFF"/>
+        <w:bidi/>
+        <w:spacing w:before="0" w:after="0"/>
+        <w:rPr>
+          <w:rFonts w:ascii="Arial" w:hAnsi="Arial" w:cs="Arial"/>
+          <w:color w:val="1D1D1F"/>
+          <w:spacing w:val="-5"/>
+        </w:rPr>
+      </w:pPr>
+      <w:r>
+        <w:rPr>
+          <w:rStyle w:val="qwen-markdown-text"/>
+          <w:rFonts w:ascii="Arial" w:eastAsiaTheme="majorEastAsia" w:hAnsi="Arial" w:cs="Arial"/>
+          <w:color w:val="1D1D1F"/>
+          <w:spacing w:val="-5"/>
+          <w:bdr w:val="single" w:sz="2" w:space="0" w:color="E3E3E3" w:frame="1"/>
+          <w:rtl/>
+        </w:rPr>
+        <w:t xml:space="preserve">اولویت 4: </w:t>
+      </w:r>
+      <w:r>
+        <w:rPr>
+          <w:rStyle w:val="qwen-markdown-text"/>
+          <w:rFonts w:ascii="Arial" w:eastAsiaTheme="majorEastAsia" w:hAnsi="Arial" w:cs="Arial"/>
+          <w:color w:val="1D1D1F"/>
+          <w:spacing w:val="-5"/>
+          <w:bdr w:val="single" w:sz="2" w:space="0" w:color="E3E3E3" w:frame="1"/>
+        </w:rPr>
+        <w:t>OPC UA Driver</w:t>
+      </w:r>
+    </w:p>
+    <w:p>
+      <w:pPr>
+        <w:rPr>
+          <w:rtl/>
+          <w:lang w:bidi="fa-IR"/>
+        </w:rPr>
+      </w:pPr>
+    </w:p>
+    <w:p>
+      <w:pPr>
+        <w:pStyle w:val="Heading2"/>
+        <w:pBdr>
+          <w:top w:val="single" w:sz="2" w:space="0" w:color="E3E3E3"/>
+          <w:left w:val="single" w:sz="2" w:space="0" w:color="E3E3E3"/>
+          <w:bottom w:val="single" w:sz="2" w:space="0" w:color="E3E3E3"/>
+          <w:right w:val="single" w:sz="2" w:space="0" w:color="E3E3E3"/>
+        </w:pBdr>
+        <w:shd w:val="clear" w:color="auto" w:fill="FFFFFF"/>
+        <w:bidi/>
+        <w:spacing w:before="0" w:after="0"/>
+        <w:rPr>
+          <w:rFonts w:ascii="Arial" w:hAnsi="Arial" w:cs="Arial"/>
+          <w:color w:val="1D1D1F"/>
+          <w:spacing w:val="-5"/>
+        </w:rPr>
+      </w:pPr>
+      <w:r>
+        <w:rPr>
+          <w:rStyle w:val="qwen-markdown-text"/>
+          <w:rFonts w:ascii="Arial" w:eastAsiaTheme="majorEastAsia" w:hAnsi="Arial" w:cs="Arial"/>
+          <w:color w:val="1D1D1F"/>
+          <w:spacing w:val="-5"/>
+          <w:bdr w:val="single" w:sz="2" w:space="0" w:color="E3E3E3" w:frame="1"/>
+          <w:rtl/>
+        </w:rPr>
+        <w:t xml:space="preserve">اولویت 5: </w:t>
+      </w:r>
+      <w:r>
+        <w:rPr>
+          <w:rStyle w:val="qwen-markdown-text"/>
+          <w:rFonts w:ascii="Arial" w:eastAsiaTheme="majorEastAsia" w:hAnsi="Arial" w:cs="Arial"/>
+          <w:color w:val="1D1D1F"/>
+          <w:spacing w:val="-5"/>
+          <w:bdr w:val="single" w:sz="2" w:space="0" w:color="E3E3E3" w:frame="1"/>
+        </w:rPr>
+        <w:t>DNP3 Driver</w:t>
+      </w:r>
+    </w:p>
+    <w:p>
+      <w:pPr>
+        <w:rPr>
+          <w:rtl/>
+          <w:lang w:bidi="fa-IR"/>
+        </w:rPr>
+      </w:pPr>
+    </w:p>
+    <w:p>
+      <w:pPr>
+        <w:rPr>
+          <w:rtl/>
+          <w:lang w:bidi="fa-IR"/>
+        </w:rPr>
+      </w:pPr>
+    </w:p>
+    <w:p>
+      <w:pPr>
+        <w:pStyle w:val="Heading2"/>
+        <w:pBdr>
+          <w:top w:val="single" w:sz="2" w:space="0" w:color="E3E3E3"/>
+          <w:left w:val="single" w:sz="2" w:space="0" w:color="E3E3E3"/>
+          <w:bottom w:val="single" w:sz="2" w:space="0" w:color="E3E3E3"/>
+          <w:right w:val="single" w:sz="2" w:space="0" w:color="E3E3E3"/>
+        </w:pBdr>
+        <w:shd w:val="clear" w:color="auto" w:fill="FFFFFF"/>
+        <w:bidi/>
+        <w:spacing w:before="0" w:after="0"/>
+        <w:rPr>
+          <w:rFonts w:ascii="Arial" w:hAnsi="Arial" w:cs="Arial"/>
+          <w:color w:val="1D1D1F"/>
+          <w:spacing w:val="-5"/>
+        </w:rPr>
+      </w:pPr>
+      <w:r>
+        <w:rPr>
+          <w:rStyle w:val="qwen-markdown-text"/>
+          <w:rFonts w:ascii="Arial" w:eastAsiaTheme="majorEastAsia" w:hAnsi="Arial" w:cs="Arial"/>
+          <w:color w:val="1D1D1F"/>
+          <w:spacing w:val="-5"/>
+          <w:bdr w:val="single" w:sz="2" w:space="0" w:color="E3E3E3" w:frame="1"/>
+          <w:rtl/>
+        </w:rPr>
+        <w:lastRenderedPageBreak/>
+        <w:t xml:space="preserve">اولویت 6: </w:t>
+      </w:r>
+      <w:r>
+        <w:rPr>
+          <w:rStyle w:val="qwen-markdown-text"/>
+          <w:rFonts w:ascii="Arial" w:eastAsiaTheme="majorEastAsia" w:hAnsi="Arial" w:cs="Arial"/>
+          <w:color w:val="1D1D1F"/>
+          <w:spacing w:val="-5"/>
+          <w:bdr w:val="single" w:sz="2" w:space="0" w:color="E3E3E3" w:frame="1"/>
+        </w:rPr>
+        <w:t>Report Generation</w:t>
+      </w:r>
+    </w:p>
+    <w:p>
+      <w:pPr>
+        <w:rPr>
+          <w:rtl/>
+          <w:lang w:bidi="fa-IR"/>
+        </w:rPr>
+      </w:pPr>
+    </w:p>
+    <w:p>
+      <w:pPr>
+        <w:rPr>
+          <w:lang w:bidi="fa-IR"/>
+        </w:rPr>
+      </w:pPr>
+      <w:r>
+        <w:rPr>
+          <w:rFonts w:cs="Arial"/>
+          <w:rtl/>
+          <w:lang w:bidi="fa-IR"/>
+        </w:rPr>
+        <w:t>مرحله 1</w:t>
+      </w:r>
+      <w:r>
+        <w:rPr>
+          <w:lang w:bidi="fa-IR"/>
+        </w:rPr>
+        <w:t xml:space="preserve">: API Layer (REST + </w:t>
+      </w:r>
+      <w:proofErr w:type="spellStart"/>
+      <w:r>
+        <w:rPr>
+          <w:lang w:bidi="fa-IR"/>
+        </w:rPr>
+        <w:t>WebSocket</w:t>
+      </w:r>
+      <w:proofErr w:type="spellEnd"/>
+      <w:r>
+        <w:rPr>
+          <w:lang w:bidi="fa-IR"/>
+        </w:rPr>
+        <w:t>)</w:t>
+      </w:r>
+    </w:p>
+    <w:p>
+      <w:pPr>
+        <w:rPr>
+          <w:lang w:bidi="fa-IR"/>
+        </w:rPr>
+      </w:pPr>
+      <w:r>
+        <w:rPr>
+          <w:lang w:bidi="fa-IR"/>
+        </w:rPr>
+        <w:t xml:space="preserve">    ↓</w:t>
+      </w:r>
+    </w:p>
+    <w:p>
+      <w:pPr>
+        <w:rPr>
+          <w:lang w:bidi="fa-IR"/>
+        </w:rPr>
+      </w:pPr>
+      <w:r>
+        <w:rPr>
+          <w:rFonts w:cs="Arial"/>
+          <w:rtl/>
+          <w:lang w:bidi="fa-IR"/>
+        </w:rPr>
+        <w:t>مرحله 2</w:t>
+      </w:r>
+      <w:r>
+        <w:rPr>
+          <w:lang w:bidi="fa-IR"/>
+        </w:rPr>
+        <w:t>: Authentication / Authorization</w:t>
+      </w:r>
+    </w:p>
+    <w:p>
+      <w:pPr>
+        <w:rPr>
+          <w:lang w:bidi="fa-IR"/>
+        </w:rPr>
+      </w:pPr>
+      <w:r>
+        <w:rPr>
+          <w:lang w:bidi="fa-IR"/>
+        </w:rPr>
+        <w:t xml:space="preserve">    ↓</w:t>
+      </w:r>
+    </w:p>
+    <w:p>
+      <w:pPr>
+        <w:rPr>
+          <w:lang w:bidi="fa-IR"/>
+        </w:rPr>
+      </w:pPr>
+      <w:r>
+        <w:rPr>
+          <w:rFonts w:cs="Arial"/>
+          <w:rtl/>
+          <w:lang w:bidi="fa-IR"/>
+        </w:rPr>
+        <w:t>مرحله 3</w:t>
+      </w:r>
+      <w:r>
+        <w:rPr>
+          <w:lang w:bidi="fa-IR"/>
+        </w:rPr>
+        <w:t>: Control Panel UI (</w:t>
+      </w:r>
+      <w:r>
+        <w:rPr>
+          <w:rFonts w:cs="Arial"/>
+          <w:rtl/>
+          <w:lang w:bidi="fa-IR"/>
+        </w:rPr>
+        <w:t>مد</w:t>
+      </w:r>
+      <w:r>
+        <w:rPr>
+          <w:rFonts w:cs="Arial" w:hint="cs"/>
+          <w:rtl/>
+          <w:lang w:bidi="fa-IR"/>
+        </w:rPr>
+        <w:t>ی</w:t>
+      </w:r>
+      <w:r>
+        <w:rPr>
+          <w:rFonts w:cs="Arial" w:hint="eastAsia"/>
+          <w:rtl/>
+          <w:lang w:bidi="fa-IR"/>
+        </w:rPr>
+        <w:t>ر</w:t>
+      </w:r>
+      <w:r>
+        <w:rPr>
+          <w:rFonts w:cs="Arial" w:hint="cs"/>
+          <w:rtl/>
+          <w:lang w:bidi="fa-IR"/>
+        </w:rPr>
+        <w:t>ی</w:t>
+      </w:r>
+      <w:r>
+        <w:rPr>
+          <w:rFonts w:cs="Arial" w:hint="eastAsia"/>
+          <w:rtl/>
+          <w:lang w:bidi="fa-IR"/>
+        </w:rPr>
+        <w:t>ت</w:t>
+      </w:r>
+      <w:r>
+        <w:rPr>
+          <w:rFonts w:cs="Arial"/>
+          <w:rtl/>
+          <w:lang w:bidi="fa-IR"/>
+        </w:rPr>
+        <w:t xml:space="preserve"> س</w:t>
+      </w:r>
+      <w:r>
+        <w:rPr>
+          <w:rFonts w:cs="Arial" w:hint="cs"/>
+          <w:rtl/>
+          <w:lang w:bidi="fa-IR"/>
+        </w:rPr>
+        <w:t>ی</w:t>
+      </w:r>
+      <w:r>
+        <w:rPr>
+          <w:rFonts w:cs="Arial" w:hint="eastAsia"/>
+          <w:rtl/>
+          <w:lang w:bidi="fa-IR"/>
+        </w:rPr>
+        <w:t>ستم</w:t>
+      </w:r>
+      <w:r>
+        <w:rPr>
+          <w:lang w:bidi="fa-IR"/>
+        </w:rPr>
+        <w:t>)</w:t>
+      </w:r>
+    </w:p>
+    <w:p>
+      <w:pPr>
+        <w:rPr>
+          <w:lang w:bidi="fa-IR"/>
+        </w:rPr>
+      </w:pPr>
+      <w:r>
+        <w:rPr>
+          <w:lang w:bidi="fa-IR"/>
+        </w:rPr>
+        <w:t xml:space="preserve">    ↓</w:t>
+      </w:r>
+    </w:p>
+    <w:p>
+      <w:pPr>
+        <w:rPr>
+          <w:lang w:bidi="fa-IR"/>
+        </w:rPr>
+      </w:pPr>
+      <w:r>
+        <w:rPr>
+          <w:rFonts w:cs="Arial" w:hint="eastAsia"/>
+          <w:rtl/>
+          <w:lang w:bidi="fa-IR"/>
+        </w:rPr>
+        <w:t>مرحله</w:t>
+      </w:r>
+      <w:r>
+        <w:rPr>
+          <w:rFonts w:cs="Arial"/>
+          <w:rtl/>
+          <w:lang w:bidi="fa-IR"/>
+        </w:rPr>
+        <w:t xml:space="preserve"> 4</w:t>
+      </w:r>
+      <w:r>
+        <w:rPr>
+          <w:lang w:bidi="fa-IR"/>
+        </w:rPr>
+        <w:t>: Alarm GUI (</w:t>
+      </w:r>
+      <w:r>
+        <w:rPr>
+          <w:rFonts w:cs="Arial"/>
+          <w:rtl/>
+          <w:lang w:bidi="fa-IR"/>
+        </w:rPr>
+        <w:t>آنالوگ + د</w:t>
+      </w:r>
+      <w:r>
+        <w:rPr>
+          <w:rFonts w:cs="Arial" w:hint="cs"/>
+          <w:rtl/>
+          <w:lang w:bidi="fa-IR"/>
+        </w:rPr>
+        <w:t>ی</w:t>
+      </w:r>
+      <w:r>
+        <w:rPr>
+          <w:rFonts w:cs="Arial" w:hint="eastAsia"/>
+          <w:rtl/>
+          <w:lang w:bidi="fa-IR"/>
+        </w:rPr>
+        <w:t>ج</w:t>
+      </w:r>
+      <w:r>
+        <w:rPr>
+          <w:rFonts w:cs="Arial" w:hint="cs"/>
+          <w:rtl/>
+          <w:lang w:bidi="fa-IR"/>
+        </w:rPr>
+        <w:t>ی</w:t>
+      </w:r>
+      <w:r>
+        <w:rPr>
+          <w:rFonts w:cs="Arial" w:hint="eastAsia"/>
+          <w:rtl/>
+          <w:lang w:bidi="fa-IR"/>
+        </w:rPr>
+        <w:t>تال</w:t>
+      </w:r>
+      <w:r>
+        <w:rPr>
+          <w:lang w:bidi="fa-IR"/>
+        </w:rPr>
+        <w:t>)</w:t>
+      </w:r>
+    </w:p>
+    <w:p>
+      <w:pPr>
+        <w:rPr>
+          <w:lang w:bidi="fa-IR"/>
+        </w:rPr>
+      </w:pPr>
+      <w:r>
+        <w:rPr>
+          <w:lang w:bidi="fa-IR"/>
+        </w:rPr>
+        <w:t xml:space="preserve">    ↓</w:t>
+      </w:r>
+    </w:p>
+    <w:p>
+      <w:pPr>
+        <w:rPr>
+          <w:lang w:bidi="fa-IR"/>
+        </w:rPr>
+      </w:pPr>
+      <w:r>
+        <w:rPr>
+          <w:rFonts w:cs="Arial" w:hint="eastAsia"/>
+          <w:rtl/>
+          <w:lang w:bidi="fa-IR"/>
+        </w:rPr>
+        <w:t>مرحله</w:t>
+      </w:r>
+      <w:r>
+        <w:rPr>
+          <w:rFonts w:cs="Arial"/>
+          <w:rtl/>
+          <w:lang w:bidi="fa-IR"/>
+        </w:rPr>
+        <w:t xml:space="preserve"> 5</w:t>
+      </w:r>
+      <w:r>
+        <w:rPr>
+          <w:lang w:bidi="fa-IR"/>
+        </w:rPr>
+        <w:t>: Trend GUI (</w:t>
+      </w:r>
+      <w:r>
+        <w:rPr>
+          <w:rFonts w:cs="Arial"/>
+          <w:rtl/>
+          <w:lang w:bidi="fa-IR"/>
+        </w:rPr>
+        <w:t>گراف‌ها</w:t>
+      </w:r>
+      <w:r>
+        <w:rPr>
+          <w:rFonts w:cs="Arial" w:hint="cs"/>
+          <w:rtl/>
+          <w:lang w:bidi="fa-IR"/>
+        </w:rPr>
+        <w:t>ی</w:t>
+      </w:r>
+      <w:r>
+        <w:rPr>
+          <w:rFonts w:cs="Arial"/>
+          <w:rtl/>
+          <w:lang w:bidi="fa-IR"/>
+        </w:rPr>
+        <w:t xml:space="preserve"> آنلا</w:t>
+      </w:r>
+      <w:r>
+        <w:rPr>
+          <w:rFonts w:cs="Arial" w:hint="cs"/>
+          <w:rtl/>
+          <w:lang w:bidi="fa-IR"/>
+        </w:rPr>
+        <w:t>ی</w:t>
+      </w:r>
+      <w:r>
+        <w:rPr>
+          <w:rFonts w:cs="Arial" w:hint="eastAsia"/>
+          <w:rtl/>
+          <w:lang w:bidi="fa-IR"/>
+        </w:rPr>
+        <w:t>ن</w:t>
+      </w:r>
+      <w:r>
+        <w:rPr>
+          <w:lang w:bidi="fa-IR"/>
+        </w:rPr>
+        <w:t>)</w:t>
+      </w:r>
+    </w:p>
+    <w:p>
+      <w:pPr>
+        <w:rPr>
+          <w:lang w:bidi="fa-IR"/>
+        </w:rPr>
+      </w:pPr>
+      <w:r>
+        <w:rPr>
+          <w:lang w:bidi="fa-IR"/>
+        </w:rPr>
+        <w:t xml:space="preserve">    ↓</w:t>
+      </w:r>
+    </w:p>
+    <w:p>
+      <w:pPr>
+        <w:rPr>
+          <w:lang w:bidi="fa-IR"/>
+        </w:rPr>
+      </w:pPr>
+      <w:r>
+        <w:rPr>
+          <w:rFonts w:cs="Arial" w:hint="eastAsia"/>
+          <w:rtl/>
+          <w:lang w:bidi="fa-IR"/>
+        </w:rPr>
+        <w:t>مرحله</w:t>
+      </w:r>
+      <w:r>
+        <w:rPr>
+          <w:rFonts w:cs="Arial"/>
+          <w:rtl/>
+          <w:lang w:bidi="fa-IR"/>
+        </w:rPr>
+        <w:t xml:space="preserve"> 6</w:t>
+      </w:r>
+      <w:r>
+        <w:rPr>
+          <w:lang w:bidi="fa-IR"/>
+        </w:rPr>
+        <w:t>: Report GUI</w:t>
+      </w:r>
+    </w:p>
+    <w:p>
+      <w:pPr>
+        <w:rPr>
+          <w:lang w:bidi="fa-IR"/>
+        </w:rPr>
+      </w:pPr>
+      <w:r>
+        <w:rPr>
+          <w:lang w:bidi="fa-IR"/>
+        </w:rPr>
+        <w:t xml:space="preserve">    ↓</w:t>
+      </w:r>
+    </w:p>
+    <w:p>
+      <w:pPr>
+        <w:rPr>
+          <w:rtl/>
+          <w:lang w:bidi="fa-IR"/>
+        </w:rPr>
+      </w:pPr>
+      <w:r>
+        <w:rPr>
+          <w:rFonts w:cs="Arial" w:hint="eastAsia"/>
+          <w:rtl/>
+          <w:lang w:bidi="fa-IR"/>
+        </w:rPr>
+        <w:t>مرحله</w:t>
+      </w:r>
+      <w:r>
+        <w:rPr>
+          <w:rFonts w:cs="Arial"/>
+          <w:rtl/>
+          <w:lang w:bidi="fa-IR"/>
+        </w:rPr>
+        <w:t xml:space="preserve"> 7</w:t>
+      </w:r>
+      <w:r>
+        <w:rPr>
+          <w:lang w:bidi="fa-IR"/>
+        </w:rPr>
+        <w:t>: OPC UA + DNP3 Drivers</w:t>
+      </w:r>
+      <w:bookmarkStart w:id="0" w:name="_GoBack"/>
+      <w:bookmarkEnd w:id="0"/>
     </w:p>
     <w:sectPr>
       <w:pgSz w:w="12240" w:h="15840"/>
@@ -4506,6 +10674,29 @@
       <w:szCs w:val="36"/>
     </w:rPr>
   </w:style>
+  <w:style w:type="paragraph" w:styleId="Heading3">
+    <w:name w:val="heading 3"/>
+    <w:basedOn w:val="Normal"/>
+    <w:next w:val="Normal"/>
+    <w:link w:val="Heading3Char"/>
+    <w:uiPriority w:val="9"/>
+    <w:semiHidden/>
+    <w:unhideWhenUsed/>
+    <w:qFormat/>
+    <w:rsid w:val="004B2F43"/>
+    <w:pPr>
+      <w:keepNext/>
+      <w:keepLines/>
+      <w:spacing w:before="40" w:after="0"/>
+      <w:outlineLvl w:val="2"/>
+    </w:pPr>
+    <w:rPr>
+      <w:rFonts w:asciiTheme="majorHAnsi" w:eastAsiaTheme="majorEastAsia" w:hAnsiTheme="majorHAnsi" w:cstheme="majorBidi"/>
+      <w:color w:val="1F4D78" w:themeColor="accent1" w:themeShade="7F"/>
+      <w:sz w:val="24"/>
+      <w:szCs w:val="24"/>
+    </w:rPr>
+  </w:style>
   <w:style w:type="character" w:default="1" w:styleId="DefaultParagraphFont">
     <w:name w:val="Default Paragraph Font"/>
     <w:uiPriority w:val="1"/>
@@ -4563,6 +10754,20 @@
       <w:color w:val="2E74B5" w:themeColor="accent1" w:themeShade="BF"/>
       <w:sz w:val="32"/>
       <w:szCs w:val="32"/>
+    </w:rPr>
+  </w:style>
+  <w:style w:type="character" w:customStyle="1" w:styleId="Heading3Char">
+    <w:name w:val="Heading 3 Char"/>
+    <w:basedOn w:val="DefaultParagraphFont"/>
+    <w:link w:val="Heading3"/>
+    <w:uiPriority w:val="9"/>
+    <w:semiHidden/>
+    <w:rsid w:val="004B2F43"/>
+    <w:rPr>
+      <w:rFonts w:asciiTheme="majorHAnsi" w:eastAsiaTheme="majorEastAsia" w:hAnsiTheme="majorHAnsi" w:cstheme="majorBidi"/>
+      <w:color w:val="1F4D78" w:themeColor="accent1" w:themeShade="7F"/>
+      <w:sz w:val="24"/>
+      <w:szCs w:val="24"/>
     </w:rPr>
   </w:style>
 </w:styles>
